--- a/paper/paper.docx
+++ b/paper/paper.docx
@@ -7,85 +7,7 @@
         <w:pStyle w:val="Title"/>
       </w:pPr>
       <w:r>
-        <w:t xml:space="preserve">Welcome</w:t>
-      </w:r>
-      <w:r>
-        <w:t xml:space="preserve"> </w:t>
-      </w:r>
-      <w:r>
-        <w:t xml:space="preserve">to</w:t>
-      </w:r>
-      <w:r>
-        <w:t xml:space="preserve"> </w:t>
-      </w:r>
-      <w:r>
-        <w:t xml:space="preserve">the</w:t>
-      </w:r>
-      <w:r>
-        <w:t xml:space="preserve"> </w:t>
-      </w:r>
-      <w:r>
-        <w:t xml:space="preserve">iddoverse:</w:t>
-      </w:r>
-      <w:r>
-        <w:t xml:space="preserve"> </w:t>
-      </w:r>
-      <w:r>
-        <w:t xml:space="preserve">An</w:t>
-      </w:r>
-      <w:r>
-        <w:t xml:space="preserve"> </w:t>
-      </w:r>
-      <w:r>
-        <w:t xml:space="preserve">R</w:t>
-      </w:r>
-      <w:r>
-        <w:t xml:space="preserve"> </w:t>
-      </w:r>
-      <w:r>
-        <w:t xml:space="preserve">package</w:t>
-      </w:r>
-      <w:r>
-        <w:t xml:space="preserve"> </w:t>
-      </w:r>
-      <w:r>
-        <w:t xml:space="preserve">for</w:t>
-      </w:r>
-      <w:r>
-        <w:t xml:space="preserve"> </w:t>
-      </w:r>
-      <w:r>
-        <w:t xml:space="preserve">converting</w:t>
-      </w:r>
-      <w:r>
-        <w:t xml:space="preserve"> </w:t>
-      </w:r>
-      <w:r>
-        <w:t xml:space="preserve">IDDO-SDTM</w:t>
-      </w:r>
-      <w:r>
-        <w:t xml:space="preserve"> </w:t>
-      </w:r>
-      <w:r>
-        <w:t xml:space="preserve">data</w:t>
-      </w:r>
-      <w:r>
-        <w:t xml:space="preserve"> </w:t>
-      </w:r>
-      <w:r>
-        <w:t xml:space="preserve">into</w:t>
-      </w:r>
-      <w:r>
-        <w:t xml:space="preserve"> </w:t>
-      </w:r>
-      <w:r>
-        <w:t xml:space="preserve">analysis</w:t>
-      </w:r>
-      <w:r>
-        <w:t xml:space="preserve"> </w:t>
-      </w:r>
-      <w:r>
-        <w:t xml:space="preserve">datasets</w:t>
+        <w:t xml:space="preserve">Welcome to the iddoverse: An R package for converting IDDO-SDTM data into analysis datasets</w:t>
       </w:r>
     </w:p>
     <w:p>
@@ -93,19 +15,7 @@
         <w:pStyle w:val="Date"/>
       </w:pPr>
       <w:r>
-        <w:t xml:space="preserve">10</w:t>
-      </w:r>
-      <w:r>
-        <w:t xml:space="preserve"> </w:t>
-      </w:r>
-      <w:r>
-        <w:t xml:space="preserve">November</w:t>
-      </w:r>
-      <w:r>
-        <w:t xml:space="preserve"> </w:t>
-      </w:r>
-      <w:r>
-        <w:t xml:space="preserve">2025</w:t>
+        <w:t xml:space="preserve">27 March 2026</w:t>
       </w:r>
     </w:p>
     <w:bookmarkStart w:id="20" w:name="summary"/>
@@ -122,37 +32,55 @@
         <w:pStyle w:val="FirstParagraph"/>
       </w:pPr>
       <w:r>
-        <w:t xml:space="preserve">Study Data Tabulation Model (SDTM) is a standardised format designed for data</w:t>
-      </w:r>
-      <w:r>
-        <w:t xml:space="preserve"> </w:t>
-      </w:r>
-      <w:r>
-        <w:t xml:space="preserve">storage; it provides a coherent framework for pooling data from multiple studies</w:t>
-      </w:r>
-      <w:r>
-        <w:t xml:space="preserve"> </w:t>
-      </w:r>
-      <w:r>
-        <w:t xml:space="preserve">and clinical trials, which the Infectious Diseases Data Observatory (IDDO)</w:t>
-      </w:r>
-      <w:r>
-        <w:t xml:space="preserve"> </w:t>
-      </w:r>
-      <w:r>
-        <w:t xml:space="preserve">adapts in order to collate study data and make it available for reuse. However,</w:t>
-      </w:r>
-      <w:r>
-        <w:t xml:space="preserve"> </w:t>
-      </w:r>
-      <w:r>
-        <w:t xml:space="preserve">SDTM is not a suitable format for analysis, with several complex transformations</w:t>
-      </w:r>
-      <w:r>
-        <w:t xml:space="preserve"> </w:t>
-      </w:r>
-      <w:r>
-        <w:t xml:space="preserve">required before further work is possible.</w:t>
+        <w:t xml:space="preserve">Study Data Tabulation Model (SDTM), developed by the Clinical Data Interchange Standards Consortium (CDISC), is an internationally adopted</w:t>
+      </w:r>
+      <w:r>
+        <w:t xml:space="preserve"> </w:t>
+      </w:r>
+      <w:r>
+        <w:t xml:space="preserve">data storage standard</w:t>
+      </w:r>
+      <w:r>
+        <w:t xml:space="preserve"> </w:t>
+      </w:r>
+      <w:r>
+        <w:t xml:space="preserve">(Clinical Data Interchange Standards Consortium 2025)</w:t>
+      </w:r>
+      <w:r>
+        <w:t xml:space="preserve">. The model provides a coherent framework for harmonising data from</w:t>
+      </w:r>
+      <w:r>
+        <w:t xml:space="preserve"> </w:t>
+      </w:r>
+      <w:r>
+        <w:t xml:space="preserve">multiple clinical studies. Using a modified implementation of SDTM, the Infectious Diseases Data Observatory (IDDO) has developed a standardised</w:t>
+      </w:r>
+      <w:r>
+        <w:t xml:space="preserve"> </w:t>
+      </w:r>
+      <w:r>
+        <w:t xml:space="preserve">repository of individual participant data from clinical studies spanning diseases of global health importance</w:t>
+      </w:r>
+      <w:r>
+        <w:t xml:space="preserve"> </w:t>
+      </w:r>
+      <w:r>
+        <w:t xml:space="preserve">(Infectious Diseases Data Observatory 2025)</w:t>
+      </w:r>
+      <w:r>
+        <w:t xml:space="preserve">. Generating datasets amenable</w:t>
+      </w:r>
+      <w:r>
+        <w:t xml:space="preserve"> </w:t>
+      </w:r>
+      <w:r>
+        <w:t xml:space="preserve">to analysis (</w:t>
+      </w:r>
+      <w:r>
+        <w:t xml:space="preserve">‘analysis datasets’</w:t>
+      </w:r>
+      <w:r>
+        <w:t xml:space="preserve">) from SDTM format requires complex transformations, which necessitates expenditure of additional time and resource by end-users.</w:t>
       </w:r>
     </w:p>
     <w:p>
@@ -175,69 +103,34 @@
         <w:t xml:space="preserve"> </w:t>
       </w:r>
       <w:r>
-        <w:t xml:space="preserve">package provides a reproducible set of functions which allows</w:t>
-      </w:r>
-      <w:r>
-        <w:t xml:space="preserve"> </w:t>
-      </w:r>
-      <w:r>
-        <w:t xml:space="preserve">any user of the IDDO data repository to convert datasets from long to wider</w:t>
-      </w:r>
-      <w:r>
-        <w:t xml:space="preserve"> </w:t>
-      </w:r>
-      <w:r>
-        <w:t xml:space="preserve">formats (</w:t>
-      </w:r>
-      <w:r>
-        <w:t xml:space="preserve">‘</w:t>
-      </w:r>
-      <w:r>
-        <w:t xml:space="preserve">analysis datasets</w:t>
-      </w:r>
-      <w:r>
-        <w:t xml:space="preserve">’</w:t>
-      </w:r>
-      <w:r>
-        <w:t xml:space="preserve">) which are more recognisable and easier to analyse, whilst providing</w:t>
-      </w:r>
-      <w:r>
-        <w:t xml:space="preserve"> </w:t>
-      </w:r>
-      <w:r>
-        <w:t xml:space="preserve">customisation to allow for a range of use cases. The package is intended for a</w:t>
-      </w:r>
-      <w:r>
-        <w:t xml:space="preserve"> </w:t>
-      </w:r>
-      <w:r>
-        <w:t xml:space="preserve">broad audience of programming ability and does not require advanced knowledge</w:t>
-      </w:r>
-      <w:r>
-        <w:t xml:space="preserve"> </w:t>
-      </w:r>
-      <w:r>
-        <w:t xml:space="preserve">of the SDTM standard, which removes hurdles for data requesters, especially</w:t>
-      </w:r>
-      <w:r>
-        <w:t xml:space="preserve"> </w:t>
-      </w:r>
-      <w:r>
-        <w:t xml:space="preserve">external collaborators and those in Low- and Middle- Income Countries, where</w:t>
-      </w:r>
-      <w:r>
-        <w:t xml:space="preserve"> </w:t>
-      </w:r>
-      <w:r>
-        <w:t xml:space="preserve">SDTM training and expertise is harder to access.</w:t>
-      </w:r>
-    </w:p>
-    <w:p>
-      <w:pPr>
-        <w:pStyle w:val="BodyText"/>
-      </w:pPr>
-      <w:r>
-        <w:t xml:space="preserve">Constructing the</w:t>
+        <w:t xml:space="preserve">package provides a suite of functions that transforms datasets from SDTM format into analysis datasets. Assuming a foundational</w:t>
+      </w:r>
+      <w:r>
+        <w:t xml:space="preserve"> </w:t>
+      </w:r>
+      <w:r>
+        <w:t xml:space="preserve">familiarity with the R software</w:t>
+      </w:r>
+      <w:r>
+        <w:t xml:space="preserve"> </w:t>
+      </w:r>
+      <w:r>
+        <w:t xml:space="preserve">(R Core Team 2022)</w:t>
+      </w:r>
+      <w:r>
+        <w:t xml:space="preserve">, the package is intended for epidemiologists, statisticians, and data scientists with a diverse</w:t>
+      </w:r>
+      <w:r>
+        <w:t xml:space="preserve"> </w:t>
+      </w:r>
+      <w:r>
+        <w:t xml:space="preserve">range of programming ability. Advanced knowledge of SDTM is not required, thereby removing a potential challenge for data requesters, especially</w:t>
+      </w:r>
+      <w:r>
+        <w:t xml:space="preserve"> </w:t>
+      </w:r>
+      <w:r>
+        <w:t xml:space="preserve">those in Low- and Middle- Income Countries (LMICs) where SDTM training and expertise is often more difficult to access. Overall, the</w:t>
       </w:r>
       <w:r>
         <w:t xml:space="preserve"> </w:t>
@@ -252,31 +145,16 @@
         <w:t xml:space="preserve"> </w:t>
       </w:r>
       <w:r>
-        <w:t xml:space="preserve">demonstrates that standardising the generation of</w:t>
-      </w:r>
-      <w:r>
-        <w:t xml:space="preserve"> </w:t>
-      </w:r>
-      <w:r>
-        <w:t xml:space="preserve">analysis datasets is possible when using variants of SDTM, whilst still allowing</w:t>
-      </w:r>
-      <w:r>
-        <w:t xml:space="preserve"> </w:t>
-      </w:r>
-      <w:r>
-        <w:t xml:space="preserve">analysts to modify the output. Consequently, the time spent on data manipulation</w:t>
-      </w:r>
-      <w:r>
-        <w:t xml:space="preserve"> </w:t>
-      </w:r>
-      <w:r>
-        <w:t xml:space="preserve">will be reduced, allowing research to begin sooner, whilst also ensuring</w:t>
-      </w:r>
-      <w:r>
-        <w:t xml:space="preserve"> </w:t>
-      </w:r>
-      <w:r>
-        <w:t xml:space="preserve">reproducibility and increasing the accessibility of the SDTM format.</w:t>
+        <w:t xml:space="preserve">package aims to reduce time spent on data manipulation and facilitate the generation of reproducible analysis datasets</w:t>
+      </w:r>
+      <w:r>
+        <w:t xml:space="preserve"> </w:t>
+      </w:r>
+      <w:r>
+        <w:t xml:space="preserve">(Patel SK 2023)</w:t>
+      </w:r>
+      <w:r>
+        <w:t xml:space="preserve">.</w:t>
       </w:r>
     </w:p>
     <w:bookmarkEnd w:id="20"/>
@@ -294,351 +172,135 @@
         <w:pStyle w:val="FirstParagraph"/>
       </w:pPr>
       <w:r>
-        <w:t xml:space="preserve">Clinical studies are key elements in global scientific</w:t>
-      </w:r>
-      <w:r>
-        <w:t xml:space="preserve"> </w:t>
-      </w:r>
-      <w:r>
-        <w:t xml:space="preserve">research, especially for infectious diseases which disproportionately affect</w:t>
-      </w:r>
-      <w:r>
-        <w:t xml:space="preserve"> </w:t>
-      </w:r>
-      <w:r>
-        <w:t xml:space="preserve">communities in low- and middle-income countries (LMICs)</w:t>
-      </w:r>
-      <w:r>
-        <w:t xml:space="preserve"> </w:t>
-      </w:r>
-      <w:r>
-        <w:t xml:space="preserve">(IDDO)</w:t>
-      </w:r>
-      <w:r>
-        <w:t xml:space="preserve">. However, often</w:t>
-      </w:r>
-      <w:r>
-        <w:t xml:space="preserve"> </w:t>
-      </w:r>
-      <w:r>
-        <w:t xml:space="preserve">the data from these studies are analysed just once or twice.</w:t>
-      </w:r>
-      <w:r>
-        <w:t xml:space="preserve"> </w:t>
-      </w:r>
-      <w:r>
-        <w:t xml:space="preserve">IDDO exists to promote the reuse of</w:t>
-      </w:r>
-      <w:r>
-        <w:t xml:space="preserve"> </w:t>
-      </w:r>
-      <w:r>
-        <w:t xml:space="preserve">individual participant data by</w:t>
-      </w:r>
-      <w:r>
-        <w:t xml:space="preserve"> </w:t>
-      </w:r>
-      <w:r>
-        <w:t xml:space="preserve">curating submitted data from various sources in-house, to produce freely</w:t>
-      </w:r>
-      <w:r>
-        <w:t xml:space="preserve"> </w:t>
-      </w:r>
-      <w:r>
-        <w:t xml:space="preserve">available harmonised datasets, enabling scientists to answer new research</w:t>
-      </w:r>
-      <w:r>
-        <w:t xml:space="preserve"> </w:t>
-      </w:r>
-      <w:r>
-        <w:t xml:space="preserve">questions from existing data. In order to store the data in a centralised</w:t>
-      </w:r>
-      <w:r>
-        <w:t xml:space="preserve"> </w:t>
-      </w:r>
-      <w:r>
-        <w:t xml:space="preserve">database, IDDO uses the Clinical</w:t>
-      </w:r>
-      <w:r>
-        <w:t xml:space="preserve"> </w:t>
-      </w:r>
-      <w:r>
-        <w:t xml:space="preserve">Data Interchange Standards Consortium’s (CDISC)</w:t>
-      </w:r>
-      <w:r>
-        <w:t xml:space="preserve"> </w:t>
-      </w:r>
-      <w:r>
-        <w:t xml:space="preserve">(Clinical Data Interchange Standards Consortium)</w:t>
-      </w:r>
-      <w:r>
-        <w:t xml:space="preserve"> </w:t>
-      </w:r>
-      <w:r>
-        <w:t xml:space="preserve">international data</w:t>
-      </w:r>
-      <w:r>
-        <w:t xml:space="preserve"> </w:t>
-      </w:r>
-      <w:r>
-        <w:t xml:space="preserve">standard, SDTM, where data is split into a</w:t>
-      </w:r>
-      <w:r>
-        <w:t xml:space="preserve"> </w:t>
-      </w:r>
-      <w:r>
-        <w:t xml:space="preserve">series of subsets called domains, each corresponding to a specific type of data.</w:t>
-      </w:r>
-      <w:r>
-        <w:t xml:space="preserve"> </w:t>
-      </w:r>
-      <w:r>
-        <w:t xml:space="preserve">Most domains are stored in a long data format, typically multiple rows per</w:t>
-      </w:r>
-      <w:r>
-        <w:t xml:space="preserve"> </w:t>
-      </w:r>
-      <w:r>
-        <w:t xml:space="preserve">participant, per day, which is burdensome to analyse and often requires</w:t>
-      </w:r>
-      <w:r>
-        <w:t xml:space="preserve"> </w:t>
-      </w:r>
-      <w:r>
-        <w:t xml:space="preserve">significant data manipulation to transform into a format which can then be</w:t>
-      </w:r>
-      <w:r>
-        <w:t xml:space="preserve"> </w:t>
-      </w:r>
-      <w:r>
-        <w:t xml:space="preserve">analysed. This also mandates a working knowledge of the SDTM format and</w:t>
-      </w:r>
-      <w:r>
-        <w:t xml:space="preserve"> </w:t>
-      </w:r>
-      <w:r>
-        <w:t xml:space="preserve">nomenclature, as well as, the IDDO implementation of SDTM, since IDDO has adjusted</w:t>
-      </w:r>
-      <w:r>
-        <w:t xml:space="preserve"> </w:t>
-      </w:r>
-      <w:r>
-        <w:t xml:space="preserve">elements of the standard in order to curate highly heterogeneous legacy data</w:t>
-      </w:r>
-      <w:r>
-        <w:t xml:space="preserve"> </w:t>
-      </w:r>
-      <w:r>
-        <w:t xml:space="preserve">(IDDO 2019)</w:t>
-      </w:r>
-      <w:r>
-        <w:t xml:space="preserve">. Consequently, this creates a skill and knowledge based barrier to</w:t>
-      </w:r>
-      <w:r>
-        <w:t xml:space="preserve"> </w:t>
-      </w:r>
-      <w:r>
-        <w:t xml:space="preserve">accessing the data in the IDDO repository, particularly for researchers in LMICs.</w:t>
+        <w:t xml:space="preserve">In the context of infectious diseases, IDDO maximises the scientific utility of existing clinical data through the promotion of data reuse</w:t>
+      </w:r>
+      <w:r>
+        <w:t xml:space="preserve"> </w:t>
+      </w:r>
+      <w:r>
+        <w:t xml:space="preserve">and the adoption of a responsible open-access data model</w:t>
+      </w:r>
+      <w:r>
+        <w:t xml:space="preserve"> </w:t>
+      </w:r>
+      <w:r>
+        <w:t xml:space="preserve">(Pisani E 2016, 2017)</w:t>
+      </w:r>
+      <w:r>
+        <w:t xml:space="preserve">. By pooling multiple datasets, scientists can address</w:t>
+      </w:r>
+      <w:r>
+        <w:t xml:space="preserve"> </w:t>
+      </w:r>
+      <w:r>
+        <w:t xml:space="preserve">important questions using individual participant data meta-analysis (IPD-MA) techniques. To achieve this, IDDO standardises clinical study</w:t>
+      </w:r>
+      <w:r>
+        <w:t xml:space="preserve"> </w:t>
+      </w:r>
+      <w:r>
+        <w:t xml:space="preserve">data from disparate sources into the SDTM format, thereby providing a consistent and comprehensive method to harmonise data. The result is</w:t>
+      </w:r>
+      <w:r>
+        <w:t xml:space="preserve"> </w:t>
+      </w:r>
+      <w:r>
+        <w:t xml:space="preserve">a controlled, open-access database, which enables the global research community to address questions of public health relevance that would</w:t>
+      </w:r>
+      <w:r>
+        <w:t xml:space="preserve"> </w:t>
+      </w:r>
+      <w:r>
+        <w:t xml:space="preserve">otherwise not be possible using a standalone study. A key challenge, however, is the effort and time required for transformation of data</w:t>
+      </w:r>
+      <w:r>
+        <w:t xml:space="preserve"> </w:t>
+      </w:r>
+      <w:r>
+        <w:t xml:space="preserve">to an analysis-ready format. This mandates a working knowledge of the SDTM format and nomenclature, in addition to a good knowledge of IDDO’s</w:t>
+      </w:r>
+      <w:r>
+        <w:t xml:space="preserve"> </w:t>
+      </w:r>
+      <w:r>
+        <w:t xml:space="preserve">specific implementation of SDTM (a necessary modification to existing implementation guidelines due to heterogeneity in legacy data</w:t>
+      </w:r>
+      <w:r>
+        <w:t xml:space="preserve"> </w:t>
+      </w:r>
+      <w:r>
+        <w:t xml:space="preserve">(Infectious Diseases Data Observatory 2019)</w:t>
+      </w:r>
+      <w:r>
+        <w:t xml:space="preserve">).</w:t>
+      </w:r>
+      <w:r>
+        <w:t xml:space="preserve"> </w:t>
+      </w:r>
+      <w:r>
+        <w:t xml:space="preserve">End-users unfamiliar with IDDO’s SDTM implementation can therefore encounter challenges in utilising the data.</w:t>
+      </w:r>
+    </w:p>
+    <w:bookmarkEnd w:id="21"/>
+    <w:bookmarkStart w:id="22" w:name="state-of-the-field"/>
+    <w:p>
+      <w:pPr>
+        <w:pStyle w:val="Heading1"/>
+      </w:pPr>
+      <w:r>
+        <w:t xml:space="preserve">State of the Field</w:t>
       </w:r>
     </w:p>
     <w:p>
       <w:pPr>
-        <w:pStyle w:val="BodyText"/>
-      </w:pPr>
-      <w:r>
-        <w:t xml:space="preserve">Organisations and individuals have</w:t>
-      </w:r>
-      <w:r>
-        <w:t xml:space="preserve"> </w:t>
-      </w:r>
-      <w:r>
-        <w:t xml:space="preserve">created tools to support the transformation of SDTM to analysis datasets, such</w:t>
-      </w:r>
-      <w:r>
-        <w:t xml:space="preserve"> </w:t>
-      </w:r>
-      <w:r>
-        <w:t xml:space="preserve">as the pharmaverse</w:t>
-      </w:r>
-      <w:r>
-        <w:t xml:space="preserve"> </w:t>
-      </w:r>
-      <w:r>
-        <w:t xml:space="preserve">(pharmaverse)</w:t>
-      </w:r>
-      <w:r>
-        <w:t xml:space="preserve"> </w:t>
-      </w:r>
-      <w:r>
-        <w:t xml:space="preserve">R</w:t>
-      </w:r>
-      <w:r>
-        <w:t xml:space="preserve"> </w:t>
-      </w:r>
-      <w:r>
-        <w:t xml:space="preserve">(R Core Team)</w:t>
-      </w:r>
-      <w:r>
-        <w:t xml:space="preserve"> </w:t>
-      </w:r>
-      <w:r>
-        <w:t xml:space="preserve">packages, however, these do not</w:t>
-      </w:r>
-      <w:r>
-        <w:t xml:space="preserve"> </w:t>
-      </w:r>
-      <w:r>
-        <w:t xml:space="preserve">work for non-standard implementation of SDTM, thus, are of limited use to</w:t>
-      </w:r>
-      <w:r>
-        <w:t xml:space="preserve"> </w:t>
-      </w:r>
-      <w:r>
-        <w:t xml:space="preserve">requesters of the data IDDO stores. Moreover, these tools are designed for an</w:t>
-      </w:r>
-      <w:r>
-        <w:t xml:space="preserve"> </w:t>
-      </w:r>
-      <w:r>
-        <w:t xml:space="preserve">audience accustomed to the CDISC standards, whereas, the researchers using</w:t>
-      </w:r>
-      <w:r>
-        <w:t xml:space="preserve"> </w:t>
-      </w:r>
-      <w:r>
-        <w:t xml:space="preserve">the IDDO repository often are not familiar with SDTM. Other tools to generate analysis</w:t>
-      </w:r>
-      <w:r>
-        <w:t xml:space="preserve"> </w:t>
-      </w:r>
-      <w:r>
-        <w:t xml:space="preserve">datasets are private or subscription based business models which are not feasible</w:t>
-      </w:r>
-      <w:r>
-        <w:t xml:space="preserve"> </w:t>
-      </w:r>
-      <w:r>
-        <w:t xml:space="preserve">in resource limited settings. This warrants an</w:t>
-      </w:r>
-      <w:r>
-        <w:t xml:space="preserve"> </w:t>
-      </w:r>
-      <w:r>
-        <w:t xml:space="preserve">alternative, open source solution to solve this gap, we propose the</w:t>
-      </w:r>
-      <w:r>
-        <w:t xml:space="preserve"> </w:t>
-      </w:r>
-      <w:r>
-        <w:rPr>
-          <w:rStyle w:val="VerbatimChar"/>
-        </w:rPr>
-        <w:t xml:space="preserve">iddoverse</w:t>
-      </w:r>
-      <w:r>
-        <w:t xml:space="preserve"> </w:t>
-      </w:r>
-      <w:r>
-        <w:t xml:space="preserve">R package, a</w:t>
-      </w:r>
-      <w:r>
-        <w:t xml:space="preserve"> </w:t>
-      </w:r>
-      <w:r>
-        <w:t xml:space="preserve">disease agnostic transformation tool aimed at researchers using the IDDO</w:t>
-      </w:r>
-      <w:r>
-        <w:t xml:space="preserve"> </w:t>
-      </w:r>
-      <w:r>
-        <w:t xml:space="preserve">repository and designed to be understandable by a wide range of people</w:t>
-      </w:r>
-      <w:r>
-        <w:t xml:space="preserve"> </w:t>
-      </w:r>
-      <w:r>
-        <w:t xml:space="preserve">regardless of their data standard knowledge or programming ability. This will</w:t>
-      </w:r>
-      <w:r>
-        <w:t xml:space="preserve"> </w:t>
-      </w:r>
-      <w:r>
-        <w:t xml:space="preserve">broaden the user audience of the data IDDO holds, increasing the accessibility</w:t>
-      </w:r>
-      <w:r>
-        <w:t xml:space="preserve"> </w:t>
-      </w:r>
-      <w:r>
-        <w:t xml:space="preserve">of data and accelerate research by minimising the data transformation time</w:t>
-      </w:r>
-      <w:r>
-        <w:t xml:space="preserve"> </w:t>
-      </w:r>
-      <w:r>
-        <w:t xml:space="preserve">(Patel SK 2023)</w:t>
+        <w:pStyle w:val="FirstParagraph"/>
+      </w:pPr>
+      <w:r>
+        <w:t xml:space="preserve">The challenges associated with transforming SDTM formatted data into analysis datasets are not unique to IDDO and several pre-existing tools fully,</w:t>
+      </w:r>
+      <w:r>
+        <w:t xml:space="preserve"> </w:t>
+      </w:r>
+      <w:r>
+        <w:t xml:space="preserve">or partially, support the transformation process</w:t>
+      </w:r>
+      <w:r>
+        <w:t xml:space="preserve"> </w:t>
+      </w:r>
+      <w:r>
+        <w:t xml:space="preserve">(pharmaverse 2023; Chen HL 2010; Suchchenko L 2023)</w:t>
+      </w:r>
+      <w:r>
+        <w:t xml:space="preserve">. These tools were designed to work on the standard</w:t>
+      </w:r>
+      <w:r>
+        <w:t xml:space="preserve"> </w:t>
+      </w:r>
+      <w:r>
+        <w:t xml:space="preserve">implementation of SDTM and assume a working knowledge of CDISC standards. Other tools to generate analysis datasets are either private or follow</w:t>
+      </w:r>
+      <w:r>
+        <w:t xml:space="preserve"> </w:t>
+      </w:r>
+      <w:r>
+        <w:t xml:space="preserve">commercial business models, which are not feasible in academic and resource limited settings</w:t>
+      </w:r>
+      <w:r>
+        <w:t xml:space="preserve"> </w:t>
+      </w:r>
+      <w:r>
+        <w:t xml:space="preserve">(ICON, n.d.; Quanticate, n.d.; International Drug Development Institute, n.d.)</w:t>
       </w:r>
       <w:r>
         <w:t xml:space="preserve">.</w:t>
-      </w:r>
-    </w:p>
-    <w:bookmarkEnd w:id="21"/>
-    <w:bookmarkStart w:id="22" w:name="iddo-data-lifecycle"/>
-    <w:p>
-      <w:pPr>
-        <w:pStyle w:val="Heading1"/>
-      </w:pPr>
-      <w:r>
-        <w:t xml:space="preserve">IDDO Data Lifecycle</w:t>
       </w:r>
     </w:p>
     <w:p>
       <w:pPr>
-        <w:pStyle w:val="FirstParagraph"/>
-      </w:pPr>
-      <w:r>
-        <w:t xml:space="preserve">IDDO hosts a data repository spanning multiple infectious</w:t>
-      </w:r>
-      <w:r>
-        <w:t xml:space="preserve"> </w:t>
-      </w:r>
-      <w:r>
-        <w:t xml:space="preserve">diseases. Owners of clinical data are encouraged to share their data</w:t>
-      </w:r>
-      <w:r>
-        <w:t xml:space="preserve"> </w:t>
-      </w:r>
-      <w:r>
-        <w:t xml:space="preserve">after they have conducted their research, which IDDO then standardises to our</w:t>
-      </w:r>
-      <w:r>
-        <w:t xml:space="preserve"> </w:t>
-      </w:r>
-      <w:r>
-        <w:t xml:space="preserve">IDDO-SDTM format through a bespoke curation process. The data is then</w:t>
-      </w:r>
-      <w:r>
-        <w:t xml:space="preserve"> </w:t>
-      </w:r>
-      <w:r>
-        <w:t xml:space="preserve">placed securely in the repository and made data freely available to</w:t>
-      </w:r>
-      <w:r>
-        <w:t xml:space="preserve"> </w:t>
-      </w:r>
-      <w:r>
-        <w:t xml:space="preserve">researchers through a data access application. Once approved, the</w:t>
-      </w:r>
-      <w:r>
-        <w:t xml:space="preserve"> </w:t>
-      </w:r>
-      <w:r>
-        <w:t xml:space="preserve">IDDO-SDTM data is transferred securely to the data requesters. Users could then</w:t>
-      </w:r>
-      <w:r>
-        <w:t xml:space="preserve"> </w:t>
-      </w:r>
-      <w:r>
-        <w:t xml:space="preserve">utilise the functions in the</w:t>
+        <w:pStyle w:val="BodyText"/>
+      </w:pPr>
+      <w:r>
+        <w:t xml:space="preserve">The</w:t>
       </w:r>
       <w:r>
         <w:t xml:space="preserve"> </w:t>
@@ -653,17 +315,29 @@
         <w:t xml:space="preserve"> </w:t>
       </w:r>
       <w:r>
-        <w:t xml:space="preserve">to support their research.</w:t>
+        <w:t xml:space="preserve">package is tailored to IDDO’s SDTM implementation and is designed to be used by those unfamiliar with the format. Additionally,</w:t>
+      </w:r>
+      <w:r>
+        <w:t xml:space="preserve"> </w:t>
+      </w:r>
+      <w:r>
+        <w:t xml:space="preserve">the package has been developed for researchers across the globe, specifically those in LMICs, and is not developed for commercial purpose nor</w:t>
+      </w:r>
+      <w:r>
+        <w:t xml:space="preserve"> </w:t>
+      </w:r>
+      <w:r>
+        <w:t xml:space="preserve">for pharmaceutical regulatory submission.</w:t>
       </w:r>
     </w:p>
     <w:bookmarkEnd w:id="22"/>
-    <w:bookmarkStart w:id="23" w:name="using-the-iddoverse-package"/>
+    <w:bookmarkStart w:id="23" w:name="sdtm-data"/>
     <w:p>
       <w:pPr>
         <w:pStyle w:val="Heading1"/>
       </w:pPr>
       <w:r>
-        <w:t xml:space="preserve">Using the iddoverse package</w:t>
+        <w:t xml:space="preserve">SDTM Data</w:t>
       </w:r>
     </w:p>
     <w:p>
@@ -671,40 +345,34 @@
         <w:pStyle w:val="FirstParagraph"/>
       </w:pPr>
       <w:r>
-        <w:t xml:space="preserve">The package transforms</w:t>
-      </w:r>
-      <w:r>
-        <w:t xml:space="preserve"> </w:t>
-      </w:r>
-      <w:r>
-        <w:t xml:space="preserve">IDDO-SDTM domains from long to wider data formats, taking events, findings or tests which were</w:t>
-      </w:r>
-      <w:r>
-        <w:t xml:space="preserve"> </w:t>
-      </w:r>
-      <w:r>
-        <w:t xml:space="preserve">listed individually by rows, and pivots them into columns, which is more typical for</w:t>
-      </w:r>
-      <w:r>
-        <w:t xml:space="preserve"> </w:t>
-      </w:r>
-      <w:r>
-        <w:t xml:space="preserve">analysis. This is done one domain at a time through the</w:t>
-      </w:r>
-      <w:r>
-        <w:t xml:space="preserve"> </w:t>
+        <w:t xml:space="preserve">Data stored in SDTM format comprises a series of subsets called domains, with each domain corresponding to a specific data topic.</w:t>
+      </w:r>
+      <w:r>
+        <w:t xml:space="preserve"> </w:t>
+      </w:r>
+      <w:r>
+        <w:t xml:space="preserve">Domains are tabular and usually stored in a long format; typically a row per event per participant, which can result in multiple rows</w:t>
+      </w:r>
+      <w:r>
+        <w:t xml:space="preserve"> </w:t>
+      </w:r>
+      <w:r>
+        <w:t xml:space="preserve">per participant, per day. The package provides several synthetic datasets generated for user familiarisation and documentation. SDTM</w:t>
+      </w:r>
+      <w:r>
+        <w:t xml:space="preserve"> </w:t>
+      </w:r>
+      <w:r>
+        <w:t xml:space="preserve">findings domains, such as the microbiology (MB) domain, can have up to 4 columns for capturing the test results (i.e. </w:t>
       </w:r>
       <w:r>
         <w:rPr>
           <w:rStyle w:val="VerbatimChar"/>
         </w:rPr>
-        <w:t xml:space="preserve">prepare_domain()</w:t>
-      </w:r>
-      <w:r>
-        <w:t xml:space="preserve"> </w:t>
-      </w:r>
-      <w:r>
-        <w:t xml:space="preserve">function.</w:t>
+        <w:t xml:space="preserve">MBORRES</w:t>
+      </w:r>
+      <w:r>
+        <w:t xml:space="preserve">,</w:t>
       </w:r>
       <w:r>
         <w:t xml:space="preserve"> </w:t>
@@ -713,287 +381,2166 @@
         <w:rPr>
           <w:rStyle w:val="VerbatimChar"/>
         </w:rPr>
-        <w:t xml:space="preserve">prepare_domain()</w:t>
-      </w:r>
-      <w:r>
-        <w:t xml:space="preserve"> </w:t>
-      </w:r>
-      <w:r>
-        <w:t xml:space="preserve">takes a SDTM domain with often</w:t>
-      </w:r>
-      <w:r>
-        <w:t xml:space="preserve"> </w:t>
-      </w:r>
-      <w:r>
-        <w:t xml:space="preserve">up to 3 columns for the results and a variety of over 20 timing</w:t>
-      </w:r>
-      <w:r>
-        <w:t xml:space="preserve"> </w:t>
-      </w:r>
-      <w:r>
-        <w:t xml:space="preserve">variables, amalgamates the data so that there is one</w:t>
-      </w:r>
-      <w:r>
-        <w:t xml:space="preserve"> </w:t>
-      </w:r>
-      <w:r>
-        <w:t xml:space="preserve">‘</w:t>
-      </w:r>
-      <w:r>
-        <w:t xml:space="preserve">best choice</w:t>
-      </w:r>
-      <w:r>
-        <w:t xml:space="preserve">’</w:t>
-      </w:r>
-      <w:r>
-        <w:t xml:space="preserve"> </w:t>
-      </w:r>
-      <w:r>
-        <w:t xml:space="preserve">result and</w:t>
-      </w:r>
-      <w:r>
-        <w:t xml:space="preserve"> </w:t>
-      </w:r>
-      <w:r>
-        <w:t xml:space="preserve">timing variable, then pivot the rows by the best choice time variable, the</w:t>
-      </w:r>
-      <w:r>
-        <w:t xml:space="preserve"> </w:t>
-      </w:r>
-      <w:r>
-        <w:t xml:space="preserve">study id and participant number (</w:t>
+        <w:t xml:space="preserve">MBSTRESC</w:t>
+      </w:r>
+      <w:r>
+        <w:t xml:space="preserve"> </w:t>
+      </w:r>
+      <w:r>
+        <w:t xml:space="preserve">&amp;</w:t>
+      </w:r>
+      <w:r>
+        <w:t xml:space="preserve"> </w:t>
       </w:r>
       <w:r>
         <w:rPr>
           <w:rStyle w:val="VerbatimChar"/>
         </w:rPr>
-        <w:t xml:space="preserve">USUBJID</w:t>
-      </w:r>
-      <w:r>
-        <w:t xml:space="preserve">). The different events/findings/tests</w:t>
-      </w:r>
-      <w:r>
-        <w:t xml:space="preserve"> </w:t>
-      </w:r>
-      <w:r>
-        <w:t xml:space="preserve">then become columns and the dataset is populated with the associated result.</w:t>
-      </w:r>
-      <w:r>
-        <w:t xml:space="preserve"> </w:t>
-      </w:r>
-      <w:r>
-        <w:t xml:space="preserve">These best choices follow a hierarchical</w:t>
-      </w:r>
-      <w:r>
-        <w:t xml:space="preserve"> </w:t>
-      </w:r>
-      <w:r>
-        <w:t xml:space="preserve">list of variables, so for a given row, if the first</w:t>
-      </w:r>
-      <w:r>
-        <w:t xml:space="preserve"> </w:t>
-      </w:r>
-      <w:r>
-        <w:t xml:space="preserve">variable in the hierarchy list is not present, the second will be used unless that is</w:t>
-      </w:r>
-      <w:r>
-        <w:t xml:space="preserve"> </w:t>
-      </w:r>
-      <w:r>
-        <w:t xml:space="preserve">also empty, and so on. Customisation options include which variables to subset the output on,</w:t>
-      </w:r>
-      <w:r>
-        <w:t xml:space="preserve"> </w:t>
-      </w:r>
-      <w:r>
-        <w:t xml:space="preserve">whether to add a column for the method</w:t>
-      </w:r>
-      <w:r>
-        <w:t xml:space="preserve"> </w:t>
-      </w:r>
-      <w:r>
-        <w:t xml:space="preserve">or location of a test, changing the timing variables used or the hierarchy order</w:t>
-      </w:r>
-      <w:r>
-        <w:t xml:space="preserve"> </w:t>
-      </w:r>
-      <w:r>
-        <w:t xml:space="preserve">and what should happen to rows in the event that they are not uniquely separable</w:t>
-      </w:r>
-      <w:r>
-        <w:t xml:space="preserve"> </w:t>
-      </w:r>
-      <w:r>
-        <w:t xml:space="preserve">in the pivot process.</w:t>
+        <w:t xml:space="preserve">MBSTRESN</w:t>
+      </w:r>
+      <w:r>
+        <w:t xml:space="preserve">)</w:t>
+      </w:r>
+      <w:r>
+        <w:t xml:space="preserve"> </w:t>
+      </w:r>
+      <w:r>
+        <w:t xml:space="preserve">and a selection of over 20 timing variables. The MB domain, for example (see</w:t>
+      </w:r>
+      <w:r>
+        <w:t xml:space="preserve"> </w:t>
+      </w:r>
+      <w:r>
+        <w:rPr>
+          <w:rStyle w:val="VerbatimChar"/>
+        </w:rPr>
+        <w:t xml:space="preserve">MB_RPTESTB</w:t>
+      </w:r>
+      <w:r>
+        <w:t xml:space="preserve"> </w:t>
+      </w:r>
+      <w:r>
+        <w:t xml:space="preserve">below), has one row for every microbiology test and the test</w:t>
+      </w:r>
+      <w:r>
+        <w:t xml:space="preserve"> </w:t>
+      </w:r>
+      <w:r>
+        <w:t xml:space="preserve">result conducted in the study,</w:t>
+      </w:r>
+      <w:r>
+        <w:t xml:space="preserve"> </w:t>
+      </w:r>
+      <w:r>
+        <w:rPr>
+          <w:rStyle w:val="VerbatimChar"/>
+        </w:rPr>
+        <w:t xml:space="preserve">MB_RPTESTB</w:t>
+      </w:r>
+      <w:r>
+        <w:t xml:space="preserve">. Whilst this preserves the intricacies of the study data, it also creates complexity for analysis.</w:t>
+      </w:r>
+      <w:r>
+        <w:t xml:space="preserve"> </w:t>
+      </w:r>
+      <w:r>
+        <w:t xml:space="preserve">The</w:t>
+      </w:r>
+      <w:r>
+        <w:t xml:space="preserve"> </w:t>
+      </w:r>
+      <w:r>
+        <w:rPr>
+          <w:rStyle w:val="VerbatimChar"/>
+        </w:rPr>
+        <w:t xml:space="preserve">iddoverse</w:t>
+      </w:r>
+      <w:r>
+        <w:t xml:space="preserve"> </w:t>
+      </w:r>
+      <w:r>
+        <w:t xml:space="preserve">package aims to minimise this analytical burden whilst maximising the retention of data granularity.</w:t>
       </w:r>
     </w:p>
     <w:p>
       <w:pPr>
-        <w:pStyle w:val="BodyText"/>
-      </w:pPr>
-      <w:r>
-        <w:t xml:space="preserve">Additionally, the package contains functions to create</w:t>
-      </w:r>
-      <w:r>
-        <w:t xml:space="preserve"> </w:t>
-      </w:r>
-      <w:r>
-        <w:t xml:space="preserve">standardised analysis datasets, such as</w:t>
-      </w:r>
-      <w:r>
-        <w:t xml:space="preserve"> </w:t>
-      </w:r>
-      <w:r>
-        <w:rPr>
-          <w:rStyle w:val="VerbatimChar"/>
-        </w:rPr>
-        <w:t xml:space="preserve">create_participant_table()</w:t>
-      </w:r>
-      <w:r>
-        <w:t xml:space="preserve">. These use the</w:t>
-      </w:r>
-      <w:r>
-        <w:t xml:space="preserve"> </w:t>
-      </w:r>
-      <w:r>
-        <w:rPr>
-          <w:rStyle w:val="VerbatimChar"/>
-        </w:rPr>
-        <w:t xml:space="preserve">prepare_domain()</w:t>
-      </w:r>
-      <w:r>
-        <w:t xml:space="preserve"> </w:t>
-      </w:r>
-      <w:r>
-        <w:t xml:space="preserve">function multiple times to extract specific variables from the</w:t>
-      </w:r>
-      <w:r>
-        <w:t xml:space="preserve"> </w:t>
-      </w:r>
-      <w:r>
-        <w:t xml:space="preserve">domains they reside in. The choice of which variables to include are based on subject</w:t>
-      </w:r>
-      <w:r>
-        <w:t xml:space="preserve"> </w:t>
-      </w:r>
-      <w:r>
-        <w:t xml:space="preserve">matter expertise. The purpose of</w:t>
-      </w:r>
-      <w:r>
-        <w:t xml:space="preserve"> </w:t>
-      </w:r>
-      <w:r>
-        <w:t xml:space="preserve">these tables is to provide most of the key information for an analysis. These cannot answer every</w:t>
-      </w:r>
-      <w:r>
-        <w:t xml:space="preserve"> </w:t>
-      </w:r>
-      <w:r>
-        <w:t xml:space="preserve">need for every research question, nor would we want to attempt to make an all</w:t>
-      </w:r>
-      <w:r>
-        <w:t xml:space="preserve"> </w:t>
-      </w:r>
-      <w:r>
-        <w:t xml:space="preserve">encompassing solution due to the large amount of variance, but these</w:t>
-      </w:r>
-      <w:r>
-        <w:t xml:space="preserve"> </w:t>
-      </w:r>
-      <w:r>
-        <w:t xml:space="preserve">standardised tables do provide a wealth of key information with minimal</w:t>
-      </w:r>
-      <w:r>
-        <w:t xml:space="preserve"> </w:t>
-      </w:r>
-      <w:r>
-        <w:t xml:space="preserve">user input, ideal for those who are not experienced R or programming users.</w:t>
+        <w:pStyle w:val="SourceCode"/>
+      </w:pPr>
+      <w:r>
+        <w:rPr>
+          <w:rStyle w:val="SpecialCharTok"/>
+        </w:rPr>
+        <w:t xml:space="preserve">&gt;</w:t>
+      </w:r>
+      <w:r>
+        <w:rPr>
+          <w:rStyle w:val="NormalTok"/>
+        </w:rPr>
+        <w:t xml:space="preserve"> </w:t>
+      </w:r>
+      <w:r>
+        <w:rPr>
+          <w:rStyle w:val="FunctionTok"/>
+        </w:rPr>
+        <w:t xml:space="preserve">library</w:t>
+      </w:r>
+      <w:r>
+        <w:rPr>
+          <w:rStyle w:val="NormalTok"/>
+        </w:rPr>
+        <w:t xml:space="preserve">(iddoverse)</w:t>
+      </w:r>
+      <w:r>
+        <w:br/>
+      </w:r>
+      <w:r>
+        <w:rPr>
+          <w:rStyle w:val="SpecialCharTok"/>
+        </w:rPr>
+        <w:t xml:space="preserve">&gt;</w:t>
+      </w:r>
+      <w:r>
+        <w:rPr>
+          <w:rStyle w:val="NormalTok"/>
+        </w:rPr>
+        <w:t xml:space="preserve"> </w:t>
+      </w:r>
+      <w:r>
+        <w:rPr>
+          <w:rStyle w:val="FunctionTok"/>
+        </w:rPr>
+        <w:t xml:space="preserve">library</w:t>
+      </w:r>
+      <w:r>
+        <w:rPr>
+          <w:rStyle w:val="NormalTok"/>
+        </w:rPr>
+        <w:t xml:space="preserve">(tidyverse)</w:t>
+      </w:r>
+      <w:r>
+        <w:br/>
+      </w:r>
+      <w:r>
+        <w:rPr>
+          <w:rStyle w:val="SpecialCharTok"/>
+        </w:rPr>
+        <w:t xml:space="preserve">&gt;</w:t>
+      </w:r>
+      <w:r>
+        <w:rPr>
+          <w:rStyle w:val="NormalTok"/>
+        </w:rPr>
+        <w:t xml:space="preserve"> MB_RPTESTB </w:t>
+      </w:r>
+      <w:r>
+        <w:rPr>
+          <w:rStyle w:val="SpecialCharTok"/>
+        </w:rPr>
+        <w:t xml:space="preserve">%&gt;%</w:t>
+      </w:r>
+      <w:r>
+        <w:rPr>
+          <w:rStyle w:val="NormalTok"/>
+        </w:rPr>
+        <w:t xml:space="preserve"> </w:t>
+      </w:r>
+      <w:r>
+        <w:br/>
+      </w:r>
+      <w:r>
+        <w:rPr>
+          <w:rStyle w:val="NormalTok"/>
+        </w:rPr>
+        <w:t xml:space="preserve">    </w:t>
+      </w:r>
+      <w:r>
+        <w:rPr>
+          <w:rStyle w:val="FunctionTok"/>
+        </w:rPr>
+        <w:t xml:space="preserve">select</w:t>
+      </w:r>
+      <w:r>
+        <w:rPr>
+          <w:rStyle w:val="NormalTok"/>
+        </w:rPr>
+        <w:t xml:space="preserve">(STUDYID, USUBJID, MBTESTCD, MBORRES, MBORRESU, MBSTRESN, MBSTRESU, </w:t>
+      </w:r>
+      <w:r>
+        <w:br/>
+      </w:r>
+      <w:r>
+        <w:rPr>
+          <w:rStyle w:val="NormalTok"/>
+        </w:rPr>
+        <w:t xml:space="preserve">           MBDY, VISITDY, </w:t>
+      </w:r>
+      <w:r>
+        <w:rPr>
+          <w:rStyle w:val="FunctionTok"/>
+        </w:rPr>
+        <w:t xml:space="preserve">everything</w:t>
+      </w:r>
+      <w:r>
+        <w:rPr>
+          <w:rStyle w:val="NormalTok"/>
+        </w:rPr>
+        <w:t xml:space="preserve">())</w:t>
+      </w:r>
+      <w:r>
+        <w:br/>
+      </w:r>
+      <w:r>
+        <w:rPr>
+          <w:rStyle w:val="CommentTok"/>
+        </w:rPr>
+        <w:t xml:space="preserve"># A tibble: 14 × 39</w:t>
+      </w:r>
+      <w:r>
+        <w:br/>
+      </w:r>
+      <w:r>
+        <w:rPr>
+          <w:rStyle w:val="NormalTok"/>
+        </w:rPr>
+        <w:t xml:space="preserve">   STUDYID USUBJID  MBTESTCD MBORRES MBORRESU MBSTRESN MBSTRESU  MBDY VISITDY</w:t>
+      </w:r>
+      <w:r>
+        <w:br/>
+      </w:r>
+      <w:r>
+        <w:rPr>
+          <w:rStyle w:val="NormalTok"/>
+        </w:rPr>
+        <w:t xml:space="preserve">   </w:t>
+      </w:r>
+      <w:r>
+        <w:rPr>
+          <w:rStyle w:val="SpecialCharTok"/>
+        </w:rPr>
+        <w:t xml:space="preserve">&lt;</w:t>
+      </w:r>
+      <w:r>
+        <w:rPr>
+          <w:rStyle w:val="NormalTok"/>
+        </w:rPr>
+        <w:t xml:space="preserve">chr</w:t>
+      </w:r>
+      <w:r>
+        <w:rPr>
+          <w:rStyle w:val="SpecialCharTok"/>
+        </w:rPr>
+        <w:t xml:space="preserve">&gt;</w:t>
+      </w:r>
+      <w:r>
+        <w:rPr>
+          <w:rStyle w:val="NormalTok"/>
+        </w:rPr>
+        <w:t xml:space="preserve">   </w:t>
+      </w:r>
+      <w:r>
+        <w:rPr>
+          <w:rStyle w:val="ErrorTok"/>
+        </w:rPr>
+        <w:t xml:space="preserve">&lt;</w:t>
+      </w:r>
+      <w:r>
+        <w:rPr>
+          <w:rStyle w:val="NormalTok"/>
+        </w:rPr>
+        <w:t xml:space="preserve">chr</w:t>
+      </w:r>
+      <w:r>
+        <w:rPr>
+          <w:rStyle w:val="SpecialCharTok"/>
+        </w:rPr>
+        <w:t xml:space="preserve">&gt;</w:t>
+      </w:r>
+      <w:r>
+        <w:rPr>
+          <w:rStyle w:val="NormalTok"/>
+        </w:rPr>
+        <w:t xml:space="preserve">    </w:t>
+      </w:r>
+      <w:r>
+        <w:rPr>
+          <w:rStyle w:val="ErrorTok"/>
+        </w:rPr>
+        <w:t xml:space="preserve">&lt;</w:t>
+      </w:r>
+      <w:r>
+        <w:rPr>
+          <w:rStyle w:val="NormalTok"/>
+        </w:rPr>
+        <w:t xml:space="preserve">chr</w:t>
+      </w:r>
+      <w:r>
+        <w:rPr>
+          <w:rStyle w:val="SpecialCharTok"/>
+        </w:rPr>
+        <w:t xml:space="preserve">&gt;</w:t>
+      </w:r>
+      <w:r>
+        <w:rPr>
+          <w:rStyle w:val="NormalTok"/>
+        </w:rPr>
+        <w:t xml:space="preserve">      </w:t>
+      </w:r>
+      <w:r>
+        <w:rPr>
+          <w:rStyle w:val="ErrorTok"/>
+        </w:rPr>
+        <w:t xml:space="preserve">&lt;</w:t>
+      </w:r>
+      <w:r>
+        <w:rPr>
+          <w:rStyle w:val="NormalTok"/>
+        </w:rPr>
+        <w:t xml:space="preserve">dbl</w:t>
+      </w:r>
+      <w:r>
+        <w:rPr>
+          <w:rStyle w:val="SpecialCharTok"/>
+        </w:rPr>
+        <w:t xml:space="preserve">&gt;</w:t>
+      </w:r>
+      <w:r>
+        <w:rPr>
+          <w:rStyle w:val="NormalTok"/>
+        </w:rPr>
+        <w:t xml:space="preserve"> </w:t>
+      </w:r>
+      <w:r>
+        <w:rPr>
+          <w:rStyle w:val="ErrorTok"/>
+        </w:rPr>
+        <w:t xml:space="preserve">&lt;</w:t>
+      </w:r>
+      <w:r>
+        <w:rPr>
+          <w:rStyle w:val="NormalTok"/>
+        </w:rPr>
+        <w:t xml:space="preserve">chr</w:t>
+      </w:r>
+      <w:r>
+        <w:rPr>
+          <w:rStyle w:val="SpecialCharTok"/>
+        </w:rPr>
+        <w:t xml:space="preserve">&gt;</w:t>
+      </w:r>
+      <w:r>
+        <w:rPr>
+          <w:rStyle w:val="NormalTok"/>
+        </w:rPr>
+        <w:t xml:space="preserve">       </w:t>
+      </w:r>
+      <w:r>
+        <w:rPr>
+          <w:rStyle w:val="ErrorTok"/>
+        </w:rPr>
+        <w:t xml:space="preserve">&lt;</w:t>
+      </w:r>
+      <w:r>
+        <w:rPr>
+          <w:rStyle w:val="NormalTok"/>
+        </w:rPr>
+        <w:t xml:space="preserve">dbl</w:t>
+      </w:r>
+      <w:r>
+        <w:rPr>
+          <w:rStyle w:val="SpecialCharTok"/>
+        </w:rPr>
+        <w:t xml:space="preserve">&gt;</w:t>
+      </w:r>
+      <w:r>
+        <w:rPr>
+          <w:rStyle w:val="NormalTok"/>
+        </w:rPr>
+        <w:t xml:space="preserve"> </w:t>
+      </w:r>
+      <w:r>
+        <w:rPr>
+          <w:rStyle w:val="ErrorTok"/>
+        </w:rPr>
+        <w:t xml:space="preserve">&lt;</w:t>
+      </w:r>
+      <w:r>
+        <w:rPr>
+          <w:rStyle w:val="NormalTok"/>
+        </w:rPr>
+        <w:t xml:space="preserve">chr</w:t>
+      </w:r>
+      <w:r>
+        <w:rPr>
+          <w:rStyle w:val="SpecialCharTok"/>
+        </w:rPr>
+        <w:t xml:space="preserve">&gt;</w:t>
+      </w:r>
+      <w:r>
+        <w:rPr>
+          <w:rStyle w:val="NormalTok"/>
+        </w:rPr>
+        <w:t xml:space="preserve">    </w:t>
+      </w:r>
+      <w:r>
+        <w:rPr>
+          <w:rStyle w:val="ErrorTok"/>
+        </w:rPr>
+        <w:t xml:space="preserve">&lt;</w:t>
+      </w:r>
+      <w:r>
+        <w:rPr>
+          <w:rStyle w:val="NormalTok"/>
+        </w:rPr>
+        <w:t xml:space="preserve">dbl</w:t>
+      </w:r>
+      <w:r>
+        <w:rPr>
+          <w:rStyle w:val="SpecialCharTok"/>
+        </w:rPr>
+        <w:t xml:space="preserve">&gt;</w:t>
+      </w:r>
+      <w:r>
+        <w:rPr>
+          <w:rStyle w:val="NormalTok"/>
+        </w:rPr>
+        <w:t xml:space="preserve">   </w:t>
+      </w:r>
+      <w:r>
+        <w:rPr>
+          <w:rStyle w:val="ErrorTok"/>
+        </w:rPr>
+        <w:t xml:space="preserve">&lt;</w:t>
+      </w:r>
+      <w:r>
+        <w:rPr>
+          <w:rStyle w:val="NormalTok"/>
+        </w:rPr>
+        <w:t xml:space="preserve">dbl</w:t>
+      </w:r>
+      <w:r>
+        <w:rPr>
+          <w:rStyle w:val="SpecialCharTok"/>
+        </w:rPr>
+        <w:t xml:space="preserve">&gt;</w:t>
+      </w:r>
+      <w:r>
+        <w:br/>
+      </w:r>
+      <w:r>
+        <w:rPr>
+          <w:rStyle w:val="NormalTok"/>
+        </w:rPr>
+        <w:t xml:space="preserve"> </w:t>
+      </w:r>
+      <w:r>
+        <w:rPr>
+          <w:rStyle w:val="DecValTok"/>
+        </w:rPr>
+        <w:t xml:space="preserve">1</w:t>
+      </w:r>
+      <w:r>
+        <w:rPr>
+          <w:rStyle w:val="NormalTok"/>
+        </w:rPr>
+        <w:t xml:space="preserve"> RPTESTB RPTESTB… PFALCIPA     </w:t>
+      </w:r>
+      <w:r>
+        <w:rPr>
+          <w:rStyle w:val="DecValTok"/>
+        </w:rPr>
+        <w:t xml:space="preserve">899</w:t>
+      </w:r>
+      <w:r>
+        <w:rPr>
+          <w:rStyle w:val="NormalTok"/>
+        </w:rPr>
+        <w:t xml:space="preserve"> </w:t>
+      </w:r>
+      <w:r>
+        <w:rPr>
+          <w:rStyle w:val="DecValTok"/>
+        </w:rPr>
+        <w:t xml:space="preserve">10</w:t>
+      </w:r>
+      <w:r>
+        <w:rPr>
+          <w:rStyle w:val="SpecialCharTok"/>
+        </w:rPr>
+        <w:t xml:space="preserve">^</w:t>
+      </w:r>
+      <w:r>
+        <w:rPr>
+          <w:rStyle w:val="DecValTok"/>
+        </w:rPr>
+        <w:t xml:space="preserve">6</w:t>
+      </w:r>
+      <w:r>
+        <w:rPr>
+          <w:rStyle w:val="SpecialCharTok"/>
+        </w:rPr>
+        <w:t xml:space="preserve">/</w:t>
+      </w:r>
+      <w:r>
+        <w:rPr>
+          <w:rStyle w:val="NormalTok"/>
+        </w:rPr>
+        <w:t xml:space="preserve">L        </w:t>
+      </w:r>
+      <w:r>
+        <w:rPr>
+          <w:rStyle w:val="DecValTok"/>
+        </w:rPr>
+        <w:t xml:space="preserve">899</w:t>
+      </w:r>
+      <w:r>
+        <w:rPr>
+          <w:rStyle w:val="NormalTok"/>
+        </w:rPr>
+        <w:t xml:space="preserve"> </w:t>
+      </w:r>
+      <w:r>
+        <w:rPr>
+          <w:rStyle w:val="DecValTok"/>
+        </w:rPr>
+        <w:t xml:space="preserve">10</w:t>
+      </w:r>
+      <w:r>
+        <w:rPr>
+          <w:rStyle w:val="SpecialCharTok"/>
+        </w:rPr>
+        <w:t xml:space="preserve">^</w:t>
+      </w:r>
+      <w:r>
+        <w:rPr>
+          <w:rStyle w:val="DecValTok"/>
+        </w:rPr>
+        <w:t xml:space="preserve">6</w:t>
+      </w:r>
+      <w:r>
+        <w:rPr>
+          <w:rStyle w:val="SpecialCharTok"/>
+        </w:rPr>
+        <w:t xml:space="preserve">/</w:t>
+      </w:r>
+      <w:r>
+        <w:rPr>
+          <w:rStyle w:val="NormalTok"/>
+        </w:rPr>
+        <w:t xml:space="preserve">L       </w:t>
+      </w:r>
+      <w:r>
+        <w:rPr>
+          <w:rStyle w:val="DecValTok"/>
+        </w:rPr>
+        <w:t xml:space="preserve">1</w:t>
+      </w:r>
+      <w:r>
+        <w:rPr>
+          <w:rStyle w:val="NormalTok"/>
+        </w:rPr>
+        <w:t xml:space="preserve">       </w:t>
+      </w:r>
+      <w:r>
+        <w:rPr>
+          <w:rStyle w:val="DecValTok"/>
+        </w:rPr>
+        <w:t xml:space="preserve">1</w:t>
+      </w:r>
+      <w:r>
+        <w:br/>
+      </w:r>
+      <w:r>
+        <w:rPr>
+          <w:rStyle w:val="NormalTok"/>
+        </w:rPr>
+        <w:t xml:space="preserve"> </w:t>
+      </w:r>
+      <w:r>
+        <w:rPr>
+          <w:rStyle w:val="DecValTok"/>
+        </w:rPr>
+        <w:t xml:space="preserve">2</w:t>
+      </w:r>
+      <w:r>
+        <w:rPr>
+          <w:rStyle w:val="NormalTok"/>
+        </w:rPr>
+        <w:t xml:space="preserve"> RPTESTB RPTESTB… PFALCIPA       </w:t>
+      </w:r>
+      <w:r>
+        <w:rPr>
+          <w:rStyle w:val="DecValTok"/>
+        </w:rPr>
+        <w:t xml:space="preserve">0</w:t>
+      </w:r>
+      <w:r>
+        <w:rPr>
+          <w:rStyle w:val="NormalTok"/>
+        </w:rPr>
+        <w:t xml:space="preserve"> </w:t>
+      </w:r>
+      <w:r>
+        <w:rPr>
+          <w:rStyle w:val="DecValTok"/>
+        </w:rPr>
+        <w:t xml:space="preserve">10</w:t>
+      </w:r>
+      <w:r>
+        <w:rPr>
+          <w:rStyle w:val="SpecialCharTok"/>
+        </w:rPr>
+        <w:t xml:space="preserve">^</w:t>
+      </w:r>
+      <w:r>
+        <w:rPr>
+          <w:rStyle w:val="DecValTok"/>
+        </w:rPr>
+        <w:t xml:space="preserve">6</w:t>
+      </w:r>
+      <w:r>
+        <w:rPr>
+          <w:rStyle w:val="SpecialCharTok"/>
+        </w:rPr>
+        <w:t xml:space="preserve">/</w:t>
+      </w:r>
+      <w:r>
+        <w:rPr>
+          <w:rStyle w:val="NormalTok"/>
+        </w:rPr>
+        <w:t xml:space="preserve">L          </w:t>
+      </w:r>
+      <w:r>
+        <w:rPr>
+          <w:rStyle w:val="DecValTok"/>
+        </w:rPr>
+        <w:t xml:space="preserve">0</w:t>
+      </w:r>
+      <w:r>
+        <w:rPr>
+          <w:rStyle w:val="NormalTok"/>
+        </w:rPr>
+        <w:t xml:space="preserve"> </w:t>
+      </w:r>
+      <w:r>
+        <w:rPr>
+          <w:rStyle w:val="DecValTok"/>
+        </w:rPr>
+        <w:t xml:space="preserve">10</w:t>
+      </w:r>
+      <w:r>
+        <w:rPr>
+          <w:rStyle w:val="SpecialCharTok"/>
+        </w:rPr>
+        <w:t xml:space="preserve">^</w:t>
+      </w:r>
+      <w:r>
+        <w:rPr>
+          <w:rStyle w:val="DecValTok"/>
+        </w:rPr>
+        <w:t xml:space="preserve">6</w:t>
+      </w:r>
+      <w:r>
+        <w:rPr>
+          <w:rStyle w:val="SpecialCharTok"/>
+        </w:rPr>
+        <w:t xml:space="preserve">/</w:t>
+      </w:r>
+      <w:r>
+        <w:rPr>
+          <w:rStyle w:val="NormalTok"/>
+        </w:rPr>
+        <w:t xml:space="preserve">L       </w:t>
+      </w:r>
+      <w:r>
+        <w:rPr>
+          <w:rStyle w:val="DecValTok"/>
+        </w:rPr>
+        <w:t xml:space="preserve">3</w:t>
+      </w:r>
+      <w:r>
+        <w:rPr>
+          <w:rStyle w:val="NormalTok"/>
+        </w:rPr>
+        <w:t xml:space="preserve">       </w:t>
+      </w:r>
+      <w:r>
+        <w:rPr>
+          <w:rStyle w:val="DecValTok"/>
+        </w:rPr>
+        <w:t xml:space="preserve">3</w:t>
+      </w:r>
+      <w:r>
+        <w:br/>
+      </w:r>
+      <w:r>
+        <w:rPr>
+          <w:rStyle w:val="NormalTok"/>
+        </w:rPr>
+        <w:t xml:space="preserve"> </w:t>
+      </w:r>
+      <w:r>
+        <w:rPr>
+          <w:rStyle w:val="DecValTok"/>
+        </w:rPr>
+        <w:t xml:space="preserve">3</w:t>
+      </w:r>
+      <w:r>
+        <w:rPr>
+          <w:rStyle w:val="NormalTok"/>
+        </w:rPr>
+        <w:t xml:space="preserve"> RPTESTB RPTESTB… PFALCIPA     </w:t>
+      </w:r>
+      <w:r>
+        <w:rPr>
+          <w:rStyle w:val="DecValTok"/>
+        </w:rPr>
+        <w:t xml:space="preserve">450</w:t>
+      </w:r>
+      <w:r>
+        <w:rPr>
+          <w:rStyle w:val="NormalTok"/>
+        </w:rPr>
+        <w:t xml:space="preserve"> </w:t>
+      </w:r>
+      <w:r>
+        <w:rPr>
+          <w:rStyle w:val="DecValTok"/>
+        </w:rPr>
+        <w:t xml:space="preserve">10</w:t>
+      </w:r>
+      <w:r>
+        <w:rPr>
+          <w:rStyle w:val="SpecialCharTok"/>
+        </w:rPr>
+        <w:t xml:space="preserve">^</w:t>
+      </w:r>
+      <w:r>
+        <w:rPr>
+          <w:rStyle w:val="DecValTok"/>
+        </w:rPr>
+        <w:t xml:space="preserve">6</w:t>
+      </w:r>
+      <w:r>
+        <w:rPr>
+          <w:rStyle w:val="SpecialCharTok"/>
+        </w:rPr>
+        <w:t xml:space="preserve">/</w:t>
+      </w:r>
+      <w:r>
+        <w:rPr>
+          <w:rStyle w:val="NormalTok"/>
+        </w:rPr>
+        <w:t xml:space="preserve">L        </w:t>
+      </w:r>
+      <w:r>
+        <w:rPr>
+          <w:rStyle w:val="DecValTok"/>
+        </w:rPr>
+        <w:t xml:space="preserve">450</w:t>
+      </w:r>
+      <w:r>
+        <w:rPr>
+          <w:rStyle w:val="NormalTok"/>
+        </w:rPr>
+        <w:t xml:space="preserve"> </w:t>
+      </w:r>
+      <w:r>
+        <w:rPr>
+          <w:rStyle w:val="DecValTok"/>
+        </w:rPr>
+        <w:t xml:space="preserve">10</w:t>
+      </w:r>
+      <w:r>
+        <w:rPr>
+          <w:rStyle w:val="SpecialCharTok"/>
+        </w:rPr>
+        <w:t xml:space="preserve">^</w:t>
+      </w:r>
+      <w:r>
+        <w:rPr>
+          <w:rStyle w:val="DecValTok"/>
+        </w:rPr>
+        <w:t xml:space="preserve">6</w:t>
+      </w:r>
+      <w:r>
+        <w:rPr>
+          <w:rStyle w:val="SpecialCharTok"/>
+        </w:rPr>
+        <w:t xml:space="preserve">/</w:t>
+      </w:r>
+      <w:r>
+        <w:rPr>
+          <w:rStyle w:val="NormalTok"/>
+        </w:rPr>
+        <w:t xml:space="preserve">L      </w:t>
+      </w:r>
+      <w:r>
+        <w:rPr>
+          <w:rStyle w:val="DecValTok"/>
+        </w:rPr>
+        <w:t xml:space="preserve">85</w:t>
+      </w:r>
+      <w:r>
+        <w:rPr>
+          <w:rStyle w:val="NormalTok"/>
+        </w:rPr>
+        <w:t xml:space="preserve">      </w:t>
+      </w:r>
+      <w:r>
+        <w:rPr>
+          <w:rStyle w:val="DecValTok"/>
+        </w:rPr>
+        <w:t xml:space="preserve">85</w:t>
+      </w:r>
+      <w:r>
+        <w:br/>
+      </w:r>
+      <w:r>
+        <w:rPr>
+          <w:rStyle w:val="NormalTok"/>
+        </w:rPr>
+        <w:t xml:space="preserve"> </w:t>
+      </w:r>
+      <w:r>
+        <w:rPr>
+          <w:rStyle w:val="DecValTok"/>
+        </w:rPr>
+        <w:t xml:space="preserve">4</w:t>
+      </w:r>
+      <w:r>
+        <w:rPr>
+          <w:rStyle w:val="NormalTok"/>
+        </w:rPr>
+        <w:t xml:space="preserve"> RPTESTB RPTESTB… PFALCIPA    </w:t>
+      </w:r>
+      <w:r>
+        <w:rPr>
+          <w:rStyle w:val="DecValTok"/>
+        </w:rPr>
+        <w:t xml:space="preserve">2987</w:t>
+      </w:r>
+      <w:r>
+        <w:rPr>
+          <w:rStyle w:val="NormalTok"/>
+        </w:rPr>
+        <w:t xml:space="preserve"> </w:t>
+      </w:r>
+      <w:r>
+        <w:rPr>
+          <w:rStyle w:val="DecValTok"/>
+        </w:rPr>
+        <w:t xml:space="preserve">10</w:t>
+      </w:r>
+      <w:r>
+        <w:rPr>
+          <w:rStyle w:val="SpecialCharTok"/>
+        </w:rPr>
+        <w:t xml:space="preserve">^</w:t>
+      </w:r>
+      <w:r>
+        <w:rPr>
+          <w:rStyle w:val="DecValTok"/>
+        </w:rPr>
+        <w:t xml:space="preserve">6</w:t>
+      </w:r>
+      <w:r>
+        <w:rPr>
+          <w:rStyle w:val="SpecialCharTok"/>
+        </w:rPr>
+        <w:t xml:space="preserve">/</w:t>
+      </w:r>
+      <w:r>
+        <w:rPr>
+          <w:rStyle w:val="NormalTok"/>
+        </w:rPr>
+        <w:t xml:space="preserve">L       </w:t>
+      </w:r>
+      <w:r>
+        <w:rPr>
+          <w:rStyle w:val="DecValTok"/>
+        </w:rPr>
+        <w:t xml:space="preserve">2987</w:t>
+      </w:r>
+      <w:r>
+        <w:rPr>
+          <w:rStyle w:val="NormalTok"/>
+        </w:rPr>
+        <w:t xml:space="preserve"> </w:t>
+      </w:r>
+      <w:r>
+        <w:rPr>
+          <w:rStyle w:val="DecValTok"/>
+        </w:rPr>
+        <w:t xml:space="preserve">10</w:t>
+      </w:r>
+      <w:r>
+        <w:rPr>
+          <w:rStyle w:val="SpecialCharTok"/>
+        </w:rPr>
+        <w:t xml:space="preserve">^</w:t>
+      </w:r>
+      <w:r>
+        <w:rPr>
+          <w:rStyle w:val="DecValTok"/>
+        </w:rPr>
+        <w:t xml:space="preserve">6</w:t>
+      </w:r>
+      <w:r>
+        <w:rPr>
+          <w:rStyle w:val="SpecialCharTok"/>
+        </w:rPr>
+        <w:t xml:space="preserve">/</w:t>
+      </w:r>
+      <w:r>
+        <w:rPr>
+          <w:rStyle w:val="NormalTok"/>
+        </w:rPr>
+        <w:t xml:space="preserve">L     </w:t>
+      </w:r>
+      <w:r>
+        <w:rPr>
+          <w:rStyle w:val="DecValTok"/>
+        </w:rPr>
+        <w:t xml:space="preserve">181</w:t>
+      </w:r>
+      <w:r>
+        <w:rPr>
+          <w:rStyle w:val="NormalTok"/>
+        </w:rPr>
+        <w:t xml:space="preserve">     </w:t>
+      </w:r>
+      <w:r>
+        <w:rPr>
+          <w:rStyle w:val="DecValTok"/>
+        </w:rPr>
+        <w:t xml:space="preserve">182</w:t>
+      </w:r>
+      <w:r>
+        <w:br/>
+      </w:r>
+      <w:r>
+        <w:rPr>
+          <w:rStyle w:val="NormalTok"/>
+        </w:rPr>
+        <w:t xml:space="preserve"> </w:t>
+      </w:r>
+      <w:r>
+        <w:rPr>
+          <w:rStyle w:val="DecValTok"/>
+        </w:rPr>
+        <w:t xml:space="preserve">5</w:t>
+      </w:r>
+      <w:r>
+        <w:rPr>
+          <w:rStyle w:val="NormalTok"/>
+        </w:rPr>
+        <w:t xml:space="preserve"> RPTESTB RPTESTB… PFALCIPA      </w:t>
+      </w:r>
+      <w:r>
+        <w:rPr>
+          <w:rStyle w:val="DecValTok"/>
+        </w:rPr>
+        <w:t xml:space="preserve">66</w:t>
+      </w:r>
+      <w:r>
+        <w:rPr>
+          <w:rStyle w:val="NormalTok"/>
+        </w:rPr>
+        <w:t xml:space="preserve"> </w:t>
+      </w:r>
+      <w:r>
+        <w:rPr>
+          <w:rStyle w:val="SpecialCharTok"/>
+        </w:rPr>
+        <w:t xml:space="preserve">/</w:t>
+      </w:r>
+      <w:r>
+        <w:rPr>
+          <w:rStyle w:val="DecValTok"/>
+        </w:rPr>
+        <w:t xml:space="preserve">500</w:t>
+      </w:r>
+      <w:r>
+        <w:rPr>
+          <w:rStyle w:val="NormalTok"/>
+        </w:rPr>
+        <w:t xml:space="preserve"> WBC     </w:t>
+      </w:r>
+      <w:r>
+        <w:rPr>
+          <w:rStyle w:val="DecValTok"/>
+        </w:rPr>
+        <w:t xml:space="preserve">1056</w:t>
+      </w:r>
+      <w:r>
+        <w:rPr>
+          <w:rStyle w:val="NormalTok"/>
+        </w:rPr>
+        <w:t xml:space="preserve"> </w:t>
+      </w:r>
+      <w:r>
+        <w:rPr>
+          <w:rStyle w:val="DecValTok"/>
+        </w:rPr>
+        <w:t xml:space="preserve">10</w:t>
+      </w:r>
+      <w:r>
+        <w:rPr>
+          <w:rStyle w:val="SpecialCharTok"/>
+        </w:rPr>
+        <w:t xml:space="preserve">^</w:t>
+      </w:r>
+      <w:r>
+        <w:rPr>
+          <w:rStyle w:val="DecValTok"/>
+        </w:rPr>
+        <w:t xml:space="preserve">6</w:t>
+      </w:r>
+      <w:r>
+        <w:rPr>
+          <w:rStyle w:val="SpecialCharTok"/>
+        </w:rPr>
+        <w:t xml:space="preserve">/</w:t>
+      </w:r>
+      <w:r>
+        <w:rPr>
+          <w:rStyle w:val="NormalTok"/>
+        </w:rPr>
+        <w:t xml:space="preserve">L       </w:t>
+      </w:r>
+      <w:r>
+        <w:rPr>
+          <w:rStyle w:val="DecValTok"/>
+        </w:rPr>
+        <w:t xml:space="preserve">1</w:t>
+      </w:r>
+      <w:r>
+        <w:rPr>
+          <w:rStyle w:val="NormalTok"/>
+        </w:rPr>
+        <w:t xml:space="preserve">       </w:t>
+      </w:r>
+      <w:r>
+        <w:rPr>
+          <w:rStyle w:val="DecValTok"/>
+        </w:rPr>
+        <w:t xml:space="preserve">1</w:t>
+      </w:r>
+      <w:r>
+        <w:br/>
+      </w:r>
+      <w:r>
+        <w:rPr>
+          <w:rStyle w:val="NormalTok"/>
+        </w:rPr>
+        <w:t xml:space="preserve"> </w:t>
+      </w:r>
+      <w:r>
+        <w:rPr>
+          <w:rStyle w:val="DecValTok"/>
+        </w:rPr>
+        <w:t xml:space="preserve">6</w:t>
+      </w:r>
+      <w:r>
+        <w:rPr>
+          <w:rStyle w:val="NormalTok"/>
+        </w:rPr>
+        <w:t xml:space="preserve"> RPTESTB RPTESTB… PFALCIPA       </w:t>
+      </w:r>
+      <w:r>
+        <w:rPr>
+          <w:rStyle w:val="DecValTok"/>
+        </w:rPr>
+        <w:t xml:space="preserve">3</w:t>
+      </w:r>
+      <w:r>
+        <w:rPr>
+          <w:rStyle w:val="NormalTok"/>
+        </w:rPr>
+        <w:t xml:space="preserve"> </w:t>
+      </w:r>
+      <w:r>
+        <w:rPr>
+          <w:rStyle w:val="SpecialCharTok"/>
+        </w:rPr>
+        <w:t xml:space="preserve">/</w:t>
+      </w:r>
+      <w:r>
+        <w:rPr>
+          <w:rStyle w:val="DecValTok"/>
+        </w:rPr>
+        <w:t xml:space="preserve">500</w:t>
+      </w:r>
+      <w:r>
+        <w:rPr>
+          <w:rStyle w:val="NormalTok"/>
+        </w:rPr>
+        <w:t xml:space="preserve"> WBC       </w:t>
+      </w:r>
+      <w:r>
+        <w:rPr>
+          <w:rStyle w:val="DecValTok"/>
+        </w:rPr>
+        <w:t xml:space="preserve">48</w:t>
+      </w:r>
+      <w:r>
+        <w:rPr>
+          <w:rStyle w:val="NormalTok"/>
+        </w:rPr>
+        <w:t xml:space="preserve"> </w:t>
+      </w:r>
+      <w:r>
+        <w:rPr>
+          <w:rStyle w:val="DecValTok"/>
+        </w:rPr>
+        <w:t xml:space="preserve">10</w:t>
+      </w:r>
+      <w:r>
+        <w:rPr>
+          <w:rStyle w:val="SpecialCharTok"/>
+        </w:rPr>
+        <w:t xml:space="preserve">^</w:t>
+      </w:r>
+      <w:r>
+        <w:rPr>
+          <w:rStyle w:val="DecValTok"/>
+        </w:rPr>
+        <w:t xml:space="preserve">6</w:t>
+      </w:r>
+      <w:r>
+        <w:rPr>
+          <w:rStyle w:val="SpecialCharTok"/>
+        </w:rPr>
+        <w:t xml:space="preserve">/</w:t>
+      </w:r>
+      <w:r>
+        <w:rPr>
+          <w:rStyle w:val="NormalTok"/>
+        </w:rPr>
+        <w:t xml:space="preserve">L       </w:t>
+      </w:r>
+      <w:r>
+        <w:rPr>
+          <w:rStyle w:val="DecValTok"/>
+        </w:rPr>
+        <w:t xml:space="preserve">4</w:t>
+      </w:r>
+      <w:r>
+        <w:rPr>
+          <w:rStyle w:val="NormalTok"/>
+        </w:rPr>
+        <w:t xml:space="preserve">       </w:t>
+      </w:r>
+      <w:r>
+        <w:rPr>
+          <w:rStyle w:val="DecValTok"/>
+        </w:rPr>
+        <w:t xml:space="preserve">3</w:t>
+      </w:r>
+      <w:r>
+        <w:br/>
+      </w:r>
+      <w:r>
+        <w:rPr>
+          <w:rStyle w:val="NormalTok"/>
+        </w:rPr>
+        <w:t xml:space="preserve"> </w:t>
+      </w:r>
+      <w:r>
+        <w:rPr>
+          <w:rStyle w:val="DecValTok"/>
+        </w:rPr>
+        <w:t xml:space="preserve">7</w:t>
+      </w:r>
+      <w:r>
+        <w:rPr>
+          <w:rStyle w:val="NormalTok"/>
+        </w:rPr>
+        <w:t xml:space="preserve"> RPTESTB RPTESTB… PFALCIPA       </w:t>
+      </w:r>
+      <w:r>
+        <w:rPr>
+          <w:rStyle w:val="DecValTok"/>
+        </w:rPr>
+        <w:t xml:space="preserve">0</w:t>
+      </w:r>
+      <w:r>
+        <w:rPr>
+          <w:rStyle w:val="NormalTok"/>
+        </w:rPr>
+        <w:t xml:space="preserve"> </w:t>
+      </w:r>
+      <w:r>
+        <w:rPr>
+          <w:rStyle w:val="SpecialCharTok"/>
+        </w:rPr>
+        <w:t xml:space="preserve">/</w:t>
+      </w:r>
+      <w:r>
+        <w:rPr>
+          <w:rStyle w:val="DecValTok"/>
+        </w:rPr>
+        <w:t xml:space="preserve">500</w:t>
+      </w:r>
+      <w:r>
+        <w:rPr>
+          <w:rStyle w:val="NormalTok"/>
+        </w:rPr>
+        <w:t xml:space="preserve"> WBC        </w:t>
+      </w:r>
+      <w:r>
+        <w:rPr>
+          <w:rStyle w:val="DecValTok"/>
+        </w:rPr>
+        <w:t xml:space="preserve">0</w:t>
+      </w:r>
+      <w:r>
+        <w:rPr>
+          <w:rStyle w:val="NormalTok"/>
+        </w:rPr>
+        <w:t xml:space="preserve"> </w:t>
+      </w:r>
+      <w:r>
+        <w:rPr>
+          <w:rStyle w:val="DecValTok"/>
+        </w:rPr>
+        <w:t xml:space="preserve">10</w:t>
+      </w:r>
+      <w:r>
+        <w:rPr>
+          <w:rStyle w:val="SpecialCharTok"/>
+        </w:rPr>
+        <w:t xml:space="preserve">^</w:t>
+      </w:r>
+      <w:r>
+        <w:rPr>
+          <w:rStyle w:val="DecValTok"/>
+        </w:rPr>
+        <w:t xml:space="preserve">6</w:t>
+      </w:r>
+      <w:r>
+        <w:rPr>
+          <w:rStyle w:val="SpecialCharTok"/>
+        </w:rPr>
+        <w:t xml:space="preserve">/</w:t>
+      </w:r>
+      <w:r>
+        <w:rPr>
+          <w:rStyle w:val="NormalTok"/>
+        </w:rPr>
+        <w:t xml:space="preserve">L      </w:t>
+      </w:r>
+      <w:r>
+        <w:rPr>
+          <w:rStyle w:val="DecValTok"/>
+        </w:rPr>
+        <w:t xml:space="preserve">86</w:t>
+      </w:r>
+      <w:r>
+        <w:rPr>
+          <w:rStyle w:val="NormalTok"/>
+        </w:rPr>
+        <w:t xml:space="preserve">      </w:t>
+      </w:r>
+      <w:r>
+        <w:rPr>
+          <w:rStyle w:val="DecValTok"/>
+        </w:rPr>
+        <w:t xml:space="preserve">85</w:t>
+      </w:r>
+      <w:r>
+        <w:br/>
+      </w:r>
+      <w:r>
+        <w:rPr>
+          <w:rStyle w:val="NormalTok"/>
+        </w:rPr>
+        <w:t xml:space="preserve"> </w:t>
+      </w:r>
+      <w:r>
+        <w:rPr>
+          <w:rStyle w:val="DecValTok"/>
+        </w:rPr>
+        <w:t xml:space="preserve">8</w:t>
+      </w:r>
+      <w:r>
+        <w:rPr>
+          <w:rStyle w:val="NormalTok"/>
+        </w:rPr>
+        <w:t xml:space="preserve"> RPTESTB RPTESTB… PFALCIPA       </w:t>
+      </w:r>
+      <w:r>
+        <w:rPr>
+          <w:rStyle w:val="DecValTok"/>
+        </w:rPr>
+        <w:t xml:space="preserve">0</w:t>
+      </w:r>
+      <w:r>
+        <w:rPr>
+          <w:rStyle w:val="NormalTok"/>
+        </w:rPr>
+        <w:t xml:space="preserve"> </w:t>
+      </w:r>
+      <w:r>
+        <w:rPr>
+          <w:rStyle w:val="SpecialCharTok"/>
+        </w:rPr>
+        <w:t xml:space="preserve">/</w:t>
+      </w:r>
+      <w:r>
+        <w:rPr>
+          <w:rStyle w:val="DecValTok"/>
+        </w:rPr>
+        <w:t xml:space="preserve">500</w:t>
+      </w:r>
+      <w:r>
+        <w:rPr>
+          <w:rStyle w:val="NormalTok"/>
+        </w:rPr>
+        <w:t xml:space="preserve"> WBC        </w:t>
+      </w:r>
+      <w:r>
+        <w:rPr>
+          <w:rStyle w:val="DecValTok"/>
+        </w:rPr>
+        <w:t xml:space="preserve">0</w:t>
+      </w:r>
+      <w:r>
+        <w:rPr>
+          <w:rStyle w:val="NormalTok"/>
+        </w:rPr>
+        <w:t xml:space="preserve"> </w:t>
+      </w:r>
+      <w:r>
+        <w:rPr>
+          <w:rStyle w:val="DecValTok"/>
+        </w:rPr>
+        <w:t xml:space="preserve">10</w:t>
+      </w:r>
+      <w:r>
+        <w:rPr>
+          <w:rStyle w:val="SpecialCharTok"/>
+        </w:rPr>
+        <w:t xml:space="preserve">^</w:t>
+      </w:r>
+      <w:r>
+        <w:rPr>
+          <w:rStyle w:val="DecValTok"/>
+        </w:rPr>
+        <w:t xml:space="preserve">6</w:t>
+      </w:r>
+      <w:r>
+        <w:rPr>
+          <w:rStyle w:val="SpecialCharTok"/>
+        </w:rPr>
+        <w:t xml:space="preserve">/</w:t>
+      </w:r>
+      <w:r>
+        <w:rPr>
+          <w:rStyle w:val="NormalTok"/>
+        </w:rPr>
+        <w:t xml:space="preserve">L     </w:t>
+      </w:r>
+      <w:r>
+        <w:rPr>
+          <w:rStyle w:val="DecValTok"/>
+        </w:rPr>
+        <w:t xml:space="preserve">182</w:t>
+      </w:r>
+      <w:r>
+        <w:rPr>
+          <w:rStyle w:val="NormalTok"/>
+        </w:rPr>
+        <w:t xml:space="preserve">     </w:t>
+      </w:r>
+      <w:r>
+        <w:rPr>
+          <w:rStyle w:val="DecValTok"/>
+        </w:rPr>
+        <w:t xml:space="preserve">182</w:t>
+      </w:r>
+      <w:r>
+        <w:br/>
+      </w:r>
+      <w:r>
+        <w:rPr>
+          <w:rStyle w:val="NormalTok"/>
+        </w:rPr>
+        <w:t xml:space="preserve"> </w:t>
+      </w:r>
+      <w:r>
+        <w:rPr>
+          <w:rStyle w:val="DecValTok"/>
+        </w:rPr>
+        <w:t xml:space="preserve">9</w:t>
+      </w:r>
+      <w:r>
+        <w:rPr>
+          <w:rStyle w:val="NormalTok"/>
+        </w:rPr>
+        <w:t xml:space="preserve"> RPTESTB RPTESTB… PFALCIPA       </w:t>
+      </w:r>
+      <w:r>
+        <w:rPr>
+          <w:rStyle w:val="DecValTok"/>
+        </w:rPr>
+        <w:t xml:space="preserve">0</w:t>
+      </w:r>
+      <w:r>
+        <w:rPr>
+          <w:rStyle w:val="NormalTok"/>
+        </w:rPr>
+        <w:t xml:space="preserve"> </w:t>
+      </w:r>
+      <w:r>
+        <w:rPr>
+          <w:rStyle w:val="SpecialCharTok"/>
+        </w:rPr>
+        <w:t xml:space="preserve">/</w:t>
+      </w:r>
+      <w:r>
+        <w:rPr>
+          <w:rStyle w:val="DecValTok"/>
+        </w:rPr>
+        <w:t xml:space="preserve">500</w:t>
+      </w:r>
+      <w:r>
+        <w:rPr>
+          <w:rStyle w:val="NormalTok"/>
+        </w:rPr>
+        <w:t xml:space="preserve"> WBC        </w:t>
+      </w:r>
+      <w:r>
+        <w:rPr>
+          <w:rStyle w:val="DecValTok"/>
+        </w:rPr>
+        <w:t xml:space="preserve">0</w:t>
+      </w:r>
+      <w:r>
+        <w:rPr>
+          <w:rStyle w:val="NormalTok"/>
+        </w:rPr>
+        <w:t xml:space="preserve"> </w:t>
+      </w:r>
+      <w:r>
+        <w:rPr>
+          <w:rStyle w:val="DecValTok"/>
+        </w:rPr>
+        <w:t xml:space="preserve">10</w:t>
+      </w:r>
+      <w:r>
+        <w:rPr>
+          <w:rStyle w:val="SpecialCharTok"/>
+        </w:rPr>
+        <w:t xml:space="preserve">^</w:t>
+      </w:r>
+      <w:r>
+        <w:rPr>
+          <w:rStyle w:val="DecValTok"/>
+        </w:rPr>
+        <w:t xml:space="preserve">6</w:t>
+      </w:r>
+      <w:r>
+        <w:rPr>
+          <w:rStyle w:val="SpecialCharTok"/>
+        </w:rPr>
+        <w:t xml:space="preserve">/</w:t>
+      </w:r>
+      <w:r>
+        <w:rPr>
+          <w:rStyle w:val="NormalTok"/>
+        </w:rPr>
+        <w:t xml:space="preserve">L     </w:t>
+      </w:r>
+      <w:r>
+        <w:rPr>
+          <w:rStyle w:val="DecValTok"/>
+        </w:rPr>
+        <w:t xml:space="preserve">273</w:t>
+      </w:r>
+      <w:r>
+        <w:rPr>
+          <w:rStyle w:val="NormalTok"/>
+        </w:rPr>
+        <w:t xml:space="preserve">     </w:t>
+      </w:r>
+      <w:r>
+        <w:rPr>
+          <w:rStyle w:val="DecValTok"/>
+        </w:rPr>
+        <w:t xml:space="preserve">273</w:t>
+      </w:r>
+      <w:r>
+        <w:br/>
+      </w:r>
+      <w:r>
+        <w:rPr>
+          <w:rStyle w:val="DecValTok"/>
+        </w:rPr>
+        <w:t xml:space="preserve">10</w:t>
+      </w:r>
+      <w:r>
+        <w:rPr>
+          <w:rStyle w:val="NormalTok"/>
+        </w:rPr>
+        <w:t xml:space="preserve"> RPTESTB RPTESTB… PFALCIPA       </w:t>
+      </w:r>
+      <w:r>
+        <w:rPr>
+          <w:rStyle w:val="DecValTok"/>
+        </w:rPr>
+        <w:t xml:space="preserve">0</w:t>
+      </w:r>
+      <w:r>
+        <w:rPr>
+          <w:rStyle w:val="NormalTok"/>
+        </w:rPr>
+        <w:t xml:space="preserve"> </w:t>
+      </w:r>
+      <w:r>
+        <w:rPr>
+          <w:rStyle w:val="SpecialCharTok"/>
+        </w:rPr>
+        <w:t xml:space="preserve">/</w:t>
+      </w:r>
+      <w:r>
+        <w:rPr>
+          <w:rStyle w:val="DecValTok"/>
+        </w:rPr>
+        <w:t xml:space="preserve">500</w:t>
+      </w:r>
+      <w:r>
+        <w:rPr>
+          <w:rStyle w:val="NormalTok"/>
+        </w:rPr>
+        <w:t xml:space="preserve"> WBC        </w:t>
+      </w:r>
+      <w:r>
+        <w:rPr>
+          <w:rStyle w:val="DecValTok"/>
+        </w:rPr>
+        <w:t xml:space="preserve">0</w:t>
+      </w:r>
+      <w:r>
+        <w:rPr>
+          <w:rStyle w:val="NormalTok"/>
+        </w:rPr>
+        <w:t xml:space="preserve"> </w:t>
+      </w:r>
+      <w:r>
+        <w:rPr>
+          <w:rStyle w:val="DecValTok"/>
+        </w:rPr>
+        <w:t xml:space="preserve">10</w:t>
+      </w:r>
+      <w:r>
+        <w:rPr>
+          <w:rStyle w:val="SpecialCharTok"/>
+        </w:rPr>
+        <w:t xml:space="preserve">^</w:t>
+      </w:r>
+      <w:r>
+        <w:rPr>
+          <w:rStyle w:val="DecValTok"/>
+        </w:rPr>
+        <w:t xml:space="preserve">6</w:t>
+      </w:r>
+      <w:r>
+        <w:rPr>
+          <w:rStyle w:val="SpecialCharTok"/>
+        </w:rPr>
+        <w:t xml:space="preserve">/</w:t>
+      </w:r>
+      <w:r>
+        <w:rPr>
+          <w:rStyle w:val="NormalTok"/>
+        </w:rPr>
+        <w:t xml:space="preserve">L     </w:t>
+      </w:r>
+      <w:r>
+        <w:rPr>
+          <w:rStyle w:val="DecValTok"/>
+        </w:rPr>
+        <w:t xml:space="preserve">362</w:t>
+      </w:r>
+      <w:r>
+        <w:rPr>
+          <w:rStyle w:val="NormalTok"/>
+        </w:rPr>
+        <w:t xml:space="preserve">     </w:t>
+      </w:r>
+      <w:r>
+        <w:rPr>
+          <w:rStyle w:val="DecValTok"/>
+        </w:rPr>
+        <w:t xml:space="preserve">366</w:t>
+      </w:r>
+      <w:r>
+        <w:br/>
+      </w:r>
+      <w:r>
+        <w:rPr>
+          <w:rStyle w:val="DecValTok"/>
+        </w:rPr>
+        <w:t xml:space="preserve">11</w:t>
+      </w:r>
+      <w:r>
+        <w:rPr>
+          <w:rStyle w:val="NormalTok"/>
+        </w:rPr>
+        <w:t xml:space="preserve"> RPTESTB RPTESTB… PFALCIPA     </w:t>
+      </w:r>
+      <w:r>
+        <w:rPr>
+          <w:rStyle w:val="DecValTok"/>
+        </w:rPr>
+        <w:t xml:space="preserve">989</w:t>
+      </w:r>
+      <w:r>
+        <w:rPr>
+          <w:rStyle w:val="NormalTok"/>
+        </w:rPr>
+        <w:t xml:space="preserve"> </w:t>
+      </w:r>
+      <w:r>
+        <w:rPr>
+          <w:rStyle w:val="DecValTok"/>
+        </w:rPr>
+        <w:t xml:space="preserve">10</w:t>
+      </w:r>
+      <w:r>
+        <w:rPr>
+          <w:rStyle w:val="SpecialCharTok"/>
+        </w:rPr>
+        <w:t xml:space="preserve">^</w:t>
+      </w:r>
+      <w:r>
+        <w:rPr>
+          <w:rStyle w:val="DecValTok"/>
+        </w:rPr>
+        <w:t xml:space="preserve">6</w:t>
+      </w:r>
+      <w:r>
+        <w:rPr>
+          <w:rStyle w:val="SpecialCharTok"/>
+        </w:rPr>
+        <w:t xml:space="preserve">/</w:t>
+      </w:r>
+      <w:r>
+        <w:rPr>
+          <w:rStyle w:val="NormalTok"/>
+        </w:rPr>
+        <w:t xml:space="preserve">L        </w:t>
+      </w:r>
+      <w:r>
+        <w:rPr>
+          <w:rStyle w:val="DecValTok"/>
+        </w:rPr>
+        <w:t xml:space="preserve">989</w:t>
+      </w:r>
+      <w:r>
+        <w:rPr>
+          <w:rStyle w:val="NormalTok"/>
+        </w:rPr>
+        <w:t xml:space="preserve"> </w:t>
+      </w:r>
+      <w:r>
+        <w:rPr>
+          <w:rStyle w:val="DecValTok"/>
+        </w:rPr>
+        <w:t xml:space="preserve">10</w:t>
+      </w:r>
+      <w:r>
+        <w:rPr>
+          <w:rStyle w:val="SpecialCharTok"/>
+        </w:rPr>
+        <w:t xml:space="preserve">^</w:t>
+      </w:r>
+      <w:r>
+        <w:rPr>
+          <w:rStyle w:val="DecValTok"/>
+        </w:rPr>
+        <w:t xml:space="preserve">6</w:t>
+      </w:r>
+      <w:r>
+        <w:rPr>
+          <w:rStyle w:val="SpecialCharTok"/>
+        </w:rPr>
+        <w:t xml:space="preserve">/</w:t>
+      </w:r>
+      <w:r>
+        <w:rPr>
+          <w:rStyle w:val="NormalTok"/>
+        </w:rPr>
+        <w:t xml:space="preserve">L       </w:t>
+      </w:r>
+      <w:r>
+        <w:rPr>
+          <w:rStyle w:val="DecValTok"/>
+        </w:rPr>
+        <w:t xml:space="preserve">2</w:t>
+      </w:r>
+      <w:r>
+        <w:rPr>
+          <w:rStyle w:val="NormalTok"/>
+        </w:rPr>
+        <w:t xml:space="preserve">       </w:t>
+      </w:r>
+      <w:r>
+        <w:rPr>
+          <w:rStyle w:val="DecValTok"/>
+        </w:rPr>
+        <w:t xml:space="preserve">1</w:t>
+      </w:r>
+      <w:r>
+        <w:br/>
+      </w:r>
+      <w:r>
+        <w:rPr>
+          <w:rStyle w:val="DecValTok"/>
+        </w:rPr>
+        <w:t xml:space="preserve">12</w:t>
+      </w:r>
+      <w:r>
+        <w:rPr>
+          <w:rStyle w:val="NormalTok"/>
+        </w:rPr>
+        <w:t xml:space="preserve"> RPTESTB RPTESTB… PFALCIPA       </w:t>
+      </w:r>
+      <w:r>
+        <w:rPr>
+          <w:rStyle w:val="DecValTok"/>
+        </w:rPr>
+        <w:t xml:space="preserve">0</w:t>
+      </w:r>
+      <w:r>
+        <w:rPr>
+          <w:rStyle w:val="NormalTok"/>
+        </w:rPr>
+        <w:t xml:space="preserve"> </w:t>
+      </w:r>
+      <w:r>
+        <w:rPr>
+          <w:rStyle w:val="DecValTok"/>
+        </w:rPr>
+        <w:t xml:space="preserve">10</w:t>
+      </w:r>
+      <w:r>
+        <w:rPr>
+          <w:rStyle w:val="SpecialCharTok"/>
+        </w:rPr>
+        <w:t xml:space="preserve">^</w:t>
+      </w:r>
+      <w:r>
+        <w:rPr>
+          <w:rStyle w:val="DecValTok"/>
+        </w:rPr>
+        <w:t xml:space="preserve">6</w:t>
+      </w:r>
+      <w:r>
+        <w:rPr>
+          <w:rStyle w:val="SpecialCharTok"/>
+        </w:rPr>
+        <w:t xml:space="preserve">/</w:t>
+      </w:r>
+      <w:r>
+        <w:rPr>
+          <w:rStyle w:val="NormalTok"/>
+        </w:rPr>
+        <w:t xml:space="preserve">L          </w:t>
+      </w:r>
+      <w:r>
+        <w:rPr>
+          <w:rStyle w:val="DecValTok"/>
+        </w:rPr>
+        <w:t xml:space="preserve">0</w:t>
+      </w:r>
+      <w:r>
+        <w:rPr>
+          <w:rStyle w:val="NormalTok"/>
+        </w:rPr>
+        <w:t xml:space="preserve"> </w:t>
+      </w:r>
+      <w:r>
+        <w:rPr>
+          <w:rStyle w:val="DecValTok"/>
+        </w:rPr>
+        <w:t xml:space="preserve">10</w:t>
+      </w:r>
+      <w:r>
+        <w:rPr>
+          <w:rStyle w:val="SpecialCharTok"/>
+        </w:rPr>
+        <w:t xml:space="preserve">^</w:t>
+      </w:r>
+      <w:r>
+        <w:rPr>
+          <w:rStyle w:val="DecValTok"/>
+        </w:rPr>
+        <w:t xml:space="preserve">6</w:t>
+      </w:r>
+      <w:r>
+        <w:rPr>
+          <w:rStyle w:val="SpecialCharTok"/>
+        </w:rPr>
+        <w:t xml:space="preserve">/</w:t>
+      </w:r>
+      <w:r>
+        <w:rPr>
+          <w:rStyle w:val="NormalTok"/>
+        </w:rPr>
+        <w:t xml:space="preserve">L       </w:t>
+      </w:r>
+      <w:r>
+        <w:rPr>
+          <w:rStyle w:val="DecValTok"/>
+        </w:rPr>
+        <w:t xml:space="preserve">5</w:t>
+      </w:r>
+      <w:r>
+        <w:rPr>
+          <w:rStyle w:val="NormalTok"/>
+        </w:rPr>
+        <w:t xml:space="preserve">       </w:t>
+      </w:r>
+      <w:r>
+        <w:rPr>
+          <w:rStyle w:val="DecValTok"/>
+        </w:rPr>
+        <w:t xml:space="preserve">3</w:t>
+      </w:r>
+      <w:r>
+        <w:br/>
+      </w:r>
+      <w:r>
+        <w:rPr>
+          <w:rStyle w:val="DecValTok"/>
+        </w:rPr>
+        <w:t xml:space="preserve">13</w:t>
+      </w:r>
+      <w:r>
+        <w:rPr>
+          <w:rStyle w:val="NormalTok"/>
+        </w:rPr>
+        <w:t xml:space="preserve"> RPTESTB RPTESTB… PFALCIPA     </w:t>
+      </w:r>
+      <w:r>
+        <w:rPr>
+          <w:rStyle w:val="DecValTok"/>
+        </w:rPr>
+        <w:t xml:space="preserve">167</w:t>
+      </w:r>
+      <w:r>
+        <w:rPr>
+          <w:rStyle w:val="NormalTok"/>
+        </w:rPr>
+        <w:t xml:space="preserve"> </w:t>
+      </w:r>
+      <w:r>
+        <w:rPr>
+          <w:rStyle w:val="DecValTok"/>
+        </w:rPr>
+        <w:t xml:space="preserve">10</w:t>
+      </w:r>
+      <w:r>
+        <w:rPr>
+          <w:rStyle w:val="SpecialCharTok"/>
+        </w:rPr>
+        <w:t xml:space="preserve">^</w:t>
+      </w:r>
+      <w:r>
+        <w:rPr>
+          <w:rStyle w:val="DecValTok"/>
+        </w:rPr>
+        <w:t xml:space="preserve">6</w:t>
+      </w:r>
+      <w:r>
+        <w:rPr>
+          <w:rStyle w:val="SpecialCharTok"/>
+        </w:rPr>
+        <w:t xml:space="preserve">/</w:t>
+      </w:r>
+      <w:r>
+        <w:rPr>
+          <w:rStyle w:val="NormalTok"/>
+        </w:rPr>
+        <w:t xml:space="preserve">L        </w:t>
+      </w:r>
+      <w:r>
+        <w:rPr>
+          <w:rStyle w:val="DecValTok"/>
+        </w:rPr>
+        <w:t xml:space="preserve">167</w:t>
+      </w:r>
+      <w:r>
+        <w:rPr>
+          <w:rStyle w:val="NormalTok"/>
+        </w:rPr>
+        <w:t xml:space="preserve"> </w:t>
+      </w:r>
+      <w:r>
+        <w:rPr>
+          <w:rStyle w:val="DecValTok"/>
+        </w:rPr>
+        <w:t xml:space="preserve">10</w:t>
+      </w:r>
+      <w:r>
+        <w:rPr>
+          <w:rStyle w:val="SpecialCharTok"/>
+        </w:rPr>
+        <w:t xml:space="preserve">^</w:t>
+      </w:r>
+      <w:r>
+        <w:rPr>
+          <w:rStyle w:val="DecValTok"/>
+        </w:rPr>
+        <w:t xml:space="preserve">6</w:t>
+      </w:r>
+      <w:r>
+        <w:rPr>
+          <w:rStyle w:val="SpecialCharTok"/>
+        </w:rPr>
+        <w:t xml:space="preserve">/</w:t>
+      </w:r>
+      <w:r>
+        <w:rPr>
+          <w:rStyle w:val="NormalTok"/>
+        </w:rPr>
+        <w:t xml:space="preserve">L      </w:t>
+      </w:r>
+      <w:r>
+        <w:rPr>
+          <w:rStyle w:val="DecValTok"/>
+        </w:rPr>
+        <w:t xml:space="preserve">85</w:t>
+      </w:r>
+      <w:r>
+        <w:rPr>
+          <w:rStyle w:val="NormalTok"/>
+        </w:rPr>
+        <w:t xml:space="preserve">      </w:t>
+      </w:r>
+      <w:r>
+        <w:rPr>
+          <w:rStyle w:val="DecValTok"/>
+        </w:rPr>
+        <w:t xml:space="preserve">85</w:t>
+      </w:r>
+      <w:r>
+        <w:br/>
+      </w:r>
+      <w:r>
+        <w:rPr>
+          <w:rStyle w:val="DecValTok"/>
+        </w:rPr>
+        <w:t xml:space="preserve">14</w:t>
+      </w:r>
+      <w:r>
+        <w:rPr>
+          <w:rStyle w:val="NormalTok"/>
+        </w:rPr>
+        <w:t xml:space="preserve"> RPTESTB RPTESTB… PFALCIPA       </w:t>
+      </w:r>
+      <w:r>
+        <w:rPr>
+          <w:rStyle w:val="DecValTok"/>
+        </w:rPr>
+        <w:t xml:space="preserve">0</w:t>
+      </w:r>
+      <w:r>
+        <w:rPr>
+          <w:rStyle w:val="NormalTok"/>
+        </w:rPr>
+        <w:t xml:space="preserve"> </w:t>
+      </w:r>
+      <w:r>
+        <w:rPr>
+          <w:rStyle w:val="DecValTok"/>
+        </w:rPr>
+        <w:t xml:space="preserve">10</w:t>
+      </w:r>
+      <w:r>
+        <w:rPr>
+          <w:rStyle w:val="SpecialCharTok"/>
+        </w:rPr>
+        <w:t xml:space="preserve">^</w:t>
+      </w:r>
+      <w:r>
+        <w:rPr>
+          <w:rStyle w:val="DecValTok"/>
+        </w:rPr>
+        <w:t xml:space="preserve">6</w:t>
+      </w:r>
+      <w:r>
+        <w:rPr>
+          <w:rStyle w:val="SpecialCharTok"/>
+        </w:rPr>
+        <w:t xml:space="preserve">/</w:t>
+      </w:r>
+      <w:r>
+        <w:rPr>
+          <w:rStyle w:val="NormalTok"/>
+        </w:rPr>
+        <w:t xml:space="preserve">L          </w:t>
+      </w:r>
+      <w:r>
+        <w:rPr>
+          <w:rStyle w:val="DecValTok"/>
+        </w:rPr>
+        <w:t xml:space="preserve">0</w:t>
+      </w:r>
+      <w:r>
+        <w:rPr>
+          <w:rStyle w:val="NormalTok"/>
+        </w:rPr>
+        <w:t xml:space="preserve"> </w:t>
+      </w:r>
+      <w:r>
+        <w:rPr>
+          <w:rStyle w:val="DecValTok"/>
+        </w:rPr>
+        <w:t xml:space="preserve">10</w:t>
+      </w:r>
+      <w:r>
+        <w:rPr>
+          <w:rStyle w:val="SpecialCharTok"/>
+        </w:rPr>
+        <w:t xml:space="preserve">^</w:t>
+      </w:r>
+      <w:r>
+        <w:rPr>
+          <w:rStyle w:val="DecValTok"/>
+        </w:rPr>
+        <w:t xml:space="preserve">6</w:t>
+      </w:r>
+      <w:r>
+        <w:rPr>
+          <w:rStyle w:val="SpecialCharTok"/>
+        </w:rPr>
+        <w:t xml:space="preserve">/</w:t>
+      </w:r>
+      <w:r>
+        <w:rPr>
+          <w:rStyle w:val="NormalTok"/>
+        </w:rPr>
+        <w:t xml:space="preserve">L     </w:t>
+      </w:r>
+      <w:r>
+        <w:rPr>
+          <w:rStyle w:val="DecValTok"/>
+        </w:rPr>
+        <w:t xml:space="preserve">184</w:t>
+      </w:r>
+      <w:r>
+        <w:rPr>
+          <w:rStyle w:val="NormalTok"/>
+        </w:rPr>
+        <w:t xml:space="preserve">     </w:t>
+      </w:r>
+      <w:r>
+        <w:rPr>
+          <w:rStyle w:val="DecValTok"/>
+        </w:rPr>
+        <w:t xml:space="preserve">182</w:t>
+      </w:r>
+      <w:r>
+        <w:br/>
+      </w:r>
+      <w:r>
+        <w:rPr>
+          <w:rStyle w:val="CommentTok"/>
+        </w:rPr>
+        <w:t xml:space="preserve"># ℹ 30 more variables: DOMAIN &lt;chr&gt;, MBSEQ &lt;dbl&gt;, MBGRPID &lt;lgl&gt;,</w:t>
+      </w:r>
+      <w:r>
+        <w:br/>
+      </w:r>
+      <w:r>
+        <w:rPr>
+          <w:rStyle w:val="CommentTok"/>
+        </w:rPr>
+        <w:t xml:space="preserve">#   MBREFID &lt;lgl&gt;, MBTEST &lt;chr&gt;, MBMODIFY &lt;lgl&gt;, MBTSTDTL &lt;chr&gt;,</w:t>
+      </w:r>
+      <w:r>
+        <w:br/>
+      </w:r>
+      <w:r>
+        <w:rPr>
+          <w:rStyle w:val="CommentTok"/>
+        </w:rPr>
+        <w:t xml:space="preserve">#   MBCAT &lt;lgl&gt;, MBSTRESC &lt;dbl&gt;, MBSTAT &lt;lgl&gt;, MBREASND &lt;lgl&gt;, MBNAM &lt;lgl&gt;,</w:t>
+      </w:r>
+      <w:r>
+        <w:br/>
+      </w:r>
+      <w:r>
+        <w:rPr>
+          <w:rStyle w:val="CommentTok"/>
+        </w:rPr>
+        <w:t xml:space="preserve">#   MBSPEC &lt;chr&gt;, MBSPCCND &lt;lgl&gt;, MBLOC &lt;chr&gt;, MBMETHOD &lt;chr&gt;,</w:t>
+      </w:r>
+      <w:r>
+        <w:br/>
+      </w:r>
+      <w:r>
+        <w:rPr>
+          <w:rStyle w:val="CommentTok"/>
+        </w:rPr>
+        <w:t xml:space="preserve">#   VISITNUM &lt;dbl&gt;, VISIT &lt;chr&gt;, EPOCH &lt;chr&gt;, MBDTC &lt;chr&gt;, MBTPT &lt;lgl&gt;,</w:t>
+      </w:r>
+      <w:r>
+        <w:br/>
+      </w:r>
+      <w:r>
+        <w:rPr>
+          <w:rStyle w:val="CommentTok"/>
+        </w:rPr>
+        <w:t xml:space="preserve">#   MBTPTNUM &lt;lgl&gt;, MBELTM &lt;lgl&gt;, MBTPTREF &lt;lgl&gt;, MBSTRF &lt;lgl&gt;,</w:t>
+      </w:r>
+      <w:r>
+        <w:br/>
+      </w:r>
+      <w:r>
+        <w:rPr>
+          <w:rStyle w:val="CommentTok"/>
+        </w:rPr>
+        <w:t xml:space="preserve">#   MBEVINTX &lt;lgl&gt;, MBSTRTPT &lt;lgl&gt;, MBSTTPT &lt;lgl&gt;, MBCDSTDY &lt;lgl&gt;, …</w:t>
+      </w:r>
+    </w:p>
+    <w:bookmarkEnd w:id="23"/>
+    <w:bookmarkStart w:id="27" w:name="software-design"/>
+    <w:p>
+      <w:pPr>
+        <w:pStyle w:val="Heading1"/>
+      </w:pPr>
+      <w:r>
+        <w:t xml:space="preserve">Software Design</w:t>
       </w:r>
     </w:p>
     <w:p>
       <w:pPr>
-        <w:pStyle w:val="BodyText"/>
-      </w:pPr>
-      <w:r>
-        <w:rPr>
-          <w:rStyle w:val="VerbatimChar"/>
-        </w:rPr>
-        <w:t xml:space="preserve">iddoverse</w:t>
-      </w:r>
-      <w:r>
-        <w:t xml:space="preserve"> </w:t>
-      </w:r>
-      <w:r>
-        <w:t xml:space="preserve">also contains functions to check and summarise the IDDO-SDTM</w:t>
-      </w:r>
-      <w:r>
-        <w:t xml:space="preserve"> </w:t>
-      </w:r>
-      <w:r>
-        <w:t xml:space="preserve">data for the user, this supports</w:t>
-      </w:r>
-      <w:r>
-        <w:t xml:space="preserve"> </w:t>
-      </w:r>
-      <w:r>
-        <w:t xml:space="preserve">with exploratory data analysis and can inform the choice of parameter options</w:t>
-      </w:r>
-      <w:r>
-        <w:t xml:space="preserve"> </w:t>
-      </w:r>
-      <w:r>
-        <w:t xml:space="preserve">within</w:t>
-      </w:r>
-      <w:r>
-        <w:t xml:space="preserve"> </w:t>
-      </w:r>
-      <w:r>
-        <w:rPr>
-          <w:rStyle w:val="VerbatimChar"/>
-        </w:rPr>
-        <w:t xml:space="preserve">prepare_domain</w:t>
-      </w:r>
-      <w:r>
-        <w:t xml:space="preserve">. Additionally, some utility and support functions exist</w:t>
-      </w:r>
-      <w:r>
-        <w:t xml:space="preserve"> </w:t>
-      </w:r>
-      <w:r>
-        <w:t xml:space="preserve">to derive or convert certain variables. Synthetic data has been</w:t>
-      </w:r>
-      <w:r>
-        <w:t xml:space="preserve"> </w:t>
-      </w:r>
-      <w:r>
-        <w:t xml:space="preserve">packaged within</w:t>
-      </w:r>
-      <w:r>
-        <w:t xml:space="preserve"> </w:t>
-      </w:r>
-      <w:r>
-        <w:rPr>
-          <w:rStyle w:val="VerbatimChar"/>
-        </w:rPr>
-        <w:t xml:space="preserve">iddoverse</w:t>
-      </w:r>
-      <w:r>
-        <w:t xml:space="preserve"> </w:t>
-      </w:r>
-      <w:r>
-        <w:t xml:space="preserve">to provide IDDO-SDTM examples for documentation</w:t>
-      </w:r>
-      <w:r>
-        <w:t xml:space="preserve"> </w:t>
-      </w:r>
-      <w:r>
-        <w:t xml:space="preserve">and can be used to gain familiarity or test code before and whilst</w:t>
-      </w:r>
-      <w:r>
-        <w:t xml:space="preserve"> </w:t>
-      </w:r>
-      <w:r>
-        <w:t xml:space="preserve">awaiting the data access application to be finalised.</w:t>
+        <w:pStyle w:val="FirstParagraph"/>
+      </w:pPr>
+      <w:r>
+        <w:t xml:space="preserve">The guiding design philosophy has been to promote greater confidence amongst researchers using data from the IDDO</w:t>
+      </w:r>
+      <w:r>
+        <w:t xml:space="preserve"> </w:t>
+      </w:r>
+      <w:r>
+        <w:t xml:space="preserve">repository by semi-automating the data transformation from SDTM format into analysis datasets. As a result, a greater</w:t>
+      </w:r>
+      <w:r>
+        <w:t xml:space="preserve"> </w:t>
+      </w:r>
+      <w:r>
+        <w:t xml:space="preserve">proportion of the scientific community can benefit from the powerful database IDDO has built over the past 15 years</w:t>
+      </w:r>
+      <w:r>
+        <w:t xml:space="preserve"> </w:t>
+      </w:r>
+      <w:r>
+        <w:t xml:space="preserve">and contribute towards the global fight against infectious diseases.</w:t>
       </w:r>
     </w:p>
     <w:p>
@@ -1001,7 +2548,7 @@
         <w:pStyle w:val="BodyText"/>
       </w:pPr>
       <w:r>
-        <w:t xml:space="preserve">In conclusion, the</w:t>
+        <w:t xml:space="preserve">The</w:t>
       </w:r>
       <w:r>
         <w:t xml:space="preserve"> </w:t>
@@ -1016,96 +2563,1719 @@
         <w:t xml:space="preserve"> </w:t>
       </w:r>
       <w:r>
-        <w:t xml:space="preserve">R package provides users of the IDDO data</w:t>
-      </w:r>
-      <w:r>
-        <w:t xml:space="preserve"> </w:t>
-      </w:r>
-      <w:r>
-        <w:t xml:space="preserve">repository a variety of functions and datasets to assist them in their research</w:t>
-      </w:r>
-      <w:r>
-        <w:t xml:space="preserve"> </w:t>
-      </w:r>
-      <w:r>
-        <w:t xml:space="preserve">by speeding up data pre-processing. The package also increases the accessibility of the</w:t>
-      </w:r>
-      <w:r>
-        <w:t xml:space="preserve"> </w:t>
-      </w:r>
-      <w:r>
-        <w:t xml:space="preserve">repository and will allow more people to confidently use the data, whilst minimising</w:t>
-      </w:r>
-      <w:r>
-        <w:t xml:space="preserve"> </w:t>
-      </w:r>
-      <w:r>
-        <w:t xml:space="preserve">duplicated effort of researchers having to code solutions to manipulate the data. Creating a range of</w:t>
-      </w:r>
-      <w:r>
-        <w:t xml:space="preserve"> </w:t>
-      </w:r>
-      <w:r>
-        <w:t xml:space="preserve">standardised analysis datasets from custom-SDTM implementation is shown to be possible and</w:t>
-      </w:r>
-      <w:r>
-        <w:t xml:space="preserve"> </w:t>
-      </w:r>
-      <w:r>
-        <w:rPr>
-          <w:rStyle w:val="VerbatimChar"/>
-        </w:rPr>
-        <w:t xml:space="preserve">iddoverse</w:t>
-      </w:r>
-      <w:r>
-        <w:t xml:space="preserve"> </w:t>
-      </w:r>
-      <w:r>
-        <w:t xml:space="preserve">provides a framework for other organisations whom to do not use SDTM</w:t>
-      </w:r>
-      <w:r>
-        <w:t xml:space="preserve"> </w:t>
-      </w:r>
-      <w:r>
-        <w:t xml:space="preserve">for pharmaceutical regulatory submission.</w:t>
-      </w:r>
-    </w:p>
-    <w:bookmarkEnd w:id="23"/>
-    <w:bookmarkStart w:id="24" w:name="acknowledgements"/>
-    <w:p>
-      <w:pPr>
-        <w:pStyle w:val="Heading1"/>
-      </w:pPr>
-      <w:r>
-        <w:t xml:space="preserve">Acknowledgements</w:t>
+        <w:t xml:space="preserve">suite (Figure 1) comprises several functions. Most functions are domain-agnostic and can be applied</w:t>
+      </w:r>
+      <w:r>
+        <w:t xml:space="preserve"> </w:t>
+      </w:r>
+      <w:r>
+        <w:t xml:space="preserve">across special purpose, findings, and event domains. This approach contrasts with the earlier developmental versions</w:t>
+      </w:r>
+      <w:r>
+        <w:t xml:space="preserve"> </w:t>
+      </w:r>
+      <w:r>
+        <w:t xml:space="preserve">of the package (pre version 0.7.0) which had predominately domain-specific functions. Previously, a static selection</w:t>
+      </w:r>
+      <w:r>
+        <w:t xml:space="preserve"> </w:t>
+      </w:r>
+      <w:r>
+        <w:t xml:space="preserve">of SDTM variables was used, which proved to be too restrictive and impacted the generalisability of the function, so</w:t>
+      </w:r>
+      <w:r>
+        <w:t xml:space="preserve"> </w:t>
+      </w:r>
+      <w:r>
+        <w:t xml:space="preserve">a customisable set has now been implemented.</w:t>
       </w:r>
     </w:p>
     <w:p>
       <w:pPr>
+        <w:pStyle w:val="BodyText"/>
+      </w:pPr>
+      <w:r>
+        <w:t xml:space="preserve">A key limitation is that the iddoverse functions cannot address every need of researchers due to the large variability</w:t>
+      </w:r>
+      <w:r>
+        <w:t xml:space="preserve"> </w:t>
+      </w:r>
+      <w:r>
+        <w:t xml:space="preserve">in the datasets within, and across, diseases. The objective has been to provide assistance and automation of analysis</w:t>
+      </w:r>
+      <w:r>
+        <w:t xml:space="preserve"> </w:t>
+      </w:r>
+      <w:r>
+        <w:t xml:space="preserve">datasets, whilst keeping the solution generalisable and customisable by the user.</w:t>
+      </w:r>
+    </w:p>
+    <w:p>
+      <w:pPr>
+        <w:pStyle w:val="CaptionedFigure"/>
+      </w:pPr>
+      <w:r>
+        <w:drawing>
+          <wp:inline>
+            <wp:extent cx="5334000" cy="2649492"/>
+            <wp:effectExtent b="0" l="0" r="0" t="0"/>
+            <wp:docPr descr="Figure 1: Flowchart of functions within the iddoverse package." title="" id="25" name="Picture"/>
+            <a:graphic>
+              <a:graphicData uri="http://schemas.openxmlformats.org/drawingml/2006/picture">
+                <pic:pic>
+                  <pic:nvPicPr>
+                    <pic:cNvPr descr="figures/Function%20Flowchart.tif" id="26" name="Picture"/>
+                    <pic:cNvPicPr>
+                      <a:picLocks noChangeArrowheads="1" noChangeAspect="1"/>
+                    </pic:cNvPicPr>
+                  </pic:nvPicPr>
+                  <pic:blipFill>
+                    <a:blip r:embed="rId24"/>
+                    <a:stretch>
+                      <a:fillRect/>
+                    </a:stretch>
+                  </pic:blipFill>
+                  <pic:spPr bwMode="auto">
+                    <a:xfrm>
+                      <a:off x="0" y="0"/>
+                      <a:ext cx="5334000" cy="2649492"/>
+                    </a:xfrm>
+                    <a:prstGeom prst="rect">
+                      <a:avLst/>
+                    </a:prstGeom>
+                    <a:noFill/>
+                    <a:ln w="9525">
+                      <a:noFill/>
+                      <a:headEnd/>
+                      <a:tailEnd/>
+                    </a:ln>
+                  </pic:spPr>
+                </pic:pic>
+              </a:graphicData>
+            </a:graphic>
+          </wp:inline>
+        </w:drawing>
+      </w:r>
+    </w:p>
+    <w:p>
+      <w:pPr>
+        <w:pStyle w:val="ImageCaption"/>
+      </w:pPr>
+      <w:r>
+        <w:t xml:space="preserve">Figure 1: Flowchart of functions within the</w:t>
+      </w:r>
+      <w:r>
+        <w:t xml:space="preserve"> </w:t>
+      </w:r>
+      <w:r>
+        <w:rPr>
+          <w:rStyle w:val="VerbatimChar"/>
+        </w:rPr>
+        <w:t xml:space="preserve">iddoverse</w:t>
+      </w:r>
+      <w:r>
+        <w:t xml:space="preserve"> </w:t>
+      </w:r>
+      <w:r>
+        <w:t xml:space="preserve">package.</w:t>
+      </w:r>
+    </w:p>
+    <w:bookmarkEnd w:id="27"/>
+    <w:bookmarkStart w:id="31" w:name="iddoverse-functions"/>
+    <w:p>
+      <w:pPr>
+        <w:pStyle w:val="Heading1"/>
+      </w:pPr>
+      <w:r>
+        <w:t xml:space="preserve">iddoverse Functions</w:t>
+      </w:r>
+    </w:p>
+    <w:p>
+      <w:pPr>
         <w:pStyle w:val="FirstParagraph"/>
       </w:pPr>
       <w:r>
+        <w:t xml:space="preserve">A core function within the</w:t>
+      </w:r>
+      <w:r>
+        <w:t xml:space="preserve"> </w:t>
+      </w:r>
+      <w:r>
+        <w:rPr>
+          <w:rStyle w:val="VerbatimChar"/>
+        </w:rPr>
+        <w:t xml:space="preserve">iddoverse</w:t>
+      </w:r>
+      <w:r>
+        <w:t xml:space="preserve"> </w:t>
+      </w:r>
+      <w:r>
+        <w:t xml:space="preserve">package is</w:t>
+      </w:r>
+      <w:r>
+        <w:t xml:space="preserve"> </w:t>
+      </w:r>
+      <w:r>
+        <w:rPr>
+          <w:rStyle w:val="VerbatimChar"/>
+        </w:rPr>
+        <w:t xml:space="preserve">prepare_domain()</w:t>
+      </w:r>
+      <w:r>
+        <w:t xml:space="preserve">. This function enables the transformation of a</w:t>
+      </w:r>
+      <w:r>
+        <w:t xml:space="preserve"> </w:t>
+      </w:r>
+      <w:r>
+        <w:t xml:space="preserve">single IDDO-SDTM domain. In order to reduce the number of results and timing columns, the function amalgamates data</w:t>
+      </w:r>
+      <w:r>
+        <w:t xml:space="preserve"> </w:t>
+      </w:r>
+      <w:r>
+        <w:t xml:space="preserve">into one</w:t>
+      </w:r>
+      <w:r>
+        <w:t xml:space="preserve"> </w:t>
+      </w:r>
+      <w:r>
+        <w:t xml:space="preserve">‘best choice’</w:t>
+      </w:r>
+      <w:r>
+        <w:t xml:space="preserve"> </w:t>
+      </w:r>
+      <w:r>
+        <w:t xml:space="preserve">for</w:t>
+      </w:r>
+      <w:r>
+        <w:t xml:space="preserve"> </w:t>
+      </w:r>
+      <w:r>
+        <w:t xml:space="preserve">‘time’</w:t>
+      </w:r>
+      <w:r>
+        <w:t xml:space="preserve"> </w:t>
+      </w:r>
+      <w:r>
+        <w:t xml:space="preserve">and</w:t>
+      </w:r>
+      <w:r>
+        <w:t xml:space="preserve"> </w:t>
+      </w:r>
+      <w:r>
+        <w:t xml:space="preserve">‘result’</w:t>
+      </w:r>
+      <w:r>
+        <w:t xml:space="preserve">. For the</w:t>
+      </w:r>
+      <w:r>
+        <w:t xml:space="preserve"> </w:t>
+      </w:r>
+      <w:r>
+        <w:t xml:space="preserve">‘best result’</w:t>
+      </w:r>
+      <w:r>
+        <w:t xml:space="preserve">, the standardised numeric result (i.e. </w:t>
+      </w:r>
+      <w:r>
+        <w:rPr>
+          <w:rStyle w:val="VerbatimChar"/>
+        </w:rPr>
+        <w:t xml:space="preserve">MBSTRESN</w:t>
+      </w:r>
+      <w:r>
+        <w:t xml:space="preserve">)</w:t>
+      </w:r>
+      <w:r>
+        <w:t xml:space="preserve"> </w:t>
+      </w:r>
+      <w:r>
+        <w:t xml:space="preserve">is taken first for each row. If this standardised numeric result is missing for a given row, the standardised character value</w:t>
+      </w:r>
+      <w:r>
+        <w:t xml:space="preserve"> </w:t>
+      </w:r>
+      <w:r>
+        <w:t xml:space="preserve">(i.e. </w:t>
+      </w:r>
+      <w:r>
+        <w:rPr>
+          <w:rStyle w:val="VerbatimChar"/>
+        </w:rPr>
+        <w:t xml:space="preserve">MBSTRESC</w:t>
+      </w:r>
+      <w:r>
+        <w:t xml:space="preserve">) will instead be populated as the best choice result for that given row (Figure 2). If both standardised results</w:t>
+      </w:r>
+      <w:r>
+        <w:t xml:space="preserve"> </w:t>
+      </w:r>
+      <w:r>
+        <w:t xml:space="preserve">are absent from a row, the modified result (i.e. </w:t>
+      </w:r>
+      <w:r>
+        <w:rPr>
+          <w:rStyle w:val="VerbatimChar"/>
+        </w:rPr>
+        <w:t xml:space="preserve">MBMODIFY</w:t>
+      </w:r>
+      <w:r>
+        <w:t xml:space="preserve">) will be used, where present. The original contributed result from the study</w:t>
+      </w:r>
+      <w:r>
+        <w:t xml:space="preserve"> </w:t>
+      </w:r>
+      <w:r>
+        <w:t xml:space="preserve">(i.e. </w:t>
+      </w:r>
+      <w:r>
+        <w:rPr>
+          <w:rStyle w:val="VerbatimChar"/>
+        </w:rPr>
+        <w:t xml:space="preserve">MBORRES</w:t>
+      </w:r>
+      <w:r>
+        <w:t xml:space="preserve">) is utilised if no other options are available. Note that</w:t>
+      </w:r>
+      <w:r>
+        <w:t xml:space="preserve"> </w:t>
+      </w:r>
+      <w:r>
+        <w:rPr>
+          <w:rStyle w:val="VerbatimChar"/>
+        </w:rPr>
+        <w:t xml:space="preserve">MBMODIFY</w:t>
+      </w:r>
+      <w:r>
+        <w:t xml:space="preserve"> </w:t>
+      </w:r>
+      <w:r>
+        <w:t xml:space="preserve">is used by IDDO specifically for a handful of</w:t>
+      </w:r>
+      <w:r>
+        <w:t xml:space="preserve"> </w:t>
+      </w:r>
+      <w:r>
+        <w:t xml:space="preserve">diseases and will not be relevant to most. The hierarchy of timing variables is study dependent – it is therefore a customisable</w:t>
+      </w:r>
+      <w:r>
+        <w:t xml:space="preserve"> </w:t>
+      </w:r>
+      <w:r>
+        <w:t xml:space="preserve">parameter to enable researchers to select the most appropriate variable(s) for their analysis. By choosing a</w:t>
+      </w:r>
+      <w:r>
+        <w:t xml:space="preserve"> </w:t>
+      </w:r>
+      <w:r>
+        <w:t xml:space="preserve">‘best choice’</w:t>
+      </w:r>
+      <w:r>
+        <w:t xml:space="preserve"> </w:t>
+      </w:r>
+      <w:r>
+        <w:t xml:space="preserve">timing</w:t>
+      </w:r>
+      <w:r>
+        <w:t xml:space="preserve"> </w:t>
+      </w:r>
+      <w:r>
+        <w:t xml:space="preserve">and result, potential confusion surrounding multiple columns is removed.</w:t>
+      </w:r>
+    </w:p>
+    <w:p>
+      <w:pPr>
+        <w:pStyle w:val="CaptionedFigure"/>
+      </w:pPr>
+      <w:r>
+        <w:drawing>
+          <wp:inline>
+            <wp:extent cx="3035193" cy="3649915"/>
+            <wp:effectExtent b="0" l="0" r="0" t="0"/>
+            <wp:docPr descr="Figure 2: Hierarchy of best choice results/events/findings in prepare_domain(). STRESN or DECOD would be used in the first instance and, where rows are missing this information, they are populated with the variables under them in order." title="" id="29" name="Picture"/>
+            <a:graphic>
+              <a:graphicData uri="http://schemas.openxmlformats.org/drawingml/2006/picture">
+                <pic:pic>
+                  <pic:nvPicPr>
+                    <pic:cNvPr descr="figures/Hierarchy%20Choices.tif" id="30" name="Picture"/>
+                    <pic:cNvPicPr>
+                      <a:picLocks noChangeArrowheads="1" noChangeAspect="1"/>
+                    </pic:cNvPicPr>
+                  </pic:nvPicPr>
+                  <pic:blipFill>
+                    <a:blip r:embed="rId28"/>
+                    <a:stretch>
+                      <a:fillRect/>
+                    </a:stretch>
+                  </pic:blipFill>
+                  <pic:spPr bwMode="auto">
+                    <a:xfrm>
+                      <a:off x="0" y="0"/>
+                      <a:ext cx="3035193" cy="3649915"/>
+                    </a:xfrm>
+                    <a:prstGeom prst="rect">
+                      <a:avLst/>
+                    </a:prstGeom>
+                    <a:noFill/>
+                    <a:ln w="9525">
+                      <a:noFill/>
+                      <a:headEnd/>
+                      <a:tailEnd/>
+                    </a:ln>
+                  </pic:spPr>
+                </pic:pic>
+              </a:graphicData>
+            </a:graphic>
+          </wp:inline>
+        </w:drawing>
+      </w:r>
+    </w:p>
+    <w:p>
+      <w:pPr>
+        <w:pStyle w:val="ImageCaption"/>
+      </w:pPr>
+      <w:r>
+        <w:t xml:space="preserve">Figure 2: Hierarchy of best choice results/events/findings in prepare_domain(). STRESN or DECOD would be used in the first instance and, where rows are missing this information, they are populated with the variables under them in order.</w:t>
+      </w:r>
+    </w:p>
+    <w:p>
+      <w:pPr>
+        <w:pStyle w:val="BodyText"/>
+      </w:pPr>
+      <w:r>
+        <w:t xml:space="preserve">The</w:t>
+      </w:r>
+      <w:r>
+        <w:t xml:space="preserve"> </w:t>
+      </w:r>
+      <w:r>
+        <w:rPr>
+          <w:rStyle w:val="VerbatimChar"/>
+        </w:rPr>
+        <w:t xml:space="preserve">prepare_domain()</w:t>
+      </w:r>
+      <w:r>
+        <w:t xml:space="preserve"> </w:t>
+      </w:r>
+      <w:r>
+        <w:t xml:space="preserve">function then pivots the rows by the best choice time variable (</w:t>
+      </w:r>
+      <w:r>
+        <w:rPr>
+          <w:rStyle w:val="VerbatimChar"/>
+        </w:rPr>
+        <w:t xml:space="preserve">TIME</w:t>
+      </w:r>
+      <w:r>
+        <w:t xml:space="preserve">,</w:t>
+      </w:r>
+      <w:r>
+        <w:t xml:space="preserve"> </w:t>
+      </w:r>
+      <w:r>
+        <w:rPr>
+          <w:rStyle w:val="VerbatimChar"/>
+        </w:rPr>
+        <w:t xml:space="preserve">TIME_SOURCE</w:t>
+      </w:r>
+      <w:r>
+        <w:t xml:space="preserve">), the study ID (</w:t>
+      </w:r>
+      <w:r>
+        <w:rPr>
+          <w:rStyle w:val="VerbatimChar"/>
+        </w:rPr>
+        <w:t xml:space="preserve">STUDYID</w:t>
+      </w:r>
+      <w:r>
+        <w:t xml:space="preserve">)</w:t>
+      </w:r>
+      <w:r>
+        <w:t xml:space="preserve"> </w:t>
+      </w:r>
+      <w:r>
+        <w:t xml:space="preserve">and participant number (</w:t>
+      </w:r>
+      <w:r>
+        <w:rPr>
+          <w:rStyle w:val="VerbatimChar"/>
+        </w:rPr>
+        <w:t xml:space="preserve">USUBJID</w:t>
+      </w:r>
+      <w:r>
+        <w:t xml:space="preserve">). The different events/findings/tests are transformed into columns, and the dataset is populated</w:t>
+      </w:r>
+      <w:r>
+        <w:t xml:space="preserve"> </w:t>
+      </w:r>
+      <w:r>
+        <w:t xml:space="preserve">with the associated result. Several domains can then be analysed separately, or joined together by the uniquely identifying keys:</w:t>
+      </w:r>
+      <w:r>
+        <w:t xml:space="preserve"> </w:t>
+      </w:r>
+      <w:r>
+        <w:rPr>
+          <w:rStyle w:val="VerbatimChar"/>
+        </w:rPr>
+        <w:t xml:space="preserve">STUDYID</w:t>
+      </w:r>
+      <w:r>
+        <w:t xml:space="preserve">,</w:t>
+      </w:r>
+      <w:r>
+        <w:t xml:space="preserve"> </w:t>
+      </w:r>
+      <w:r>
+        <w:rPr>
+          <w:rStyle w:val="VerbatimChar"/>
+        </w:rPr>
+        <w:t xml:space="preserve">USUBJID</w:t>
+      </w:r>
+      <w:r>
+        <w:t xml:space="preserve">,</w:t>
+      </w:r>
+      <w:r>
+        <w:t xml:space="preserve"> </w:t>
+      </w:r>
+      <w:r>
+        <w:rPr>
+          <w:rStyle w:val="VerbatimChar"/>
+        </w:rPr>
+        <w:t xml:space="preserve">TIME</w:t>
+      </w:r>
+      <w:r>
+        <w:t xml:space="preserve"> </w:t>
+      </w:r>
+      <w:r>
+        <w:t xml:space="preserve">and</w:t>
+      </w:r>
+      <w:r>
+        <w:t xml:space="preserve"> </w:t>
+      </w:r>
+      <w:r>
+        <w:rPr>
+          <w:rStyle w:val="VerbatimChar"/>
+        </w:rPr>
+        <w:t xml:space="preserve">TIME_SOURCE</w:t>
+      </w:r>
+      <w:r>
+        <w:t xml:space="preserve">.</w:t>
+      </w:r>
+    </w:p>
+    <w:p>
+      <w:pPr>
+        <w:pStyle w:val="SourceCode"/>
+      </w:pPr>
+      <w:r>
+        <w:rPr>
+          <w:rStyle w:val="SpecialCharTok"/>
+        </w:rPr>
+        <w:t xml:space="preserve">&gt;</w:t>
+      </w:r>
+      <w:r>
+        <w:rPr>
+          <w:rStyle w:val="NormalTok"/>
+        </w:rPr>
+        <w:t xml:space="preserve"> </w:t>
+      </w:r>
+      <w:r>
+        <w:rPr>
+          <w:rStyle w:val="FunctionTok"/>
+        </w:rPr>
+        <w:t xml:space="preserve">prepare_domain</w:t>
+      </w:r>
+      <w:r>
+        <w:rPr>
+          <w:rStyle w:val="NormalTok"/>
+        </w:rPr>
+        <w:t xml:space="preserve">(MB_RPTESTB, </w:t>
+      </w:r>
+      <w:r>
+        <w:rPr>
+          <w:rStyle w:val="StringTok"/>
+        </w:rPr>
+        <w:t xml:space="preserve">"mb"</w:t>
+      </w:r>
+      <w:r>
+        <w:rPr>
+          <w:rStyle w:val="NormalTok"/>
+        </w:rPr>
+        <w:t xml:space="preserve">)</w:t>
+      </w:r>
+      <w:r>
+        <w:br/>
+      </w:r>
+      <w:r>
+        <w:rPr>
+          <w:rStyle w:val="NormalTok"/>
+        </w:rPr>
+        <w:t xml:space="preserve">[</w:t>
+      </w:r>
+      <w:r>
+        <w:rPr>
+          <w:rStyle w:val="DecValTok"/>
+        </w:rPr>
+        <w:t xml:space="preserve">1</w:t>
+      </w:r>
+      <w:r>
+        <w:rPr>
+          <w:rStyle w:val="NormalTok"/>
+        </w:rPr>
+        <w:t xml:space="preserve">] </w:t>
+      </w:r>
+      <w:r>
+        <w:rPr>
+          <w:rStyle w:val="StringTok"/>
+        </w:rPr>
+        <w:t xml:space="preserve">"Number of rows where values_fn has been used to pick record in the MB domain: 0"</w:t>
+      </w:r>
+      <w:r>
+        <w:br/>
+      </w:r>
+      <w:r>
+        <w:rPr>
+          <w:rStyle w:val="CommentTok"/>
+        </w:rPr>
+        <w:t xml:space="preserve"># A tibble: 14 × 5</w:t>
+      </w:r>
+      <w:r>
+        <w:br/>
+      </w:r>
+      <w:r>
+        <w:rPr>
+          <w:rStyle w:val="NormalTok"/>
+        </w:rPr>
+        <w:t xml:space="preserve">   STUDYID USUBJID     TIME  TIME_SOURCE </w:t>
+      </w:r>
+      <w:r>
+        <w:rPr>
+          <w:rStyle w:val="StringTok"/>
+        </w:rPr>
+        <w:t xml:space="preserve">`</w:t>
+      </w:r>
+      <w:r>
+        <w:rPr>
+          <w:rStyle w:val="AttributeTok"/>
+        </w:rPr>
+        <w:t xml:space="preserve">PFALCIPA_10^6/L</w:t>
+      </w:r>
+      <w:r>
+        <w:rPr>
+          <w:rStyle w:val="StringTok"/>
+        </w:rPr>
+        <w:t xml:space="preserve">`</w:t>
+      </w:r>
+      <w:r>
+        <w:br/>
+      </w:r>
+      <w:r>
+        <w:rPr>
+          <w:rStyle w:val="NormalTok"/>
+        </w:rPr>
+        <w:t xml:space="preserve">   </w:t>
+      </w:r>
+      <w:r>
+        <w:rPr>
+          <w:rStyle w:val="SpecialCharTok"/>
+        </w:rPr>
+        <w:t xml:space="preserve">&lt;</w:t>
+      </w:r>
+      <w:r>
+        <w:rPr>
+          <w:rStyle w:val="NormalTok"/>
+        </w:rPr>
+        <w:t xml:space="preserve">chr</w:t>
+      </w:r>
+      <w:r>
+        <w:rPr>
+          <w:rStyle w:val="SpecialCharTok"/>
+        </w:rPr>
+        <w:t xml:space="preserve">&gt;</w:t>
+      </w:r>
+      <w:r>
+        <w:rPr>
+          <w:rStyle w:val="NormalTok"/>
+        </w:rPr>
+        <w:t xml:space="preserve">   </w:t>
+      </w:r>
+      <w:r>
+        <w:rPr>
+          <w:rStyle w:val="ErrorTok"/>
+        </w:rPr>
+        <w:t xml:space="preserve">&lt;</w:t>
+      </w:r>
+      <w:r>
+        <w:rPr>
+          <w:rStyle w:val="NormalTok"/>
+        </w:rPr>
+        <w:t xml:space="preserve">chr</w:t>
+      </w:r>
+      <w:r>
+        <w:rPr>
+          <w:rStyle w:val="SpecialCharTok"/>
+        </w:rPr>
+        <w:t xml:space="preserve">&gt;</w:t>
+      </w:r>
+      <w:r>
+        <w:rPr>
+          <w:rStyle w:val="NormalTok"/>
+        </w:rPr>
+        <w:t xml:space="preserve">       </w:t>
+      </w:r>
+      <w:r>
+        <w:rPr>
+          <w:rStyle w:val="ErrorTok"/>
+        </w:rPr>
+        <w:t xml:space="preserve">&lt;</w:t>
+      </w:r>
+      <w:r>
+        <w:rPr>
+          <w:rStyle w:val="NormalTok"/>
+        </w:rPr>
+        <w:t xml:space="preserve">chr</w:t>
+      </w:r>
+      <w:r>
+        <w:rPr>
+          <w:rStyle w:val="SpecialCharTok"/>
+        </w:rPr>
+        <w:t xml:space="preserve">&gt;</w:t>
+      </w:r>
+      <w:r>
+        <w:rPr>
+          <w:rStyle w:val="NormalTok"/>
+        </w:rPr>
+        <w:t xml:space="preserve"> </w:t>
+      </w:r>
+      <w:r>
+        <w:rPr>
+          <w:rStyle w:val="ErrorTok"/>
+        </w:rPr>
+        <w:t xml:space="preserve">&lt;</w:t>
+      </w:r>
+      <w:r>
+        <w:rPr>
+          <w:rStyle w:val="NormalTok"/>
+        </w:rPr>
+        <w:t xml:space="preserve">chr</w:t>
+      </w:r>
+      <w:r>
+        <w:rPr>
+          <w:rStyle w:val="SpecialCharTok"/>
+        </w:rPr>
+        <w:t xml:space="preserve">&gt;</w:t>
+      </w:r>
+      <w:r>
+        <w:rPr>
+          <w:rStyle w:val="NormalTok"/>
+        </w:rPr>
+        <w:t xml:space="preserve">       </w:t>
+      </w:r>
+      <w:r>
+        <w:rPr>
+          <w:rStyle w:val="ErrorTok"/>
+        </w:rPr>
+        <w:t xml:space="preserve">&lt;</w:t>
+      </w:r>
+      <w:r>
+        <w:rPr>
+          <w:rStyle w:val="NormalTok"/>
+        </w:rPr>
+        <w:t xml:space="preserve">chr</w:t>
+      </w:r>
+      <w:r>
+        <w:rPr>
+          <w:rStyle w:val="SpecialCharTok"/>
+        </w:rPr>
+        <w:t xml:space="preserve">&gt;</w:t>
+      </w:r>
+      <w:r>
+        <w:rPr>
+          <w:rStyle w:val="NormalTok"/>
+        </w:rPr>
+        <w:t xml:space="preserve">            </w:t>
+      </w:r>
+      <w:r>
+        <w:br/>
+      </w:r>
+      <w:r>
+        <w:rPr>
+          <w:rStyle w:val="NormalTok"/>
+        </w:rPr>
+        <w:t xml:space="preserve"> </w:t>
+      </w:r>
+      <w:r>
+        <w:rPr>
+          <w:rStyle w:val="DecValTok"/>
+        </w:rPr>
+        <w:t xml:space="preserve">1</w:t>
+      </w:r>
+      <w:r>
+        <w:rPr>
+          <w:rStyle w:val="NormalTok"/>
+        </w:rPr>
+        <w:t xml:space="preserve"> RPTESTB RPTESTB_001 </w:t>
+      </w:r>
+      <w:r>
+        <w:rPr>
+          <w:rStyle w:val="DecValTok"/>
+        </w:rPr>
+        <w:t xml:space="preserve">1</w:t>
+      </w:r>
+      <w:r>
+        <w:rPr>
+          <w:rStyle w:val="NormalTok"/>
+        </w:rPr>
+        <w:t xml:space="preserve">     DY          </w:t>
+      </w:r>
+      <w:r>
+        <w:rPr>
+          <w:rStyle w:val="DecValTok"/>
+        </w:rPr>
+        <w:t xml:space="preserve">899</w:t>
+      </w:r>
+      <w:r>
+        <w:rPr>
+          <w:rStyle w:val="NormalTok"/>
+        </w:rPr>
+        <w:t xml:space="preserve">              </w:t>
+      </w:r>
+      <w:r>
+        <w:br/>
+      </w:r>
+      <w:r>
+        <w:rPr>
+          <w:rStyle w:val="NormalTok"/>
+        </w:rPr>
+        <w:t xml:space="preserve"> </w:t>
+      </w:r>
+      <w:r>
+        <w:rPr>
+          <w:rStyle w:val="DecValTok"/>
+        </w:rPr>
+        <w:t xml:space="preserve">2</w:t>
+      </w:r>
+      <w:r>
+        <w:rPr>
+          <w:rStyle w:val="NormalTok"/>
+        </w:rPr>
+        <w:t xml:space="preserve"> RPTESTB RPTESTB_001 </w:t>
+      </w:r>
+      <w:r>
+        <w:rPr>
+          <w:rStyle w:val="DecValTok"/>
+        </w:rPr>
+        <w:t xml:space="preserve">3</w:t>
+      </w:r>
+      <w:r>
+        <w:rPr>
+          <w:rStyle w:val="NormalTok"/>
+        </w:rPr>
+        <w:t xml:space="preserve">     DY          </w:t>
+      </w:r>
+      <w:r>
+        <w:rPr>
+          <w:rStyle w:val="DecValTok"/>
+        </w:rPr>
+        <w:t xml:space="preserve">0</w:t>
+      </w:r>
+      <w:r>
+        <w:rPr>
+          <w:rStyle w:val="NormalTok"/>
+        </w:rPr>
+        <w:t xml:space="preserve">                </w:t>
+      </w:r>
+      <w:r>
+        <w:br/>
+      </w:r>
+      <w:r>
+        <w:rPr>
+          <w:rStyle w:val="NormalTok"/>
+        </w:rPr>
+        <w:t xml:space="preserve"> </w:t>
+      </w:r>
+      <w:r>
+        <w:rPr>
+          <w:rStyle w:val="DecValTok"/>
+        </w:rPr>
+        <w:t xml:space="preserve">3</w:t>
+      </w:r>
+      <w:r>
+        <w:rPr>
+          <w:rStyle w:val="NormalTok"/>
+        </w:rPr>
+        <w:t xml:space="preserve"> RPTESTB RPTESTB_001 </w:t>
+      </w:r>
+      <w:r>
+        <w:rPr>
+          <w:rStyle w:val="DecValTok"/>
+        </w:rPr>
+        <w:t xml:space="preserve">85</w:t>
+      </w:r>
+      <w:r>
+        <w:rPr>
+          <w:rStyle w:val="NormalTok"/>
+        </w:rPr>
+        <w:t xml:space="preserve">    DY          </w:t>
+      </w:r>
+      <w:r>
+        <w:rPr>
+          <w:rStyle w:val="DecValTok"/>
+        </w:rPr>
+        <w:t xml:space="preserve">450</w:t>
+      </w:r>
+      <w:r>
+        <w:rPr>
+          <w:rStyle w:val="NormalTok"/>
+        </w:rPr>
+        <w:t xml:space="preserve">              </w:t>
+      </w:r>
+      <w:r>
+        <w:br/>
+      </w:r>
+      <w:r>
+        <w:rPr>
+          <w:rStyle w:val="NormalTok"/>
+        </w:rPr>
+        <w:t xml:space="preserve"> </w:t>
+      </w:r>
+      <w:r>
+        <w:rPr>
+          <w:rStyle w:val="DecValTok"/>
+        </w:rPr>
+        <w:t xml:space="preserve">4</w:t>
+      </w:r>
+      <w:r>
+        <w:rPr>
+          <w:rStyle w:val="NormalTok"/>
+        </w:rPr>
+        <w:t xml:space="preserve"> RPTESTB RPTESTB_001 </w:t>
+      </w:r>
+      <w:r>
+        <w:rPr>
+          <w:rStyle w:val="DecValTok"/>
+        </w:rPr>
+        <w:t xml:space="preserve">181</w:t>
+      </w:r>
+      <w:r>
+        <w:rPr>
+          <w:rStyle w:val="NormalTok"/>
+        </w:rPr>
+        <w:t xml:space="preserve">   DY          </w:t>
+      </w:r>
+      <w:r>
+        <w:rPr>
+          <w:rStyle w:val="DecValTok"/>
+        </w:rPr>
+        <w:t xml:space="preserve">2987</w:t>
+      </w:r>
+      <w:r>
+        <w:rPr>
+          <w:rStyle w:val="NormalTok"/>
+        </w:rPr>
+        <w:t xml:space="preserve">             </w:t>
+      </w:r>
+      <w:r>
+        <w:br/>
+      </w:r>
+      <w:r>
+        <w:rPr>
+          <w:rStyle w:val="NormalTok"/>
+        </w:rPr>
+        <w:t xml:space="preserve"> </w:t>
+      </w:r>
+      <w:r>
+        <w:rPr>
+          <w:rStyle w:val="DecValTok"/>
+        </w:rPr>
+        <w:t xml:space="preserve">5</w:t>
+      </w:r>
+      <w:r>
+        <w:rPr>
+          <w:rStyle w:val="NormalTok"/>
+        </w:rPr>
+        <w:t xml:space="preserve"> RPTESTB RPTESTB_002 </w:t>
+      </w:r>
+      <w:r>
+        <w:rPr>
+          <w:rStyle w:val="DecValTok"/>
+        </w:rPr>
+        <w:t xml:space="preserve">1</w:t>
+      </w:r>
+      <w:r>
+        <w:rPr>
+          <w:rStyle w:val="NormalTok"/>
+        </w:rPr>
+        <w:t xml:space="preserve">     DY          </w:t>
+      </w:r>
+      <w:r>
+        <w:rPr>
+          <w:rStyle w:val="DecValTok"/>
+        </w:rPr>
+        <w:t xml:space="preserve">1056</w:t>
+      </w:r>
+      <w:r>
+        <w:rPr>
+          <w:rStyle w:val="NormalTok"/>
+        </w:rPr>
+        <w:t xml:space="preserve">             </w:t>
+      </w:r>
+      <w:r>
+        <w:br/>
+      </w:r>
+      <w:r>
+        <w:rPr>
+          <w:rStyle w:val="NormalTok"/>
+        </w:rPr>
+        <w:t xml:space="preserve"> </w:t>
+      </w:r>
+      <w:r>
+        <w:rPr>
+          <w:rStyle w:val="DecValTok"/>
+        </w:rPr>
+        <w:t xml:space="preserve">6</w:t>
+      </w:r>
+      <w:r>
+        <w:rPr>
+          <w:rStyle w:val="NormalTok"/>
+        </w:rPr>
+        <w:t xml:space="preserve"> RPTESTB RPTESTB_002 </w:t>
+      </w:r>
+      <w:r>
+        <w:rPr>
+          <w:rStyle w:val="DecValTok"/>
+        </w:rPr>
+        <w:t xml:space="preserve">4</w:t>
+      </w:r>
+      <w:r>
+        <w:rPr>
+          <w:rStyle w:val="NormalTok"/>
+        </w:rPr>
+        <w:t xml:space="preserve">     DY          </w:t>
+      </w:r>
+      <w:r>
+        <w:rPr>
+          <w:rStyle w:val="DecValTok"/>
+        </w:rPr>
+        <w:t xml:space="preserve">48</w:t>
+      </w:r>
+      <w:r>
+        <w:rPr>
+          <w:rStyle w:val="NormalTok"/>
+        </w:rPr>
+        <w:t xml:space="preserve">               </w:t>
+      </w:r>
+      <w:r>
+        <w:br/>
+      </w:r>
+      <w:r>
+        <w:rPr>
+          <w:rStyle w:val="NormalTok"/>
+        </w:rPr>
+        <w:t xml:space="preserve"> </w:t>
+      </w:r>
+      <w:r>
+        <w:rPr>
+          <w:rStyle w:val="DecValTok"/>
+        </w:rPr>
+        <w:t xml:space="preserve">7</w:t>
+      </w:r>
+      <w:r>
+        <w:rPr>
+          <w:rStyle w:val="NormalTok"/>
+        </w:rPr>
+        <w:t xml:space="preserve"> RPTESTB RPTESTB_002 </w:t>
+      </w:r>
+      <w:r>
+        <w:rPr>
+          <w:rStyle w:val="DecValTok"/>
+        </w:rPr>
+        <w:t xml:space="preserve">86</w:t>
+      </w:r>
+      <w:r>
+        <w:rPr>
+          <w:rStyle w:val="NormalTok"/>
+        </w:rPr>
+        <w:t xml:space="preserve">    DY          </w:t>
+      </w:r>
+      <w:r>
+        <w:rPr>
+          <w:rStyle w:val="DecValTok"/>
+        </w:rPr>
+        <w:t xml:space="preserve">0</w:t>
+      </w:r>
+      <w:r>
+        <w:rPr>
+          <w:rStyle w:val="NormalTok"/>
+        </w:rPr>
+        <w:t xml:space="preserve">                </w:t>
+      </w:r>
+      <w:r>
+        <w:br/>
+      </w:r>
+      <w:r>
+        <w:rPr>
+          <w:rStyle w:val="NormalTok"/>
+        </w:rPr>
+        <w:t xml:space="preserve"> </w:t>
+      </w:r>
+      <w:r>
+        <w:rPr>
+          <w:rStyle w:val="DecValTok"/>
+        </w:rPr>
+        <w:t xml:space="preserve">8</w:t>
+      </w:r>
+      <w:r>
+        <w:rPr>
+          <w:rStyle w:val="NormalTok"/>
+        </w:rPr>
+        <w:t xml:space="preserve"> RPTESTB RPTESTB_002 </w:t>
+      </w:r>
+      <w:r>
+        <w:rPr>
+          <w:rStyle w:val="DecValTok"/>
+        </w:rPr>
+        <w:t xml:space="preserve">182</w:t>
+      </w:r>
+      <w:r>
+        <w:rPr>
+          <w:rStyle w:val="NormalTok"/>
+        </w:rPr>
+        <w:t xml:space="preserve">   DY          </w:t>
+      </w:r>
+      <w:r>
+        <w:rPr>
+          <w:rStyle w:val="DecValTok"/>
+        </w:rPr>
+        <w:t xml:space="preserve">0</w:t>
+      </w:r>
+      <w:r>
+        <w:rPr>
+          <w:rStyle w:val="NormalTok"/>
+        </w:rPr>
+        <w:t xml:space="preserve">                </w:t>
+      </w:r>
+      <w:r>
+        <w:br/>
+      </w:r>
+      <w:r>
+        <w:rPr>
+          <w:rStyle w:val="NormalTok"/>
+        </w:rPr>
+        <w:t xml:space="preserve"> </w:t>
+      </w:r>
+      <w:r>
+        <w:rPr>
+          <w:rStyle w:val="DecValTok"/>
+        </w:rPr>
+        <w:t xml:space="preserve">9</w:t>
+      </w:r>
+      <w:r>
+        <w:rPr>
+          <w:rStyle w:val="NormalTok"/>
+        </w:rPr>
+        <w:t xml:space="preserve"> RPTESTB RPTESTB_002 </w:t>
+      </w:r>
+      <w:r>
+        <w:rPr>
+          <w:rStyle w:val="DecValTok"/>
+        </w:rPr>
+        <w:t xml:space="preserve">273</w:t>
+      </w:r>
+      <w:r>
+        <w:rPr>
+          <w:rStyle w:val="NormalTok"/>
+        </w:rPr>
+        <w:t xml:space="preserve">   DY          </w:t>
+      </w:r>
+      <w:r>
+        <w:rPr>
+          <w:rStyle w:val="DecValTok"/>
+        </w:rPr>
+        <w:t xml:space="preserve">0</w:t>
+      </w:r>
+      <w:r>
+        <w:rPr>
+          <w:rStyle w:val="NormalTok"/>
+        </w:rPr>
+        <w:t xml:space="preserve">                </w:t>
+      </w:r>
+      <w:r>
+        <w:br/>
+      </w:r>
+      <w:r>
+        <w:rPr>
+          <w:rStyle w:val="DecValTok"/>
+        </w:rPr>
+        <w:t xml:space="preserve">10</w:t>
+      </w:r>
+      <w:r>
+        <w:rPr>
+          <w:rStyle w:val="NormalTok"/>
+        </w:rPr>
+        <w:t xml:space="preserve"> RPTESTB RPTESTB_002 </w:t>
+      </w:r>
+      <w:r>
+        <w:rPr>
+          <w:rStyle w:val="DecValTok"/>
+        </w:rPr>
+        <w:t xml:space="preserve">362</w:t>
+      </w:r>
+      <w:r>
+        <w:rPr>
+          <w:rStyle w:val="NormalTok"/>
+        </w:rPr>
+        <w:t xml:space="preserve">   DY          </w:t>
+      </w:r>
+      <w:r>
+        <w:rPr>
+          <w:rStyle w:val="DecValTok"/>
+        </w:rPr>
+        <w:t xml:space="preserve">0</w:t>
+      </w:r>
+      <w:r>
+        <w:rPr>
+          <w:rStyle w:val="NormalTok"/>
+        </w:rPr>
+        <w:t xml:space="preserve">                </w:t>
+      </w:r>
+      <w:r>
+        <w:br/>
+      </w:r>
+      <w:r>
+        <w:rPr>
+          <w:rStyle w:val="DecValTok"/>
+        </w:rPr>
+        <w:t xml:space="preserve">11</w:t>
+      </w:r>
+      <w:r>
+        <w:rPr>
+          <w:rStyle w:val="NormalTok"/>
+        </w:rPr>
+        <w:t xml:space="preserve"> RPTESTB RPTESTB_003 </w:t>
+      </w:r>
+      <w:r>
+        <w:rPr>
+          <w:rStyle w:val="DecValTok"/>
+        </w:rPr>
+        <w:t xml:space="preserve">2</w:t>
+      </w:r>
+      <w:r>
+        <w:rPr>
+          <w:rStyle w:val="NormalTok"/>
+        </w:rPr>
+        <w:t xml:space="preserve">     DY          </w:t>
+      </w:r>
+      <w:r>
+        <w:rPr>
+          <w:rStyle w:val="DecValTok"/>
+        </w:rPr>
+        <w:t xml:space="preserve">989</w:t>
+      </w:r>
+      <w:r>
+        <w:rPr>
+          <w:rStyle w:val="NormalTok"/>
+        </w:rPr>
+        <w:t xml:space="preserve">              </w:t>
+      </w:r>
+      <w:r>
+        <w:br/>
+      </w:r>
+      <w:r>
+        <w:rPr>
+          <w:rStyle w:val="DecValTok"/>
+        </w:rPr>
+        <w:t xml:space="preserve">12</w:t>
+      </w:r>
+      <w:r>
+        <w:rPr>
+          <w:rStyle w:val="NormalTok"/>
+        </w:rPr>
+        <w:t xml:space="preserve"> RPTESTB RPTESTB_003 </w:t>
+      </w:r>
+      <w:r>
+        <w:rPr>
+          <w:rStyle w:val="DecValTok"/>
+        </w:rPr>
+        <w:t xml:space="preserve">5</w:t>
+      </w:r>
+      <w:r>
+        <w:rPr>
+          <w:rStyle w:val="NormalTok"/>
+        </w:rPr>
+        <w:t xml:space="preserve">     DY          </w:t>
+      </w:r>
+      <w:r>
+        <w:rPr>
+          <w:rStyle w:val="DecValTok"/>
+        </w:rPr>
+        <w:t xml:space="preserve">0</w:t>
+      </w:r>
+      <w:r>
+        <w:rPr>
+          <w:rStyle w:val="NormalTok"/>
+        </w:rPr>
+        <w:t xml:space="preserve">                </w:t>
+      </w:r>
+      <w:r>
+        <w:br/>
+      </w:r>
+      <w:r>
+        <w:rPr>
+          <w:rStyle w:val="DecValTok"/>
+        </w:rPr>
+        <w:t xml:space="preserve">13</w:t>
+      </w:r>
+      <w:r>
+        <w:rPr>
+          <w:rStyle w:val="NormalTok"/>
+        </w:rPr>
+        <w:t xml:space="preserve"> RPTESTB RPTESTB_003 </w:t>
+      </w:r>
+      <w:r>
+        <w:rPr>
+          <w:rStyle w:val="DecValTok"/>
+        </w:rPr>
+        <w:t xml:space="preserve">85</w:t>
+      </w:r>
+      <w:r>
+        <w:rPr>
+          <w:rStyle w:val="NormalTok"/>
+        </w:rPr>
+        <w:t xml:space="preserve">    DY          </w:t>
+      </w:r>
+      <w:r>
+        <w:rPr>
+          <w:rStyle w:val="DecValTok"/>
+        </w:rPr>
+        <w:t xml:space="preserve">167</w:t>
+      </w:r>
+      <w:r>
+        <w:rPr>
+          <w:rStyle w:val="NormalTok"/>
+        </w:rPr>
+        <w:t xml:space="preserve">              </w:t>
+      </w:r>
+      <w:r>
+        <w:br/>
+      </w:r>
+      <w:r>
+        <w:rPr>
+          <w:rStyle w:val="DecValTok"/>
+        </w:rPr>
+        <w:t xml:space="preserve">14</w:t>
+      </w:r>
+      <w:r>
+        <w:rPr>
+          <w:rStyle w:val="NormalTok"/>
+        </w:rPr>
+        <w:t xml:space="preserve"> RPTESTB RPTESTB_003 </w:t>
+      </w:r>
+      <w:r>
+        <w:rPr>
+          <w:rStyle w:val="DecValTok"/>
+        </w:rPr>
+        <w:t xml:space="preserve">184</w:t>
+      </w:r>
+      <w:r>
+        <w:rPr>
+          <w:rStyle w:val="NormalTok"/>
+        </w:rPr>
+        <w:t xml:space="preserve">   DY          </w:t>
+      </w:r>
+      <w:r>
+        <w:rPr>
+          <w:rStyle w:val="DecValTok"/>
+        </w:rPr>
+        <w:t xml:space="preserve">0</w:t>
+      </w:r>
+      <w:r>
+        <w:rPr>
+          <w:rStyle w:val="NormalTok"/>
+        </w:rPr>
+        <w:t xml:space="preserve"> </w:t>
+      </w:r>
+    </w:p>
+    <w:p>
+      <w:pPr>
+        <w:pStyle w:val="FirstParagraph"/>
+      </w:pPr>
+      <w:r>
+        <w:t xml:space="preserve">Parameters provide customisation options such as variable selection, inclusion of information for test methodology or location,</w:t>
+      </w:r>
+      <w:r>
+        <w:t xml:space="preserve"> </w:t>
+      </w:r>
+      <w:r>
+        <w:t xml:space="preserve">and the mechanism for handling rows that are not uniquely separable in the pivot process.</w:t>
+      </w:r>
+    </w:p>
+    <w:p>
+      <w:pPr>
+        <w:pStyle w:val="BodyText"/>
+      </w:pPr>
+      <w:r>
+        <w:t xml:space="preserve">Additionally, the package contains functions to create standardised analysis datasets, such as</w:t>
+      </w:r>
+      <w:r>
+        <w:t xml:space="preserve"> </w:t>
+      </w:r>
+      <w:r>
+        <w:rPr>
+          <w:rStyle w:val="VerbatimChar"/>
+        </w:rPr>
+        <w:t xml:space="preserve">create_participant_table()</w:t>
+      </w:r>
+      <w:r>
+        <w:t xml:space="preserve">. These</w:t>
+      </w:r>
+      <w:r>
+        <w:t xml:space="preserve"> </w:t>
+      </w:r>
+      <w:r>
+        <w:t xml:space="preserve">functions merge various domain analysis datasets together by using the</w:t>
+      </w:r>
+      <w:r>
+        <w:t xml:space="preserve"> </w:t>
+      </w:r>
+      <w:r>
+        <w:rPr>
+          <w:rStyle w:val="VerbatimChar"/>
+        </w:rPr>
+        <w:t xml:space="preserve">prepare_domain()</w:t>
+      </w:r>
+      <w:r>
+        <w:t xml:space="preserve"> </w:t>
+      </w:r>
+      <w:r>
+        <w:t xml:space="preserve">multiple times to extract specific variables</w:t>
+      </w:r>
+      <w:r>
+        <w:t xml:space="preserve"> </w:t>
+      </w:r>
+      <w:r>
+        <w:t xml:space="preserve">from their source domains. The choice of which variables to include is based on subject matter expertise. The purpose of these tables</w:t>
+      </w:r>
+      <w:r>
+        <w:t xml:space="preserve"> </w:t>
+      </w:r>
+      <w:r>
+        <w:t xml:space="preserve">is to provide most of the key information required for analyses, for instance the information typically presented in Table 1 of clinical study publications.</w:t>
+      </w:r>
+    </w:p>
+    <w:p>
+      <w:pPr>
+        <w:pStyle w:val="BodyText"/>
+      </w:pPr>
+      <w:r>
+        <w:rPr>
+          <w:rStyle w:val="VerbatimChar"/>
+        </w:rPr>
+        <w:t xml:space="preserve">iddoverse</w:t>
+      </w:r>
+      <w:r>
+        <w:t xml:space="preserve"> </w:t>
+      </w:r>
+      <w:r>
+        <w:t xml:space="preserve">also provides functions that check and summarise data, which confers support for exploratory data analysis and informs the</w:t>
+      </w:r>
+      <w:r>
+        <w:t xml:space="preserve"> </w:t>
+      </w:r>
+      <w:r>
+        <w:t xml:space="preserve">selection of parameters within</w:t>
+      </w:r>
+      <w:r>
+        <w:t xml:space="preserve"> </w:t>
+      </w:r>
+      <w:r>
+        <w:rPr>
+          <w:rStyle w:val="VerbatimChar"/>
+        </w:rPr>
+        <w:t xml:space="preserve">prepare_domain()</w:t>
+      </w:r>
+      <w:r>
+        <w:t xml:space="preserve">. Additionally, some utility and support functions exist to derive or convert certain variables.</w:t>
+      </w:r>
+    </w:p>
+    <w:bookmarkEnd w:id="31"/>
+    <w:bookmarkStart w:id="32" w:name="research-impact-statement"/>
+    <w:p>
+      <w:pPr>
+        <w:pStyle w:val="Heading1"/>
+      </w:pPr>
+      <w:r>
+        <w:t xml:space="preserve">Research Impact Statement</w:t>
+      </w:r>
+    </w:p>
+    <w:p>
+      <w:pPr>
+        <w:pStyle w:val="FirstParagraph"/>
+      </w:pPr>
+      <w:r>
+        <w:t xml:space="preserve">Research which has used the</w:t>
+      </w:r>
+      <w:r>
+        <w:t xml:space="preserve"> </w:t>
+      </w:r>
+      <w:r>
+        <w:rPr>
+          <w:rStyle w:val="VerbatimChar"/>
+        </w:rPr>
+        <w:t xml:space="preserve">iddoverse</w:t>
+      </w:r>
+      <w:r>
+        <w:t xml:space="preserve"> </w:t>
+      </w:r>
+      <w:r>
+        <w:t xml:space="preserve">includes malaria studies conducted by the Liverpool School of Tropical Medicine and the</w:t>
+      </w:r>
+      <w:r>
+        <w:t xml:space="preserve"> </w:t>
+      </w:r>
+      <w:r>
+        <w:t xml:space="preserve">Mahidol-Oxford Tropical Medicine Research Unit in Thailand (unpublished at time of writing). Published works which have used the</w:t>
+      </w:r>
+      <w:r>
+        <w:t xml:space="preserve"> </w:t>
+      </w:r>
+      <w:r>
+        <w:rPr>
+          <w:rStyle w:val="VerbatimChar"/>
+        </w:rPr>
+        <w:t xml:space="preserve">iddoverse</w:t>
+      </w:r>
+      <w:r>
+        <w:t xml:space="preserve"> </w:t>
+      </w:r>
+      <w:r>
+        <w:t xml:space="preserve">package include research on factors associated with death from Ebola</w:t>
+      </w:r>
+      <w:r>
+        <w:t xml:space="preserve"> </w:t>
+      </w:r>
+      <w:r>
+        <w:t xml:space="preserve">(Yeabah TO 2025)</w:t>
+      </w:r>
+      <w:r>
+        <w:t xml:space="preserve"> </w:t>
+      </w:r>
+      <w:r>
+        <w:t xml:space="preserve">and two visceral leishmaniasis meta-analyses</w:t>
+      </w:r>
+      <w:r>
+        <w:t xml:space="preserve"> </w:t>
+      </w:r>
+      <w:r>
+        <w:t xml:space="preserve">(Munir et al. 2023; Kumar et al. 2023)</w:t>
+      </w:r>
+      <w:r>
+        <w:t xml:space="preserve">. Additionally, the package is being used internally by IDDO to create summaries to check, and subsequently</w:t>
+      </w:r>
+      <w:r>
+        <w:t xml:space="preserve"> </w:t>
+      </w:r>
+      <w:r>
+        <w:t xml:space="preserve">improve, the quality of the data standardisation.</w:t>
+      </w:r>
+    </w:p>
+    <w:p>
+      <w:pPr>
+        <w:pStyle w:val="BodyText"/>
+      </w:pPr>
+      <w:r>
+        <w:t xml:space="preserve">Since February 2026, all researchers accessing the IDDO data repository have been provided with information on how to use and access the</w:t>
+      </w:r>
+      <w:r>
+        <w:t xml:space="preserve"> </w:t>
+      </w:r>
+      <w:r>
+        <w:rPr>
+          <w:rStyle w:val="VerbatimChar"/>
+        </w:rPr>
+        <w:t xml:space="preserve">iddoverse</w:t>
+      </w:r>
+      <w:r>
+        <w:t xml:space="preserve"> </w:t>
+      </w:r>
+      <w:r>
+        <w:t xml:space="preserve">package, thus increasing the number and diversity of users and organisations.</w:t>
+      </w:r>
+    </w:p>
+    <w:p>
+      <w:pPr>
+        <w:pStyle w:val="BodyText"/>
+      </w:pPr>
+      <w:r>
+        <w:t xml:space="preserve">In a survey conducted by IDDO, several users of the IDDO data repository have reported confusion with the variety of timing variables and</w:t>
+      </w:r>
+      <w:r>
+        <w:t xml:space="preserve"> </w:t>
+      </w:r>
+      <w:r>
+        <w:t xml:space="preserve">result columns. Users will benefit from the</w:t>
+      </w:r>
+      <w:r>
+        <w:t xml:space="preserve"> </w:t>
+      </w:r>
+      <w:r>
+        <w:rPr>
+          <w:rStyle w:val="VerbatimChar"/>
+        </w:rPr>
+        <w:t xml:space="preserve">iddoverse</w:t>
+      </w:r>
+      <w:r>
+        <w:t xml:space="preserve"> </w:t>
+      </w:r>
+      <w:r>
+        <w:t xml:space="preserve">package as a solution to this complexity.</w:t>
+      </w:r>
+    </w:p>
+    <w:bookmarkEnd w:id="32"/>
+    <w:bookmarkStart w:id="33" w:name="acknowledgements"/>
+    <w:p>
+      <w:pPr>
+        <w:pStyle w:val="Heading1"/>
+      </w:pPr>
+      <w:r>
+        <w:t xml:space="preserve">Acknowledgements</w:t>
+      </w:r>
+    </w:p>
+    <w:p>
+      <w:pPr>
+        <w:pStyle w:val="FirstParagraph"/>
+      </w:pPr>
+      <w:r>
         <w:t xml:space="preserve">This research was supported by the Wellcome Trust [222410/Z/21/Z].</w:t>
       </w:r>
     </w:p>
-    <w:bookmarkEnd w:id="24"/>
-    <w:bookmarkStart w:id="38" w:name="references"/>
     <w:p>
       <w:pPr>
+        <w:pStyle w:val="BodyText"/>
+      </w:pPr>
+      <w:r>
+        <w:t xml:space="preserve">Special thanks to Dr Caitlin Naylor for their project management support during the project.</w:t>
+      </w:r>
+    </w:p>
+    <w:bookmarkEnd w:id="33"/>
+    <w:bookmarkStart w:id="34" w:name="ai-usage-disclosure"/>
+    <w:p>
+      <w:pPr>
         <w:pStyle w:val="Heading1"/>
       </w:pPr>
       <w:r>
+        <w:t xml:space="preserve">AI Usage Disclosure</w:t>
+      </w:r>
+    </w:p>
+    <w:p>
+      <w:pPr>
+        <w:pStyle w:val="FirstParagraph"/>
+      </w:pPr>
+      <w:r>
+        <w:t xml:space="preserve">Artificial Intelligence (AI) models were not used in documentation writing, paper authoring or dataset generation. ChatGPT 5.2</w:t>
+      </w:r>
+      <w:r>
+        <w:t xml:space="preserve"> </w:t>
+      </w:r>
+      <w:r>
+        <w:t xml:space="preserve">(OpenAI 2025)</w:t>
+      </w:r>
+      <w:r>
+        <w:t xml:space="preserve"> </w:t>
+      </w:r>
+      <w:r>
+        <w:t xml:space="preserve">was used</w:t>
+      </w:r>
+      <w:r>
+        <w:t xml:space="preserve"> </w:t>
+      </w:r>
+      <w:r>
+        <w:t xml:space="preserve">to suggest unit tests using R code for the development of</w:t>
+      </w:r>
+      <w:r>
+        <w:t xml:space="preserve"> </w:t>
+      </w:r>
+      <w:r>
+        <w:rPr>
+          <w:rStyle w:val="VerbatimChar"/>
+        </w:rPr>
+        <w:t xml:space="preserve">testthat</w:t>
+      </w:r>
+      <w:r>
+        <w:t xml:space="preserve"> </w:t>
+      </w:r>
+      <w:r>
+        <w:t xml:space="preserve">script files. This code was manually verified for quality and correctness,</w:t>
+      </w:r>
+      <w:r>
+        <w:t xml:space="preserve"> </w:t>
+      </w:r>
+      <w:r>
+        <w:t xml:space="preserve">tested and modified before adding to the package. AI models were not used in the code creation for any of the exported functions in the package.</w:t>
+      </w:r>
+    </w:p>
+    <w:bookmarkEnd w:id="34"/>
+    <w:bookmarkStart w:id="69" w:name="references"/>
+    <w:p>
+      <w:pPr>
+        <w:pStyle w:val="Heading1"/>
+      </w:pPr>
+      <w:r>
         <w:t xml:space="preserve">References</w:t>
       </w:r>
     </w:p>
-    <w:bookmarkStart w:id="37" w:name="refs"/>
-    <w:bookmarkStart w:id="26" w:name="ref-cdisc"/>
+    <w:bookmarkStart w:id="68" w:name="refs"/>
+    <w:bookmarkStart w:id="36" w:name="ref-chen"/>
     <w:p>
       <w:pPr>
         <w:pStyle w:val="Bibliography"/>
       </w:pPr>
       <w:r>
-        <w:t xml:space="preserve">Clinical Data Interchange Standards Consortium.</w:t>
+        <w:t xml:space="preserve">Chen HL, Chen L, Zhang L. 2010.</w:t>
+      </w:r>
+      <w:r>
+        <w:t xml:space="preserve"> </w:t>
+      </w:r>
+      <w:r>
+        <w:t xml:space="preserve">“Date Conversions in SDTM and ADaM Datasets.”</w:t>
+      </w:r>
+      <w:r>
+        <w:t xml:space="preserve"> </w:t>
+      </w:r>
+      <w:r>
+        <w:rPr>
+          <w:i/>
+          <w:iCs/>
+        </w:rPr>
+        <w:t xml:space="preserve">NESUG</w:t>
+      </w:r>
+      <w:r>
+        <w:t xml:space="preserve">.</w:t>
+      </w:r>
+      <w:r>
+        <w:t xml:space="preserve"> </w:t>
+      </w:r>
+      <w:hyperlink r:id="rId35">
+        <w:r>
+          <w:rPr>
+            <w:rStyle w:val="Hyperlink"/>
+          </w:rPr>
+          <w:t xml:space="preserve">https://www.lexjansen.com/nesug/nesug10/ph/ph11.pdf</w:t>
+        </w:r>
+      </w:hyperlink>
+      <w:r>
+        <w:t xml:space="preserve">.</w:t>
+      </w:r>
+    </w:p>
+    <w:bookmarkEnd w:id="36"/>
+    <w:bookmarkStart w:id="38" w:name="ref-cdisc"/>
+    <w:p>
+      <w:pPr>
+        <w:pStyle w:val="Bibliography"/>
+      </w:pPr>
+      <w:r>
+        <w:t xml:space="preserve">Clinical Data Interchange Standards Consortium. 2025.</w:t>
       </w:r>
       <w:r>
         <w:t xml:space="preserve"> </w:t>
@@ -1122,7 +4292,7 @@
       <w:r>
         <w:t xml:space="preserve"> </w:t>
       </w:r>
-      <w:hyperlink r:id="rId25">
+      <w:hyperlink r:id="rId37">
         <w:r>
           <w:rPr>
             <w:rStyle w:val="Hyperlink"/>
@@ -1134,14 +4304,38 @@
         <w:t xml:space="preserve">.</w:t>
       </w:r>
     </w:p>
-    <w:bookmarkEnd w:id="26"/>
-    <w:bookmarkStart w:id="28" w:name="ref-iddo"/>
+    <w:bookmarkEnd w:id="38"/>
+    <w:bookmarkStart w:id="40" w:name="ref-icon"/>
     <w:p>
       <w:pPr>
         <w:pStyle w:val="Bibliography"/>
       </w:pPr>
       <w:r>
-        <w:t xml:space="preserve">IDDO.</w:t>
+        <w:t xml:space="preserve">ICON. n.d.</w:t>
+      </w:r>
+      <w:r>
+        <w:t xml:space="preserve"> </w:t>
+      </w:r>
+      <w:hyperlink r:id="rId39">
+        <w:r>
+          <w:rPr>
+            <w:rStyle w:val="Hyperlink"/>
+          </w:rPr>
+          <w:t xml:space="preserve">https://www.iconplc.com/solutions/clinical-scientific-operations/clinical-data-science/cdisc-data-standardisation</w:t>
+        </w:r>
+      </w:hyperlink>
+      <w:r>
+        <w:t xml:space="preserve">.</w:t>
+      </w:r>
+    </w:p>
+    <w:bookmarkEnd w:id="40"/>
+    <w:bookmarkStart w:id="42" w:name="ref-iddo_KKSS"/>
+    <w:p>
+      <w:pPr>
+        <w:pStyle w:val="Bibliography"/>
+      </w:pPr>
+      <w:r>
+        <w:t xml:space="preserve">Infectious Diseases Data Observatory. 2019.</w:t>
       </w:r>
       <w:r>
         <w:t xml:space="preserve"> </w:t>
@@ -1150,7 +4344,46 @@
         <w:t xml:space="preserve">“</w:t>
       </w:r>
       <w:r>
-        <w:t xml:space="preserve">Infectious Disease Data Observatory</w:t>
+        <w:t xml:space="preserve">IDDO</w:t>
+      </w:r>
+      <w:r>
+        <w:t xml:space="preserve"> </w:t>
+      </w:r>
+      <w:r>
+        <w:t xml:space="preserve">Scientists’ Novel Solution for Data Standards.”</w:t>
+      </w:r>
+      <w:r>
+        <w:t xml:space="preserve"> </w:t>
+      </w:r>
+      <w:hyperlink r:id="rId41">
+        <w:r>
+          <w:rPr>
+            <w:rStyle w:val="Hyperlink"/>
+          </w:rPr>
+          <w:t xml:space="preserve">https://www.iddo.org/news/iddo-scientists-novel-solution-data-standards</w:t>
+        </w:r>
+      </w:hyperlink>
+      <w:r>
+        <w:t xml:space="preserve">.</w:t>
+      </w:r>
+    </w:p>
+    <w:bookmarkEnd w:id="42"/>
+    <w:bookmarkStart w:id="44" w:name="ref-iddo"/>
+    <w:p>
+      <w:pPr>
+        <w:pStyle w:val="Bibliography"/>
+      </w:pPr>
+      <w:r>
+        <w:t xml:space="preserve">———. 2025.</w:t>
+      </w:r>
+      <w:r>
+        <w:t xml:space="preserve"> </w:t>
+      </w:r>
+      <w:r>
+        <w:t xml:space="preserve">“</w:t>
+      </w:r>
+      <w:r>
+        <w:t xml:space="preserve">Infectious Diseases Data Observatory</w:t>
       </w:r>
       <w:r>
         <w:t xml:space="preserve">.”</w:t>
@@ -1158,7 +4391,13 @@
       <w:r>
         <w:t xml:space="preserve"> </w:t>
       </w:r>
-      <w:hyperlink r:id="rId27">
+      <w:r>
+        <w:t xml:space="preserve">2025.</w:t>
+      </w:r>
+      <w:r>
+        <w:t xml:space="preserve"> </w:t>
+      </w:r>
+      <w:hyperlink r:id="rId43">
         <w:r>
           <w:rPr>
             <w:rStyle w:val="Hyperlink"/>
@@ -1170,59 +4409,44 @@
         <w:t xml:space="preserve">.</w:t>
       </w:r>
     </w:p>
-    <w:bookmarkEnd w:id="28"/>
-    <w:bookmarkStart w:id="30" w:name="ref-iddo_KKSS"/>
+    <w:bookmarkEnd w:id="44"/>
+    <w:bookmarkStart w:id="46" w:name="ref-iddi"/>
     <w:p>
       <w:pPr>
         <w:pStyle w:val="Bibliography"/>
       </w:pPr>
       <w:r>
-        <w:t xml:space="preserve">———. 2019.</w:t>
-      </w:r>
-      <w:r>
-        <w:t xml:space="preserve"> </w:t>
-      </w:r>
-      <w:r>
-        <w:t xml:space="preserve">“</w:t>
-      </w:r>
-      <w:r>
-        <w:t xml:space="preserve">IDDO</w:t>
-      </w:r>
-      <w:r>
-        <w:t xml:space="preserve"> </w:t>
-      </w:r>
-      <w:r>
-        <w:t xml:space="preserve">Scientists’ Novel Solution for Data Standards.”</w:t>
-      </w:r>
-      <w:r>
-        <w:t xml:space="preserve"> </w:t>
-      </w:r>
-      <w:hyperlink r:id="rId29">
+        <w:t xml:space="preserve">International Drug Development Institute. n.d.</w:t>
+      </w:r>
+      <w:r>
+        <w:t xml:space="preserve"> </w:t>
+      </w:r>
+      <w:hyperlink r:id="rId45">
         <w:r>
           <w:rPr>
             <w:rStyle w:val="Hyperlink"/>
           </w:rPr>
-          <w:t xml:space="preserve">https://www.iddo.org/news/iddo-scientists-novel-solution-data-standards</w:t>
+          <w:t xml:space="preserve">https://iddi.com/services/clinical-data-management/</w:t>
         </w:r>
       </w:hyperlink>
       <w:r>
         <w:t xml:space="preserve">.</w:t>
       </w:r>
     </w:p>
-    <w:bookmarkEnd w:id="30"/>
-    <w:bookmarkStart w:id="32" w:name="ref-patel"/>
+    <w:bookmarkEnd w:id="46"/>
+    <w:bookmarkStart w:id="48" w:name="ref-kumar"/>
     <w:p>
       <w:pPr>
         <w:pStyle w:val="Bibliography"/>
       </w:pPr>
       <w:r>
-        <w:t xml:space="preserve">Patel SK, Patel R, Mukkala SR. 2023.</w:t>
-      </w:r>
-      <w:r>
-        <w:t xml:space="preserve"> </w:t>
-      </w:r>
-      <w:r>
-        <w:t xml:space="preserve">“Statistical Analysis in Clinical Trials Using the Study Data Tabulation Model (SDTM) and the Analysis Dataset Model (ADaM): Effects, Obstacles, and Solutions.”</w:t>
+        <w:t xml:space="preserve">Kumar, Rishikesh, Prabin Dahal, Sauman Singh-Phulgenda, Niyamat Ali Siddiqui, Abdalla Munir, Caitlin Naylor, James Wilson, et al. 2023.</w:t>
+      </w:r>
+      <w:r>
+        <w:t xml:space="preserve"> </w:t>
+      </w:r>
+      <w:r>
+        <w:t xml:space="preserve">“Host, Parasite and Drug Determinants of Clinical Outcomes Following Treatment of Visceral Leishmaniasis: A Protocol for Individual Participant Data Meta-Analysis.”</w:t>
       </w:r>
       <w:r>
         <w:t xml:space="preserve"> </w:t>
@@ -1232,6 +4456,128 @@
           <w:i/>
           <w:iCs/>
         </w:rPr>
+        <w:t xml:space="preserve">BMJ Open</w:t>
+      </w:r>
+      <w:r>
+        <w:t xml:space="preserve"> </w:t>
+      </w:r>
+      <w:r>
+        <w:t xml:space="preserve">13 (10).</w:t>
+      </w:r>
+      <w:r>
+        <w:t xml:space="preserve"> </w:t>
+      </w:r>
+      <w:hyperlink r:id="rId47">
+        <w:r>
+          <w:rPr>
+            <w:rStyle w:val="Hyperlink"/>
+          </w:rPr>
+          <w:t xml:space="preserve">https://doi.org/10.1136/bmjopen-2023-074679</w:t>
+        </w:r>
+      </w:hyperlink>
+      <w:r>
+        <w:t xml:space="preserve">.</w:t>
+      </w:r>
+    </w:p>
+    <w:bookmarkEnd w:id="48"/>
+    <w:bookmarkStart w:id="50" w:name="ref-munir"/>
+    <w:p>
+      <w:pPr>
+        <w:pStyle w:val="Bibliography"/>
+      </w:pPr>
+      <w:r>
+        <w:t xml:space="preserve">Munir, Abdalla, Prabin Dahal, Rishikesh Kumar, Sauman Singh-Phulgenda, Niyamat Ali Siddiqui, Caitlin Naylor, James Wilson, et al. 2023.</w:t>
+      </w:r>
+      <w:r>
+        <w:t xml:space="preserve"> </w:t>
+      </w:r>
+      <w:r>
+        <w:t xml:space="preserve">“Haematological Dynamics Following Treatment of Visceral Leishmaniasis: A Protocol for Systematic Review and Individual Participant Data (IPD) Meta-Analysis.”</w:t>
+      </w:r>
+      <w:r>
+        <w:t xml:space="preserve"> </w:t>
+      </w:r>
+      <w:r>
+        <w:rPr>
+          <w:i/>
+          <w:iCs/>
+        </w:rPr>
+        <w:t xml:space="preserve">BMJ Open</w:t>
+      </w:r>
+      <w:r>
+        <w:t xml:space="preserve"> </w:t>
+      </w:r>
+      <w:r>
+        <w:t xml:space="preserve">13 (12).</w:t>
+      </w:r>
+      <w:r>
+        <w:t xml:space="preserve"> </w:t>
+      </w:r>
+      <w:hyperlink r:id="rId49">
+        <w:r>
+          <w:rPr>
+            <w:rStyle w:val="Hyperlink"/>
+          </w:rPr>
+          <w:t xml:space="preserve">https://doi.org/10.1136/bmjopen-2023-074841</w:t>
+        </w:r>
+      </w:hyperlink>
+      <w:r>
+        <w:t xml:space="preserve">.</w:t>
+      </w:r>
+    </w:p>
+    <w:bookmarkEnd w:id="50"/>
+    <w:bookmarkStart w:id="52" w:name="ref-chat"/>
+    <w:p>
+      <w:pPr>
+        <w:pStyle w:val="Bibliography"/>
+      </w:pPr>
+      <w:r>
+        <w:t xml:space="preserve">OpenAI. 2025.</w:t>
+      </w:r>
+      <w:r>
+        <w:t xml:space="preserve"> </w:t>
+      </w:r>
+      <w:r>
+        <w:t xml:space="preserve">“ChatGPT.”</w:t>
+      </w:r>
+      <w:r>
+        <w:t xml:space="preserve"> </w:t>
+      </w:r>
+      <w:hyperlink r:id="rId51">
+        <w:r>
+          <w:rPr>
+            <w:rStyle w:val="Hyperlink"/>
+          </w:rPr>
+          <w:t xml:space="preserve">https://chatgpt.com</w:t>
+        </w:r>
+      </w:hyperlink>
+      <w:r>
+        <w:t xml:space="preserve">.</w:t>
+      </w:r>
+    </w:p>
+    <w:bookmarkEnd w:id="52"/>
+    <w:bookmarkStart w:id="54" w:name="ref-patel"/>
+    <w:p>
+      <w:pPr>
+        <w:pStyle w:val="Bibliography"/>
+      </w:pPr>
+      <w:r>
+        <w:t xml:space="preserve">Patel SK, Patel R, Mukkala SR. 2023.</w:t>
+      </w:r>
+      <w:r>
+        <w:t xml:space="preserve"> </w:t>
+      </w:r>
+      <w:r>
+        <w:t xml:space="preserve">“Statistical Analysis in Clinical Trials Using the Study Data Tabulation Model (SDTM) and the Analysis Dataset Model (ADaM): Effects, Obstacles, and Solutions.”</w:t>
+      </w:r>
+      <w:r>
+        <w:t xml:space="preserve"> </w:t>
+      </w:r>
+      <w:r>
+        <w:rPr>
+          <w:i/>
+          <w:iCs/>
+        </w:rPr>
         <w:t xml:space="preserve">Int J Clin Biostat Biom</w:t>
       </w:r>
       <w:r>
@@ -1243,7 +4589,7 @@
       <w:r>
         <w:t xml:space="preserve"> </w:t>
       </w:r>
-      <w:hyperlink r:id="rId31">
+      <w:hyperlink r:id="rId53">
         <w:r>
           <w:rPr>
             <w:rStyle w:val="Hyperlink"/>
@@ -1255,14 +4601,14 @@
         <w:t xml:space="preserve">.</w:t>
       </w:r>
     </w:p>
-    <w:bookmarkEnd w:id="32"/>
-    <w:bookmarkStart w:id="34" w:name="ref-pharmaverse"/>
+    <w:bookmarkEnd w:id="54"/>
+    <w:bookmarkStart w:id="56" w:name="ref-pharmaverse"/>
     <w:p>
       <w:pPr>
         <w:pStyle w:val="Bibliography"/>
       </w:pPr>
       <w:r>
-        <w:t xml:space="preserve">pharmaverse.</w:t>
+        <w:t xml:space="preserve">pharmaverse. 2023.</w:t>
       </w:r>
       <w:r>
         <w:t xml:space="preserve"> </w:t>
@@ -1273,7 +4619,7 @@
       <w:r>
         <w:t xml:space="preserve"> </w:t>
       </w:r>
-      <w:hyperlink r:id="rId33">
+      <w:hyperlink r:id="rId55">
         <w:r>
           <w:rPr>
             <w:rStyle w:val="Hyperlink"/>
@@ -1285,14 +4631,20 @@
         <w:t xml:space="preserve">.</w:t>
       </w:r>
     </w:p>
-    <w:bookmarkEnd w:id="34"/>
-    <w:bookmarkStart w:id="36" w:name="ref-r_core"/>
+    <w:bookmarkEnd w:id="56"/>
+    <w:bookmarkStart w:id="58" w:name="ref-pisani_lessons"/>
     <w:p>
       <w:pPr>
         <w:pStyle w:val="Bibliography"/>
       </w:pPr>
       <w:r>
-        <w:t xml:space="preserve">R Core Team.</w:t>
+        <w:t xml:space="preserve">Pisani E, Botchway S. 2016.</w:t>
+      </w:r>
+      <w:r>
+        <w:t xml:space="preserve"> </w:t>
+      </w:r>
+      <w:r>
+        <w:t xml:space="preserve">“Learning from the Pioneers: Lessons about Data Platforms Drawn from the WorldWide Antimalarial Resistance Network (WWARN) Experience.”</w:t>
       </w:r>
       <w:r>
         <w:t xml:space="preserve"> </w:t>
@@ -1302,6 +4654,110 @@
           <w:i/>
           <w:iCs/>
         </w:rPr>
+        <w:t xml:space="preserve">Wellcome Open Research</w:t>
+      </w:r>
+      <w:r>
+        <w:t xml:space="preserve">.</w:t>
+      </w:r>
+      <w:r>
+        <w:t xml:space="preserve"> </w:t>
+      </w:r>
+      <w:hyperlink r:id="rId57">
+        <w:r>
+          <w:rPr>
+            <w:rStyle w:val="Hyperlink"/>
+          </w:rPr>
+          <w:t xml:space="preserve">https://doi.org/10.6084/m9.figshare.4476308.v1</w:t>
+        </w:r>
+      </w:hyperlink>
+      <w:r>
+        <w:t xml:space="preserve">.</w:t>
+      </w:r>
+    </w:p>
+    <w:bookmarkEnd w:id="58"/>
+    <w:bookmarkStart w:id="60" w:name="ref-pisani_sharing"/>
+    <w:p>
+      <w:pPr>
+        <w:pStyle w:val="Bibliography"/>
+      </w:pPr>
+      <w:r>
+        <w:t xml:space="preserve">———. 2017.</w:t>
+      </w:r>
+      <w:r>
+        <w:t xml:space="preserve"> </w:t>
+      </w:r>
+      <w:r>
+        <w:t xml:space="preserve">“Sharing Individual Patient and Parasite-Level Data Through the WorldWide Antimalarial Resistance Network Platform: A Qualitative Case Study.”</w:t>
+      </w:r>
+      <w:r>
+        <w:t xml:space="preserve"> </w:t>
+      </w:r>
+      <w:r>
+        <w:rPr>
+          <w:i/>
+          <w:iCs/>
+        </w:rPr>
+        <w:t xml:space="preserve">Wellcome Open Res</w:t>
+      </w:r>
+      <w:r>
+        <w:t xml:space="preserve">.</w:t>
+      </w:r>
+      <w:r>
+        <w:t xml:space="preserve"> </w:t>
+      </w:r>
+      <w:hyperlink r:id="rId59">
+        <w:r>
+          <w:rPr>
+            <w:rStyle w:val="Hyperlink"/>
+          </w:rPr>
+          <w:t xml:space="preserve">https://doi.org/10.12688/wellcomeopenres.12259.1</w:t>
+        </w:r>
+      </w:hyperlink>
+      <w:r>
+        <w:t xml:space="preserve">.</w:t>
+      </w:r>
+    </w:p>
+    <w:bookmarkEnd w:id="60"/>
+    <w:bookmarkStart w:id="62" w:name="ref-quanticate"/>
+    <w:p>
+      <w:pPr>
+        <w:pStyle w:val="Bibliography"/>
+      </w:pPr>
+      <w:r>
+        <w:t xml:space="preserve">Quanticate. n.d.</w:t>
+      </w:r>
+      <w:r>
+        <w:t xml:space="preserve"> </w:t>
+      </w:r>
+      <w:hyperlink r:id="rId61">
+        <w:r>
+          <w:rPr>
+            <w:rStyle w:val="Hyperlink"/>
+          </w:rPr>
+          <w:t xml:space="preserve">https://www.quanticate.com/cdisc</w:t>
+        </w:r>
+      </w:hyperlink>
+      <w:r>
+        <w:t xml:space="preserve">.</w:t>
+      </w:r>
+    </w:p>
+    <w:bookmarkEnd w:id="62"/>
+    <w:bookmarkStart w:id="64" w:name="ref-r_core"/>
+    <w:p>
+      <w:pPr>
+        <w:pStyle w:val="Bibliography"/>
+      </w:pPr>
+      <w:r>
+        <w:t xml:space="preserve">R Core Team. 2022.</w:t>
+      </w:r>
+      <w:r>
+        <w:t xml:space="preserve"> </w:t>
+      </w:r>
+      <w:r>
+        <w:rPr>
+          <w:i/>
+          <w:iCs/>
+        </w:rPr>
         <w:t xml:space="preserve">R: A Language and Environment for Statistical Computing</w:t>
       </w:r>
       <w:r>
@@ -1310,7 +4766,7 @@
       <w:r>
         <w:t xml:space="preserve"> </w:t>
       </w:r>
-      <w:hyperlink r:id="rId35">
+      <w:hyperlink r:id="rId63">
         <w:r>
           <w:rPr>
             <w:rStyle w:val="Hyperlink"/>
@@ -1322,10 +4778,76 @@
         <w:t xml:space="preserve">.</w:t>
       </w:r>
     </w:p>
-    <w:bookmarkEnd w:id="36"/>
-    <w:bookmarkEnd w:id="37"/>
-    <w:bookmarkEnd w:id="38"/>
-    <w:sectPr/>
+    <w:bookmarkEnd w:id="64"/>
+    <w:bookmarkStart w:id="65" w:name="ref-ichihashi"/>
+    <w:p>
+      <w:pPr>
+        <w:pStyle w:val="Bibliography"/>
+      </w:pPr>
+      <w:r>
+        <w:t xml:space="preserve">Suchchenko L, Ichihashi R. 2023.</w:t>
+      </w:r>
+      <w:r>
+        <w:t xml:space="preserve"> </w:t>
+      </w:r>
+      <w:r>
+        <w:t xml:space="preserve">“Automating SDTM and ADaM Creation in Clinical Trials.”</w:t>
+      </w:r>
+    </w:p>
+    <w:bookmarkEnd w:id="65"/>
+    <w:bookmarkStart w:id="67" w:name="ref-trokon"/>
+    <w:p>
+      <w:pPr>
+        <w:pStyle w:val="Bibliography"/>
+      </w:pPr>
+      <w:r>
+        <w:t xml:space="preserve">Yeabah TO, Ramaswamy G et al, Kaba I. 2025.</w:t>
+      </w:r>
+      <w:r>
+        <w:t xml:space="preserve"> </w:t>
+      </w:r>
+      <w:r>
+        <w:t xml:space="preserve">“Factors Associated with Death in Patients Admitted with Ebola Virus Disease to Ebola Treatment Units in Guinea, Sierra Leone, and Liberia – December 2013 to March 2016.”</w:t>
+      </w:r>
+      <w:r>
+        <w:t xml:space="preserve"> </w:t>
+      </w:r>
+      <w:r>
+        <w:rPr>
+          <w:i/>
+          <w:iCs/>
+        </w:rPr>
+        <w:t xml:space="preserve">F1000Research</w:t>
+      </w:r>
+      <w:r>
+        <w:t xml:space="preserve"> </w:t>
+      </w:r>
+      <w:r>
+        <w:t xml:space="preserve">13: 672.</w:t>
+      </w:r>
+      <w:r>
+        <w:t xml:space="preserve"> </w:t>
+      </w:r>
+      <w:hyperlink r:id="rId66">
+        <w:r>
+          <w:rPr>
+            <w:rStyle w:val="Hyperlink"/>
+          </w:rPr>
+          <w:t xml:space="preserve">https://doi.org/10.12688/f1000research.149612.2</w:t>
+        </w:r>
+      </w:hyperlink>
+      <w:r>
+        <w:t xml:space="preserve">.</w:t>
+      </w:r>
+    </w:p>
+    <w:bookmarkEnd w:id="67"/>
+    <w:bookmarkEnd w:id="68"/>
+    <w:bookmarkEnd w:id="69"/>
+    <w:sectPr>
+      <w:footnotePr>
+        <w:numRestart w:val="eachSect"/>
+      </w:footnotePr>
+    </w:sectPr>
   </w:body>
 </w:document>
 </file>
@@ -1497,8 +5019,6 @@
     </w:pPr>
     <w:rPr>
       <w:rFonts w:asciiTheme="majorHAnsi" w:cstheme="majorBidi" w:eastAsiaTheme="majorEastAsia" w:hAnsiTheme="majorHAnsi"/>
-      <w:spacing w:val="-10"/>
-      <w:kern w:val="28"/>
       <w:sz w:val="56"/>
       <w:szCs w:val="56"/>
     </w:rPr>
@@ -1511,15 +5031,13 @@
     <w:rsid w:val="00A10FD9"/>
     <w:rPr>
       <w:rFonts w:asciiTheme="majorHAnsi" w:cstheme="majorBidi" w:eastAsiaTheme="majorEastAsia" w:hAnsiTheme="majorHAnsi"/>
-      <w:spacing w:val="-10"/>
-      <w:kern w:val="28"/>
       <w:sz w:val="56"/>
       <w:szCs w:val="56"/>
     </w:rPr>
   </w:style>
   <w:style w:styleId="Subtitle" w:type="paragraph">
     <w:name w:val="Subtitle"/>
-    <w:basedOn w:val="Normal"/>
+    <w:basedOn w:val="Title"/>
     <w:next w:val="BodyText"/>
     <w:link w:val="SubtitleChar"/>
     <w:uiPriority w:val="11"/>
@@ -1532,7 +5050,6 @@
     </w:pPr>
     <w:rPr>
       <w:rFonts w:cstheme="majorBidi" w:eastAsiaTheme="majorEastAsia"/>
-      <w:color w:themeColor="text1" w:themeTint="A6" w:val="595959"/>
       <w:spacing w:val="15"/>
       <w:sz w:val="28"/>
       <w:szCs w:val="28"/>
@@ -1554,23 +5071,31 @@
   </w:style>
   <w:style w:customStyle="1" w:styleId="Author" w:type="paragraph">
     <w:name w:val="Author"/>
+    <w:basedOn w:val="Title"/>
     <w:next w:val="BodyText"/>
     <w:qFormat/>
     <w:pPr>
       <w:keepNext/>
       <w:keepLines/>
-      <w:jc w:val="center"/>
     </w:pPr>
+    <w:rPr>
+      <w:sz w:val="24"/>
+      <w:szCs w:val="24"/>
+    </w:rPr>
   </w:style>
   <w:style w:styleId="Date" w:type="paragraph">
     <w:name w:val="Date"/>
+    <w:basedOn w:val="Title"/>
     <w:next w:val="BodyText"/>
     <w:qFormat/>
     <w:pPr>
       <w:keepNext/>
       <w:keepLines/>
-      <w:jc w:val="center"/>
     </w:pPr>
+    <w:rPr>
+      <w:sz w:val="24"/>
+      <w:szCs w:val="24"/>
+    </w:rPr>
   </w:style>
   <w:style w:customStyle="1" w:styleId="AbstractTitle" w:type="paragraph">
     <w:name w:val="Abstract Title"/>
@@ -1585,7 +5110,6 @@
     </w:pPr>
     <w:rPr>
       <w:b/>
-      <w:color w:val="345A8A"/>
       <w:sz w:val="20"/>
       <w:szCs w:val="20"/>
     </w:rPr>

--- a/paper/paper.docx
+++ b/paper/paper.docx
@@ -15,7 +15,7 @@
         <w:pStyle w:val="Date"/>
       </w:pPr>
       <w:r>
-        <w:t xml:space="preserve">27 March 2026</w:t>
+        <w:t xml:space="preserve">7 April 2026</w:t>
       </w:r>
     </w:p>
     <w:bookmarkStart w:id="20" w:name="summary"/>
@@ -80,7 +80,7 @@
         <w:t xml:space="preserve">‘analysis datasets’</w:t>
       </w:r>
       <w:r>
-        <w:t xml:space="preserve">) from SDTM format requires complex transformations, which necessitates expenditure of additional time and resource by end-users.</w:t>
+        <w:t xml:space="preserve">) from SDTM format requires complex transformations, which requires additional time and resource by end-users.</w:t>
       </w:r>
     </w:p>
     <w:p>
@@ -103,7 +103,7 @@
         <w:t xml:space="preserve"> </w:t>
       </w:r>
       <w:r>
-        <w:t xml:space="preserve">package provides a suite of functions that transforms datasets from SDTM format into analysis datasets. Assuming a foundational</w:t>
+        <w:t xml:space="preserve">package provides a suite of functions that transforms datasets from SDTM into analysis datasets. Assuming a foundational</w:t>
       </w:r>
       <w:r>
         <w:t xml:space="preserve"> </w:t>
@@ -164,7 +164,7 @@
         <w:pStyle w:val="Heading1"/>
       </w:pPr>
       <w:r>
-        <w:t xml:space="preserve">Statement of need</w:t>
+        <w:t xml:space="preserve">Statement of Need</w:t>
       </w:r>
     </w:p>
     <w:p>
@@ -199,7 +199,7 @@
         <w:t xml:space="preserve"> </w:t>
       </w:r>
       <w:r>
-        <w:t xml:space="preserve">data from disparate sources into the SDTM format, thereby providing a consistent and comprehensive method to harmonise data. The result is</w:t>
+        <w:t xml:space="preserve">data from disparate sources into SDTM format, thereby providing a consistent and comprehensive method to harmonise data. The result is</w:t>
       </w:r>
       <w:r>
         <w:t xml:space="preserve"> </w:t>
@@ -211,7 +211,7 @@
         <w:t xml:space="preserve"> </w:t>
       </w:r>
       <w:r>
-        <w:t xml:space="preserve">otherwise not be possible using a standalone study. A key challenge, however, is the effort and time required for transformation of data</w:t>
+        <w:t xml:space="preserve">otherwise not be possible using a standalone study. A key challenge, however, is the effort and time required for transformation of the curated data</w:t>
       </w:r>
       <w:r>
         <w:t xml:space="preserve"> </w:t>
@@ -357,7 +357,7 @@
         <w:t xml:space="preserve"> </w:t>
       </w:r>
       <w:r>
-        <w:t xml:space="preserve">per participant, per day. The package provides several synthetic datasets generated for user familiarisation and documentation. SDTM</w:t>
+        <w:t xml:space="preserve">per participant, per timepoint. The package provides several synthetic datasets generated for user familiarisation and documentation. SDTM</w:t>
       </w:r>
       <w:r>
         <w:t xml:space="preserve"> </w:t>
@@ -420,25 +420,13 @@
         <w:t xml:space="preserve"> </w:t>
       </w:r>
       <w:r>
-        <w:t xml:space="preserve">below), has one row for every microbiology test and the test</w:t>
-      </w:r>
-      <w:r>
-        <w:t xml:space="preserve"> </w:t>
-      </w:r>
-      <w:r>
-        <w:t xml:space="preserve">result conducted in the study,</w:t>
-      </w:r>
-      <w:r>
-        <w:t xml:space="preserve"> </w:t>
-      </w:r>
-      <w:r>
-        <w:rPr>
-          <w:rStyle w:val="VerbatimChar"/>
-        </w:rPr>
-        <w:t xml:space="preserve">MB_RPTESTB</w:t>
-      </w:r>
-      <w:r>
-        <w:t xml:space="preserve">. Whilst this preserves the intricacies of the study data, it also creates complexity for analysis.</w:t>
+        <w:t xml:space="preserve">below), has one row for every microbiology test and test</w:t>
+      </w:r>
+      <w:r>
+        <w:t xml:space="preserve"> </w:t>
+      </w:r>
+      <w:r>
+        <w:t xml:space="preserve">result conducted in the study. Whilst this preserves the intricacies of the study data, it also creates complexity for analysis.</w:t>
       </w:r>
       <w:r>
         <w:t xml:space="preserve"> </w:t>
@@ -2581,7 +2569,7 @@
         <w:t xml:space="preserve"> </w:t>
       </w:r>
       <w:r>
-        <w:t xml:space="preserve">of SDTM variables was used, which proved to be too restrictive and impacted the generalisability of the function, so</w:t>
+        <w:t xml:space="preserve">of SDTM timing variables was used, which proved to be too restrictive and impacted the generalisability of the functions, so</w:t>
       </w:r>
       <w:r>
         <w:t xml:space="preserve"> </w:t>
@@ -2595,7 +2583,22 @@
         <w:pStyle w:val="BodyText"/>
       </w:pPr>
       <w:r>
-        <w:t xml:space="preserve">A key limitation is that the iddoverse functions cannot address every need of researchers due to the large variability</w:t>
+        <w:t xml:space="preserve">A key limitation is that the</w:t>
+      </w:r>
+      <w:r>
+        <w:t xml:space="preserve"> </w:t>
+      </w:r>
+      <w:r>
+        <w:rPr>
+          <w:rStyle w:val="VerbatimChar"/>
+        </w:rPr>
+        <w:t xml:space="preserve">iddoverse</w:t>
+      </w:r>
+      <w:r>
+        <w:t xml:space="preserve"> </w:t>
+      </w:r>
+      <w:r>
+        <w:t xml:space="preserve">functions cannot address every need of researchers due to the large variability</w:t>
       </w:r>
       <w:r>
         <w:t xml:space="preserve"> </w:t>
@@ -2617,14 +2620,14 @@
       <w:r>
         <w:drawing>
           <wp:inline>
-            <wp:extent cx="5334000" cy="2649492"/>
+            <wp:extent cx="4770782" cy="2544417"/>
             <wp:effectExtent b="0" l="0" r="0" t="0"/>
             <wp:docPr descr="Figure 1: Flowchart of functions within the iddoverse package." title="" id="25" name="Picture"/>
             <a:graphic>
               <a:graphicData uri="http://schemas.openxmlformats.org/drawingml/2006/picture">
                 <pic:pic>
                   <pic:nvPicPr>
-                    <pic:cNvPr descr="figures/Function%20Flowchart.tif" id="26" name="Picture"/>
+                    <pic:cNvPr descr="figures/Figure%201%20-%20Function%20Flowchart.tif" id="26" name="Picture"/>
                     <pic:cNvPicPr>
                       <a:picLocks noChangeArrowheads="1" noChangeAspect="1"/>
                     </pic:cNvPicPr>
@@ -2638,7 +2641,7 @@
                   <pic:spPr bwMode="auto">
                     <a:xfrm>
                       <a:off x="0" y="0"/>
-                      <a:ext cx="5334000" cy="2649492"/>
+                      <a:ext cx="4770782" cy="2544417"/>
                     </a:xfrm>
                     <a:prstGeom prst="rect">
                       <a:avLst/>
@@ -2728,7 +2731,7 @@
         <w:t xml:space="preserve"> </w:t>
       </w:r>
       <w:r>
-        <w:t xml:space="preserve">single IDDO-SDTM domain. In order to reduce the number of results and timing columns, the function amalgamates data</w:t>
+        <w:t xml:space="preserve">single IDDO-SDTM domain. In order to reduce the number of result and timing columns, the function amalgamates data</w:t>
       </w:r>
       <w:r>
         <w:t xml:space="preserve"> </w:t>
@@ -2891,14 +2894,14 @@
       <w:r>
         <w:drawing>
           <wp:inline>
-            <wp:extent cx="3035193" cy="3649915"/>
+            <wp:extent cx="3312024" cy="4229482"/>
             <wp:effectExtent b="0" l="0" r="0" t="0"/>
-            <wp:docPr descr="Figure 2: Hierarchy of best choice results/events/findings in prepare_domain(). STRESN or DECOD would be used in the first instance and, where rows are missing this information, they are populated with the variables under them in order." title="" id="29" name="Picture"/>
+            <wp:docPr descr="Figure 2: Hierarchy of best choice results/events/findings in prepare_domain(). STRESN or DECOD would be used in the first instance and, where rows are missing this information, they are populated with the variables under them in order. The two letter domain code preceeds these variable names." title="" id="29" name="Picture"/>
             <a:graphic>
               <a:graphicData uri="http://schemas.openxmlformats.org/drawingml/2006/picture">
                 <pic:pic>
                   <pic:nvPicPr>
-                    <pic:cNvPr descr="figures/Hierarchy%20Choices.tif" id="30" name="Picture"/>
+                    <pic:cNvPr descr="figures/Figure%202%20-%20Hierarchy%20Choices.tif" id="30" name="Picture"/>
                     <pic:cNvPicPr>
                       <a:picLocks noChangeArrowheads="1" noChangeAspect="1"/>
                     </pic:cNvPicPr>
@@ -2912,7 +2915,7 @@
                   <pic:spPr bwMode="auto">
                     <a:xfrm>
                       <a:off x="0" y="0"/>
-                      <a:ext cx="3035193" cy="3649915"/>
+                      <a:ext cx="3312024" cy="4229482"/>
                     </a:xfrm>
                     <a:prstGeom prst="rect">
                       <a:avLst/>
@@ -2936,7 +2939,49 @@
         <w:pStyle w:val="ImageCaption"/>
       </w:pPr>
       <w:r>
-        <w:t xml:space="preserve">Figure 2: Hierarchy of best choice results/events/findings in prepare_domain(). STRESN or DECOD would be used in the first instance and, where rows are missing this information, they are populated with the variables under them in order.</w:t>
+        <w:t xml:space="preserve">Figure 2: Hierarchy of best choice results/events/findings in</w:t>
+      </w:r>
+      <w:r>
+        <w:t xml:space="preserve"> </w:t>
+      </w:r>
+      <w:r>
+        <w:rPr>
+          <w:rStyle w:val="VerbatimChar"/>
+        </w:rPr>
+        <w:t xml:space="preserve">prepare_domain()</w:t>
+      </w:r>
+      <w:r>
+        <w:t xml:space="preserve">.</w:t>
+      </w:r>
+      <w:r>
+        <w:t xml:space="preserve"> </w:t>
+      </w:r>
+      <w:r>
+        <w:rPr>
+          <w:rStyle w:val="VerbatimChar"/>
+        </w:rPr>
+        <w:t xml:space="preserve">STRESN</w:t>
+      </w:r>
+      <w:r>
+        <w:t xml:space="preserve"> </w:t>
+      </w:r>
+      <w:r>
+        <w:t xml:space="preserve">or</w:t>
+      </w:r>
+      <w:r>
+        <w:t xml:space="preserve"> </w:t>
+      </w:r>
+      <w:r>
+        <w:rPr>
+          <w:rStyle w:val="VerbatimChar"/>
+        </w:rPr>
+        <w:t xml:space="preserve">DECOD</w:t>
+      </w:r>
+      <w:r>
+        <w:t xml:space="preserve"> </w:t>
+      </w:r>
+      <w:r>
+        <w:t xml:space="preserve">would be used in the first instance and, where rows are missing this information, they are populated with the variables under them in order. The two letter domain code preceeds these variable names.</w:t>
       </w:r>
     </w:p>
     <w:p>
@@ -3010,7 +3055,7 @@
         <w:t xml:space="preserve"> </w:t>
       </w:r>
       <w:r>
-        <w:t xml:space="preserve">with the associated result. Several domains can then be analysed separately, or joined together by the uniquely identifying keys:</w:t>
+        <w:t xml:space="preserve">with the associated result. Several domains can then be analysed separately or joined together by the uniquely identifying keys:</w:t>
       </w:r>
       <w:r>
         <w:t xml:space="preserve"> </w:t>
@@ -3916,7 +3961,7 @@
         <w:pStyle w:val="BodyText"/>
       </w:pPr>
       <w:r>
-        <w:t xml:space="preserve">Additionally, the package contains functions to create standardised analysis datasets, such as</w:t>
+        <w:t xml:space="preserve">Additionally, the package contains functions to create standardised, multiple domain analysis datasets, such as</w:t>
       </w:r>
       <w:r>
         <w:t xml:space="preserve"> </w:t>
@@ -3949,7 +3994,7 @@
         <w:t xml:space="preserve"> </w:t>
       </w:r>
       <w:r>
-        <w:t xml:space="preserve">multiple times to extract specific variables</w:t>
+        <w:t xml:space="preserve">function multiple times to extract specific variables</w:t>
       </w:r>
       <w:r>
         <w:t xml:space="preserve"> </w:t>
@@ -4014,7 +4059,13 @@
         <w:pStyle w:val="FirstParagraph"/>
       </w:pPr>
       <w:r>
-        <w:t xml:space="preserve">Research which has used the</w:t>
+        <w:t xml:space="preserve">The IDDO data repository contains over 1.3 million IPD records from over 600 studies and 70 countries, across 8 disease themes. Since February 2026,</w:t>
+      </w:r>
+      <w:r>
+        <w:t xml:space="preserve"> </w:t>
+      </w:r>
+      <w:r>
+        <w:t xml:space="preserve">all researchers accessing data from the IDDO data repository have been provided with information on how to use and access the</w:t>
       </w:r>
       <w:r>
         <w:t xml:space="preserve"> </w:t>
@@ -4029,55 +4080,13 @@
         <w:t xml:space="preserve"> </w:t>
       </w:r>
       <w:r>
-        <w:t xml:space="preserve">includes malaria studies conducted by the Liverpool School of Tropical Medicine and the</w:t>
-      </w:r>
-      <w:r>
-        <w:t xml:space="preserve"> </w:t>
-      </w:r>
-      <w:r>
-        <w:t xml:space="preserve">Mahidol-Oxford Tropical Medicine Research Unit in Thailand (unpublished at time of writing). Published works which have used the</w:t>
-      </w:r>
-      <w:r>
-        <w:t xml:space="preserve"> </w:t>
-      </w:r>
-      <w:r>
-        <w:rPr>
-          <w:rStyle w:val="VerbatimChar"/>
-        </w:rPr>
-        <w:t xml:space="preserve">iddoverse</w:t>
-      </w:r>
-      <w:r>
-        <w:t xml:space="preserve"> </w:t>
-      </w:r>
-      <w:r>
-        <w:t xml:space="preserve">package include research on factors associated with death from Ebola</w:t>
-      </w:r>
-      <w:r>
-        <w:t xml:space="preserve"> </w:t>
-      </w:r>
-      <w:r>
-        <w:t xml:space="preserve">(Yeabah TO 2025)</w:t>
-      </w:r>
-      <w:r>
-        <w:t xml:space="preserve"> </w:t>
-      </w:r>
-      <w:r>
-        <w:t xml:space="preserve">and two visceral leishmaniasis meta-analyses</w:t>
-      </w:r>
-      <w:r>
-        <w:t xml:space="preserve"> </w:t>
-      </w:r>
-      <w:r>
-        <w:t xml:space="preserve">(Munir et al. 2023; Kumar et al. 2023)</w:t>
-      </w:r>
-      <w:r>
-        <w:t xml:space="preserve">. Additionally, the package is being used internally by IDDO to create summaries to check, and subsequently</w:t>
-      </w:r>
-      <w:r>
-        <w:t xml:space="preserve"> </w:t>
-      </w:r>
-      <w:r>
-        <w:t xml:space="preserve">improve, the quality of the data standardisation.</w:t>
+        <w:t xml:space="preserve">package,</w:t>
+      </w:r>
+      <w:r>
+        <w:t xml:space="preserve"> </w:t>
+      </w:r>
+      <w:r>
+        <w:t xml:space="preserve">thus increasing the number and diversity of users and organisations.</w:t>
       </w:r>
     </w:p>
     <w:p>
@@ -4085,7 +4094,7 @@
         <w:pStyle w:val="BodyText"/>
       </w:pPr>
       <w:r>
-        <w:t xml:space="preserve">Since February 2026, all researchers accessing the IDDO data repository have been provided with information on how to use and access the</w:t>
+        <w:t xml:space="preserve">Research which has used the</w:t>
       </w:r>
       <w:r>
         <w:t xml:space="preserve"> </w:t>
@@ -4100,7 +4109,55 @@
         <w:t xml:space="preserve"> </w:t>
       </w:r>
       <w:r>
-        <w:t xml:space="preserve">package, thus increasing the number and diversity of users and organisations.</w:t>
+        <w:t xml:space="preserve">includes malaria studies conducted by the Liverpool School of Tropical Medicine and the</w:t>
+      </w:r>
+      <w:r>
+        <w:t xml:space="preserve"> </w:t>
+      </w:r>
+      <w:r>
+        <w:t xml:space="preserve">Mahidol-Oxford Tropical Medicine Research Unit in Thailand (unpublished at time of writing). Published works which have used the</w:t>
+      </w:r>
+      <w:r>
+        <w:t xml:space="preserve"> </w:t>
+      </w:r>
+      <w:r>
+        <w:rPr>
+          <w:rStyle w:val="VerbatimChar"/>
+        </w:rPr>
+        <w:t xml:space="preserve">iddoverse</w:t>
+      </w:r>
+      <w:r>
+        <w:t xml:space="preserve"> </w:t>
+      </w:r>
+      <w:r>
+        <w:t xml:space="preserve">package include research on factors associated with death from Ebola</w:t>
+      </w:r>
+      <w:r>
+        <w:t xml:space="preserve"> </w:t>
+      </w:r>
+      <w:r>
+        <w:t xml:space="preserve">(Yeabah TO 2025)</w:t>
+      </w:r>
+      <w:r>
+        <w:t xml:space="preserve"> </w:t>
+      </w:r>
+      <w:r>
+        <w:t xml:space="preserve">and two visceral leishmaniasis meta-analyses</w:t>
+      </w:r>
+      <w:r>
+        <w:t xml:space="preserve"> </w:t>
+      </w:r>
+      <w:r>
+        <w:t xml:space="preserve">(Munir A 2023; Kumar R 2023)</w:t>
+      </w:r>
+      <w:r>
+        <w:t xml:space="preserve">. Additionally, the package is being used internally by IDDO to create summaries to check, and subsequently</w:t>
+      </w:r>
+      <w:r>
+        <w:t xml:space="preserve"> </w:t>
+      </w:r>
+      <w:r>
+        <w:t xml:space="preserve">improve, the quality of the data standardisation.</w:t>
       </w:r>
     </w:p>
     <w:p>
@@ -4155,7 +4212,7 @@
         <w:pStyle w:val="BodyText"/>
       </w:pPr>
       <w:r>
-        <w:t xml:space="preserve">Special thanks to Dr Caitlin Naylor for their project management support during the project.</w:t>
+        <w:t xml:space="preserve">Special thanks to Dr Caitlin Naylor for their project management during the project.</w:t>
       </w:r>
     </w:p>
     <w:bookmarkEnd w:id="33"/>
@@ -4440,7 +4497,7 @@
         <w:pStyle w:val="Bibliography"/>
       </w:pPr>
       <w:r>
-        <w:t xml:space="preserve">Kumar, Rishikesh, Prabin Dahal, Sauman Singh-Phulgenda, Niyamat Ali Siddiqui, Abdalla Munir, Caitlin Naylor, James Wilson, et al. 2023.</w:t>
+        <w:t xml:space="preserve">Kumar R, Singh-Phulgenda S, Dahal P. 2023.</w:t>
       </w:r>
       <w:r>
         <w:t xml:space="preserve"> </w:t>
@@ -4486,7 +4543,7 @@
         <w:pStyle w:val="Bibliography"/>
       </w:pPr>
       <w:r>
-        <w:t xml:space="preserve">Munir, Abdalla, Prabin Dahal, Rishikesh Kumar, Sauman Singh-Phulgenda, Niyamat Ali Siddiqui, Caitlin Naylor, James Wilson, et al. 2023.</w:t>
+        <w:t xml:space="preserve">Munir A, Kumar R, Dahal P. 2023.</w:t>
       </w:r>
       <w:r>
         <w:t xml:space="preserve"> </w:t>

--- a/paper/paper.docx
+++ b/paper/paper.docx
@@ -2894,7 +2894,7 @@
       <w:r>
         <w:drawing>
           <wp:inline>
-            <wp:extent cx="3312024" cy="4229482"/>
+            <wp:extent cx="1993942" cy="2544417"/>
             <wp:effectExtent b="0" l="0" r="0" t="0"/>
             <wp:docPr descr="Figure 2: Hierarchy of best choice results/events/findings in prepare_domain(). STRESN or DECOD would be used in the first instance and, where rows are missing this information, they are populated with the variables under them in order. The two letter domain code preceeds these variable names." title="" id="29" name="Picture"/>
             <a:graphic>
@@ -2915,7 +2915,7 @@
                   <pic:spPr bwMode="auto">
                     <a:xfrm>
                       <a:off x="0" y="0"/>
-                      <a:ext cx="3312024" cy="4229482"/>
+                      <a:ext cx="1993942" cy="2544417"/>
                     </a:xfrm>
                     <a:prstGeom prst="rect">
                       <a:avLst/>

--- a/paper/paper.docx
+++ b/paper/paper.docx
@@ -2622,7 +2622,7 @@
           <wp:inline>
             <wp:extent cx="4770782" cy="2544417"/>
             <wp:effectExtent b="0" l="0" r="0" t="0"/>
-            <wp:docPr descr="Figure 1: Flowchart of functions within the iddoverse package." title="" id="25" name="Picture"/>
+            <wp:docPr descr="Flowchart of functions within the iddoverse package." title="" id="25" name="Picture"/>
             <a:graphic>
               <a:graphicData uri="http://schemas.openxmlformats.org/drawingml/2006/picture">
                 <pic:pic>
@@ -2665,7 +2665,7 @@
         <w:pStyle w:val="ImageCaption"/>
       </w:pPr>
       <w:r>
-        <w:t xml:space="preserve">Figure 1: Flowchart of functions within the</w:t>
+        <w:t xml:space="preserve">Flowchart of functions within the</w:t>
       </w:r>
       <w:r>
         <w:t xml:space="preserve"> </w:t>
@@ -2894,9 +2894,9 @@
       <w:r>
         <w:drawing>
           <wp:inline>
-            <wp:extent cx="1993942" cy="2544417"/>
+            <wp:extent cx="2239290" cy="2857500"/>
             <wp:effectExtent b="0" l="0" r="0" t="0"/>
-            <wp:docPr descr="Figure 2: Hierarchy of best choice results/events/findings in prepare_domain(). STRESN or DECOD would be used in the first instance and, where rows are missing this information, they are populated with the variables under them in order. The two letter domain code preceeds these variable names." title="" id="29" name="Picture"/>
+            <wp:docPr descr="Hierarchy of best choice results/events/findings in prepare_domain(). STRESN or DECOD would be used in the first instance and, where rows are missing this information, they are populated with the variables under them in order. The two letter domain code preceeds these variable names." title="" id="29" name="Picture"/>
             <a:graphic>
               <a:graphicData uri="http://schemas.openxmlformats.org/drawingml/2006/picture">
                 <pic:pic>
@@ -2915,7 +2915,7 @@
                   <pic:spPr bwMode="auto">
                     <a:xfrm>
                       <a:off x="0" y="0"/>
-                      <a:ext cx="1993942" cy="2544417"/>
+                      <a:ext cx="2239290" cy="2857500"/>
                     </a:xfrm>
                     <a:prstGeom prst="rect">
                       <a:avLst/>
@@ -2939,7 +2939,7 @@
         <w:pStyle w:val="ImageCaption"/>
       </w:pPr>
       <w:r>
-        <w:t xml:space="preserve">Figure 2: Hierarchy of best choice results/events/findings in</w:t>
+        <w:t xml:space="preserve">Hierarchy of best choice results/events/findings in</w:t>
       </w:r>
       <w:r>
         <w:t xml:space="preserve"> </w:t>

--- a/paper/paper.docx
+++ b/paper/paper.docx
@@ -7,7 +7,7 @@
         <w:pStyle w:val="Title"/>
       </w:pPr>
       <w:r>
-        <w:t xml:space="preserve">Welcome to the iddoverse: An R package for converting IDDO-SDTM data into analysis datasets</w:t>
+        <w:t xml:space="preserve">iddoverse: An R package for converting IDDO-SDTM data into analysis datasets</w:t>
       </w:r>
     </w:p>
     <w:p>
@@ -2894,7 +2894,7 @@
       <w:r>
         <w:drawing>
           <wp:inline>
-            <wp:extent cx="2239290" cy="2857500"/>
+            <wp:extent cx="4851796" cy="6191250"/>
             <wp:effectExtent b="0" l="0" r="0" t="0"/>
             <wp:docPr descr="Hierarchy of best choice results/events/findings in prepare_domain(). STRESN or DECOD would be used in the first instance and, where rows are missing this information, they are populated with the variables under them in order. The two letter domain code preceeds these variable names." title="" id="29" name="Picture"/>
             <a:graphic>
@@ -2915,7 +2915,7 @@
                   <pic:spPr bwMode="auto">
                     <a:xfrm>
                       <a:off x="0" y="0"/>
-                      <a:ext cx="2239290" cy="2857500"/>
+                      <a:ext cx="4851796" cy="6191250"/>
                     </a:xfrm>
                     <a:prstGeom prst="rect">
                       <a:avLst/>
